--- a/nicc_commentary_response/04_Author_Briefing_CONFIDENTIAL.docx
+++ b/nicc_commentary_response/04_Author_Briefing_CONFIDENTIAL.docx
@@ -157,12 +157,22 @@
       <w:r>
         <w:rPr>
           <w:rFonts w:ascii="Times New Roman" w:cs="Times New Roman" w:eastAsia="Times New Roman" w:hAnsi="Times New Roman"/>
+          <w:b/>
+          <w:bCs/>
+          <w:sz w:val="24"/>
+          <w:szCs w:val="24"/>
+        </w:rPr>
+        <w:t xml:space="preserve">Concede precisely, defend firmly.</w:t>
+      </w:r>
+      <w:r>
+        <w:rPr>
+          <w:rFonts w:ascii="Times New Roman" w:cs="Times New Roman" w:eastAsia="Times New Roman" w:hAnsi="Times New Roman"/>
           <w:b w:val="false"/>
           <w:bCs w:val="false"/>
           <w:sz w:val="24"/>
           <w:szCs w:val="24"/>
         </w:rPr>
-        <w:t xml:space="preserve">Concede precisely, defend firmly. Where our published wording went further than our data (“actively calibrated”, “correctly dismissing”, “greater tendency towards early overreliance”, “complicate prevailing accounts”), the response says so plainly and explains what was meant. Editors and readers trust authors who concede exactly what is true; it also removes every easy rejoinder. Everything else is defended with the commentators’ own sources (Lee &amp; See; Parasuraman &amp; Manzey; Kahneman &amp; Klein; Dietvorst) and with verbatim evidence from our article.</w:t>
+        <w:t xml:space="preserve"> Where our published wording went further than interview data allow (“actively calibrated”, “correctly dismissing”, “complicate prevailing accounts”), the response says so plainly and explains what the data do show. Editors and readers trust authors who concede exactly what is true, and doing so removes every easy rejoinder. Everything else is defended with the commentators’ own sources (Lee &amp; See; Parasuraman &amp; Manzey; Kahneman &amp; Klein; Dietvorst) and with verbatim evidence from our article.</w:t>
       </w:r>
     </w:p>
     <w:p>
@@ -173,12 +183,48 @@
       <w:r>
         <w:rPr>
           <w:rFonts w:ascii="Times New Roman" w:cs="Times New Roman" w:eastAsia="Times New Roman" w:hAnsi="Times New Roman"/>
+          <w:b/>
+          <w:bCs/>
+          <w:sz w:val="24"/>
+          <w:szCs w:val="24"/>
+        </w:rPr>
+        <w:t xml:space="preserve">Title.</w:t>
+      </w:r>
+      <w:r>
+        <w:rPr>
+          <w:rFonts w:ascii="Times New Roman" w:cs="Times New Roman" w:eastAsia="Times New Roman" w:hAnsi="Times New Roman"/>
           <w:b w:val="false"/>
           <w:bCs w:val="false"/>
           <w:sz w:val="24"/>
           <w:szCs w:val="24"/>
         </w:rPr>
-        <w:t xml:space="preserve">The title changed from “Calibrated to the patient” to “Two references for trust in AI-assisted early warning”. The old title re-asserted the disputed word “calibrated” and treated the nurse’s own assessment as the yardstick, which the commentators had already argued is anchored by the alert. The new title states our real contribution: the patient is the reference for each bedside decision; local performance data are the reference for whether trust tracks the system.</w:t>
+        <w:t xml:space="preserve"> “Two reference points for trust in AI-assisted early warning” states our contribution: the patient is the reference point for each bedside decision; local performance data are the reference point for whether learned trust tracks the system. An earlier title, “Calibrated to the patient”, was dropped because it re-asserted the disputed word and treated the nurse’s own assessment as the yardstick, which the commentators had already shown is anchored by the alert.</w:t>
+      </w:r>
+    </w:p>
+    <w:p>
+      <w:pPr>
+        <w:spacing w:after="200" w:before="0" w:line="360"/>
+        <w:jc w:val="left"/>
+      </w:pPr>
+      <w:r>
+        <w:rPr>
+          <w:rFonts w:ascii="Times New Roman" w:cs="Times New Roman" w:eastAsia="Times New Roman" w:hAnsi="Times New Roman"/>
+          <w:b/>
+          <w:bCs/>
+          <w:sz w:val="24"/>
+          <w:szCs w:val="24"/>
+        </w:rPr>
+        <w:t xml:space="preserve">Firm points the commentators cannot easily answer:</w:t>
+      </w:r>
+      <w:r>
+        <w:rPr>
+          <w:rFonts w:ascii="Times New Roman" w:cs="Times New Roman" w:eastAsia="Times New Roman" w:hAnsi="Times New Roman"/>
+          <w:b w:val="false"/>
+          <w:bCs w:val="false"/>
+          <w:sz w:val="24"/>
+          <w:szCs w:val="24"/>
+        </w:rPr>
+        <w:t xml:space="preserve"> their alternative reading interprets the same interview accounts as ours, so neither can be settled by interviews; algorithm aversion was shown where people could freely choose, whereas our participants’ discretion was constrained; an audit log would record P17’s escalation as acceptance, but the account shows compliance without trust; nurse and model share the same documented observations, so they are not fully independent; and the response proposes a concrete study that would decide between the two readings.</w:t>
       </w:r>
     </w:p>
     <w:p>
@@ -194,7 +240,107 @@
           <w:sz w:val="24"/>
           <w:szCs w:val="24"/>
         </w:rPr>
-        <w:t xml:space="preserve">3. Point-by-point map: commentary → our response</w:t>
+        <w:t xml:space="preserve">3. How the response was checked</w:t>
+      </w:r>
+    </w:p>
+    <w:p>
+      <w:pPr>
+        <w:pStyle w:val="ListParagraph"/>
+        <w:numPr>
+          <w:ilvl w:val="0"/>
+          <w:numId w:val="2"/>
+        </w:numPr>
+        <w:spacing w:after="80" w:before="0" w:line="360"/>
+        <w:jc w:val="left"/>
+      </w:pPr>
+      <w:r>
+        <w:rPr>
+          <w:rFonts w:ascii="Times New Roman" w:cs="Times New Roman" w:eastAsia="Times New Roman" w:hAnsi="Times New Roman"/>
+          <w:b w:val="false"/>
+          <w:bCs w:val="false"/>
+          <w:sz w:val="24"/>
+          <w:szCs w:val="24"/>
+        </w:rPr>
+        <w:t xml:space="preserve">Two rounds of independent review: reference verifiers, a fidelity checker (every statement about our article and the commentary), and adversarial reviewers writing as the commentators and as the co-editors. All issues raised in both rounds were resolved; the final round’s verdict was “ready after minor fixes”, and those fixes are applied.</w:t>
+      </w:r>
+    </w:p>
+    <w:p>
+      <w:pPr>
+        <w:pStyle w:val="ListParagraph"/>
+        <w:numPr>
+          <w:ilvl w:val="0"/>
+          <w:numId w:val="2"/>
+        </w:numPr>
+        <w:spacing w:after="80" w:before="0" w:line="360"/>
+        <w:jc w:val="left"/>
+      </w:pPr>
+      <w:r>
+        <w:rPr>
+          <w:rFonts w:ascii="Times New Roman" w:cs="Times New Roman" w:eastAsia="Times New Roman" w:hAnsi="Times New Roman"/>
+          <w:b w:val="false"/>
+          <w:bCs w:val="false"/>
+          <w:sz w:val="24"/>
+          <w:szCs w:val="24"/>
+        </w:rPr>
+        <w:t xml:space="preserve">All 36 quotations were checked by script, character for character: 32 against our published article or the commentary, and 4 against the external sources (Blumer, Kahneman &amp; Klein, Tanner), confirmed through primary abstracts or multiple consistent reproductions.</w:t>
+      </w:r>
+    </w:p>
+    <w:p>
+      <w:pPr>
+        <w:pStyle w:val="ListParagraph"/>
+        <w:numPr>
+          <w:ilvl w:val="0"/>
+          <w:numId w:val="2"/>
+        </w:numPr>
+        <w:spacing w:after="80" w:before="0" w:line="360"/>
+        <w:jc w:val="left"/>
+      </w:pPr>
+      <w:r>
+        <w:rPr>
+          <w:rFonts w:ascii="Times New Roman" w:cs="Times New Roman" w:eastAsia="Times New Roman" w:hAnsi="Times New Roman"/>
+          <w:b w:val="false"/>
+          <w:bCs w:val="false"/>
+          <w:sz w:val="24"/>
+          <w:szCs w:val="24"/>
+        </w:rPr>
+        <w:t xml:space="preserve">No new data, participant quotations or claims beyond the published article were introduced. Participant codes are used only for things those participants said.</w:t>
+      </w:r>
+    </w:p>
+    <w:p>
+      <w:pPr>
+        <w:pStyle w:val="ListParagraph"/>
+        <w:numPr>
+          <w:ilvl w:val="0"/>
+          <w:numId w:val="2"/>
+        </w:numPr>
+        <w:spacing w:after="80" w:before="0" w:line="360"/>
+        <w:jc w:val="left"/>
+      </w:pPr>
+      <w:r>
+        <w:rPr>
+          <w:rFonts w:ascii="Times New Roman" w:cs="Times New Roman" w:eastAsia="Times New Roman" w:hAnsi="Times New Roman"/>
+          <w:b w:val="false"/>
+          <w:bCs w:val="false"/>
+          <w:sz w:val="24"/>
+          <w:szCs w:val="24"/>
+        </w:rPr>
+        <w:t xml:space="preserve">Word count: 1,471 words of main text including headings (1,486 including the title), within the 1,500-word limit however it is counted.</w:t>
+      </w:r>
+    </w:p>
+    <w:p>
+      <w:pPr>
+        <w:keepNext/>
+        <w:spacing w:after="120" w:before="240" w:line="360"/>
+      </w:pPr>
+      <w:r>
+        <w:rPr>
+          <w:rFonts w:ascii="Times New Roman" w:cs="Times New Roman" w:eastAsia="Times New Roman" w:hAnsi="Times New Roman"/>
+          <w:b/>
+          <w:bCs/>
+          <w:sz w:val="24"/>
+          <w:szCs w:val="24"/>
+        </w:rPr>
+        <w:t xml:space="preserve">4. Point-by-point map: commentary → our response</w:t>
       </w:r>
     </w:p>
     <w:tbl>
@@ -379,7 +525,7 @@
                 <w:sz w:val="18"/>
                 <w:szCs w:val="18"/>
               </w:rPr>
-              <w:t xml:space="preserve">Agreed. Automation bias was a sensitising concept (Blumer). Participants described the tendency and its resistance, which is what “experiences of automation bias” means; we claimed to detect no errors.</w:t>
+              <w:t xml:space="preserve">Agreed: no interview can capture an unrecognised error, and we claimed to detect none. Automation bias was a sensitising concept (Blumer). Participants described the pull towards the aid; such reliance becomes bias only when the aid errs.</w:t>
             </w:r>
           </w:p>
         </w:tc>
@@ -477,7 +623,7 @@
                 <w:sz w:val="18"/>
                 <w:szCs w:val="18"/>
               </w:rPr>
-              <w:t xml:space="preserve">Agreed that calibration (Lee &amp; See) needs a reference. Conceded that “actively calibrated” can be read as an outcome; our data describe “calibrating” (work). Limitations already placed ‘calibrated trust’ in quotation marks. Also pre-empts “correctly dismissing” and “greater tendency towards early overreliance”.</w:t>
+              <w:t xml:space="preserve">Agreed that calibration (Lee &amp; See) needs a reference. Conceded that “actively calibrated” can be read as an outcome; our data describe “calibrating” (work). Limitations already placed ‘calibrated trust’ in quotation marks. “Correctly dismissing” conceded as going beyond the data.</w:t>
             </w:r>
           </w:p>
         </w:tc>
@@ -543,7 +689,7 @@
                 <w:sz w:val="18"/>
                 <w:szCs w:val="18"/>
               </w:rPr>
-              <w:t xml:space="preserve">Nisbett &amp; Wilson: limited introspective access.</w:t>
+              <w:t xml:space="preserve">Specificity and differentiated trust.</w:t>
             </w:r>
           </w:p>
         </w:tc>
@@ -575,7 +721,7 @@
                 <w:sz w:val="18"/>
                 <w:szCs w:val="18"/>
               </w:rPr>
-              <w:t xml:space="preserve">Accepted for participants’ explanations of why they trusted. Our claims rest on episodes and practices no audit log records (P19, P06, P05).</w:t>
+              <w:t xml:space="preserve">Differentiation is not calibration: trust can be differentiated wrongly. Self-report reaches trust as an attitude; appropriateness needs behavioural and reference data.</w:t>
             </w:r>
           </w:p>
         </w:tc>
@@ -607,7 +753,7 @@
                 <w:sz w:val="18"/>
                 <w:szCs w:val="18"/>
               </w:rPr>
-              <w:t xml:space="preserve">Findings 5.1.2.2, 5.1.3.2, 5.1.4.2</w:t>
+              <w:t xml:space="preserve">Lee &amp; See; Kohn et al.; P14</w:t>
             </w:r>
           </w:p>
         </w:tc>
@@ -641,7 +787,7 @@
                 <w:sz w:val="18"/>
                 <w:szCs w:val="18"/>
               </w:rPr>
-              <w:t xml:space="preserve">Theory is already dynamic; “complicate” overstates.</w:t>
+              <w:t xml:space="preserve">Nisbett &amp; Wilson: limited introspective access.</w:t>
             </w:r>
           </w:p>
         </w:tc>
@@ -673,7 +819,7 @@
                 <w:sz w:val="18"/>
                 <w:szCs w:val="18"/>
               </w:rPr>
-              <w:t xml:space="preserve">Accepted. Our contribution is the nursing content of the organisational and cultural context in Lee &amp; See’s model.</w:t>
+              <w:t xml:space="preserve">Accepted for participants’ explanations of why they trusted. Our other claims rest on episodes and reported practices and meanings no audit log records (P19, P06, P05).</w:t>
             </w:r>
           </w:p>
         </w:tc>
@@ -705,7 +851,7 @@
                 <w:sz w:val="18"/>
                 <w:szCs w:val="18"/>
               </w:rPr>
-              <w:t xml:space="preserve">6.1; Themes 3–4</w:t>
+              <w:t xml:space="preserve">Findings 5.1.2.2, 5.1.3.2, 5.1.4.2</w:t>
             </w:r>
           </w:p>
         </w:tc>
@@ -739,7 +885,7 @@
                 <w:sz w:val="18"/>
                 <w:szCs w:val="18"/>
               </w:rPr>
-              <w:t xml:space="preserve">Feedback asymmetry; “complementary reading” of the trajectory.</w:t>
+              <w:t xml:space="preserve">Theory is already dynamic; “complicate” overstates.</w:t>
             </w:r>
           </w:p>
         </w:tc>
@@ -771,7 +917,7 @@
                 <w:sz w:val="18"/>
                 <w:szCs w:val="18"/>
               </w:rPr>
-              <w:t xml:space="preserve">Accepted as complementary; admitted the gap. Both readings interpret the same accounts and both are testable. Our data include miss-type experiences, but only misses nurses caught. Surveillance must be protected, yet is not enough alone; pooled, nurse-facing performance reports are needed.</w:t>
+              <w:t xml:space="preserve">Accepted. Our contribution is the nursing content of the organisational and cultural context in Lee &amp; See’s model.</w:t>
             </w:r>
           </w:p>
         </w:tc>
@@ -803,7 +949,7 @@
                 <w:sz w:val="18"/>
                 <w:szCs w:val="18"/>
               </w:rPr>
-              <w:t xml:space="preserve">5.1.1.2; 5.1.1.3; 6.1; Table 1 (7–26 months)</w:t>
+              <w:t xml:space="preserve">6.1; Themes 3–4</w:t>
             </w:r>
           </w:p>
         </w:tc>
@@ -837,7 +983,7 @@
                 <w:sz w:val="18"/>
                 <w:szCs w:val="18"/>
               </w:rPr>
-              <w:t xml:space="preserve">Algorithm aversion (Dietvorst) may shape differentiated trust.</w:t>
+              <w:t xml:space="preserve">Feedback asymmetry; “complementary reading” of the trajectory.</w:t>
             </w:r>
           </w:p>
         </w:tc>
@@ -869,7 +1015,7 @@
                 <w:sz w:val="18"/>
                 <w:szCs w:val="18"/>
               </w:rPr>
-              <w:t xml:space="preserve">Aversion was shown where people could choose; our participants had little discretion (P17). Logs would record P17 as acceptance; the account shows acceptance without trust. Silent override is the organisational form of feedback asymmetry (P16).</w:t>
+              <w:t xml:space="preserve">Accepted as complementary; the gap admitted. Both readings interpret the same accounts and both are testable. Our data include misses, but only those nurses caught. Surveillance must be protected yet is not enough; pooled experience shares the asymmetry, so nurse-facing performance reports are needed.</w:t>
             </w:r>
           </w:p>
         </w:tc>
@@ -901,7 +1047,7 @@
                 <w:sz w:val="18"/>
                 <w:szCs w:val="18"/>
               </w:rPr>
-              <w:t xml:space="preserve">5.1.1.2; 5.1.2.3; Dietvorst et al.</w:t>
+              <w:t xml:space="preserve">5.1.1.2; 5.1.1.3; 6.1; Table 1 (7–26 months)</w:t>
             </w:r>
           </w:p>
         </w:tc>
@@ -935,7 +1081,7 @@
                 <w:sz w:val="18"/>
                 <w:szCs w:val="18"/>
               </w:rPr>
-              <w:t xml:space="preserve">Calibration requires a reference; anchoring; concordant error.</w:t>
+              <w:t xml:space="preserve">Algorithm aversion (Dietvorst).</w:t>
             </w:r>
           </w:p>
         </w:tc>
@@ -967,7 +1113,7 @@
                 <w:sz w:val="18"/>
                 <w:szCs w:val="18"/>
               </w:rPr>
-              <w:t xml:space="preserve">Accepted, with a structural reason (model and nurse use the same documented observations) and supporting evidence (Schwartz et al.). Two references: the patient (each decision) and local performance data (trust over time).</w:t>
+              <w:t xml:space="preserve">Aversion was shown where people could freely choose; our participants’ discretion was constrained, though not absent. P17: compliance without trust, which a log would misread as acceptance. Silent override adds an organisational layer to the asymmetry (P16).</w:t>
             </w:r>
           </w:p>
         </w:tc>
@@ -999,7 +1145,7 @@
                 <w:sz w:val="18"/>
                 <w:szCs w:val="18"/>
               </w:rPr>
-              <w:t xml:space="preserve">4.3; Tanner; Schwartz et al.</w:t>
+              <w:t xml:space="preserve">5.1.1.2; 5.1.2.2; 5.1.2.3; Dietvorst et al.</w:t>
             </w:r>
           </w:p>
         </w:tc>
@@ -1033,7 +1179,7 @@
                 <w:sz w:val="18"/>
                 <w:szCs w:val="18"/>
               </w:rPr>
-              <w:t xml:space="preserve">No local performance estimates; Wong et al. sepsis model.</w:t>
+              <w:t xml:space="preserve">Calibration requires a reference; anchoring; concordant error.</w:t>
             </w:r>
           </w:p>
         </w:tc>
@@ -1065,7 +1211,7 @@
                 <w:sz w:val="18"/>
                 <w:szCs w:val="18"/>
               </w:rPr>
-              <w:t xml:space="preserve">Conceded plainly. As they note, Wong et al. concerned another model; its lesson transfers: measure locally, tell nurses.</w:t>
+              <w:t xml:space="preserve">Accepted, with a structural reason (model and nurse use the same documented observations) and evidence (Schwartz et al.). Two reference points: the patient (each decision) and local performance data that include misses and do not count averted deteriorations as false alarms.</w:t>
             </w:r>
           </w:p>
         </w:tc>
@@ -1097,7 +1243,7 @@
                 <w:sz w:val="18"/>
                 <w:szCs w:val="18"/>
               </w:rPr>
-              <w:t xml:space="preserve">4.3; Wong et al.</w:t>
+              <w:t xml:space="preserve">4.3; P03; Tanner; Schwartz et al.</w:t>
             </w:r>
           </w:p>
         </w:tc>
@@ -1131,7 +1277,7 @@
                 <w:sz w:val="18"/>
                 <w:szCs w:val="18"/>
               </w:rPr>
-              <w:t xml:space="preserve">Symmetric capture; override-only field makes acceptance the default.</w:t>
+              <w:t xml:space="preserve">No local performance estimates; Wong et al.</w:t>
             </w:r>
           </w:p>
         </w:tc>
@@ -1163,7 +1309,7 @@
                 <w:sz w:val="18"/>
                 <w:szCs w:val="18"/>
               </w:rPr>
-              <w:t xml:space="preserve">Accepted as a refinement; logs still need interpretive categories (our single-click acknowledgement). Practical first step: review deteriorations with no preceding alert.</w:t>
+              <w:t xml:space="preserve">Conceded plainly. As they note, Wong et al. concerned another, sepsis-specific model; its lesson transfers: measure locally, tell nurses.</w:t>
             </w:r>
           </w:p>
         </w:tc>
@@ -1195,7 +1341,7 @@
                 <w:sz w:val="18"/>
                 <w:szCs w:val="18"/>
               </w:rPr>
-              <w:t xml:space="preserve">6.3</w:t>
+              <w:t xml:space="preserve">4.3; Wong et al.</w:t>
             </w:r>
           </w:p>
         </w:tc>
@@ -1229,6 +1375,104 @@
                 <w:sz w:val="18"/>
                 <w:szCs w:val="18"/>
               </w:rPr>
+              <w:t xml:space="preserve">Symmetric capture; override-only field makes acceptance the default.</w:t>
+            </w:r>
+          </w:p>
+        </w:tc>
+        <w:tc>
+          <w:tcPr>
+            <w:tcW w:type="dxa" w:w="4000"/>
+            <w:tcBorders>
+              <w:top w:val="single" w:color="999999" w:sz="4"/>
+              <w:left w:val="single" w:color="999999" w:sz="4"/>
+              <w:bottom w:val="single" w:color="999999" w:sz="4"/>
+              <w:right w:val="single" w:color="999999" w:sz="4"/>
+            </w:tcBorders>
+            <w:tcMar>
+              <w:top w:type="dxa" w:w="60"/>
+              <w:left w:type="dxa" w:w="100"/>
+              <w:bottom w:type="dxa" w:w="60"/>
+              <w:right w:type="dxa" w:w="100"/>
+            </w:tcMar>
+          </w:tcPr>
+          <w:p>
+            <w:pPr>
+              <w:spacing w:after="40" w:line="260"/>
+            </w:pPr>
+            <w:r>
+              <w:rPr>
+                <w:rFonts w:ascii="Times New Roman" w:cs="Times New Roman" w:eastAsia="Times New Roman" w:hAnsi="Times New Roman"/>
+                <w:b w:val="false"/>
+                <w:bCs w:val="false"/>
+                <w:sz w:val="18"/>
+                <w:szCs w:val="18"/>
+              </w:rPr>
+              <w:t xml:space="preserve">Accepted as a complement to our override field; logs still need interpretive categories, so our single-click acknowledgement should extend to every alert. First step: check each deterioration against alert logs.</w:t>
+            </w:r>
+          </w:p>
+        </w:tc>
+        <w:tc>
+          <w:tcPr>
+            <w:tcW w:type="dxa" w:w="2526"/>
+            <w:tcBorders>
+              <w:top w:val="single" w:color="999999" w:sz="4"/>
+              <w:left w:val="single" w:color="999999" w:sz="4"/>
+              <w:bottom w:val="single" w:color="999999" w:sz="4"/>
+              <w:right w:val="single" w:color="999999" w:sz="4"/>
+            </w:tcBorders>
+            <w:tcMar>
+              <w:top w:type="dxa" w:w="60"/>
+              <w:left w:type="dxa" w:w="100"/>
+              <w:bottom w:type="dxa" w:w="60"/>
+              <w:right w:type="dxa" w:w="100"/>
+            </w:tcMar>
+          </w:tcPr>
+          <w:p>
+            <w:pPr>
+              <w:spacing w:after="40" w:line="260"/>
+            </w:pPr>
+            <w:r>
+              <w:rPr>
+                <w:rFonts w:ascii="Times New Roman" w:cs="Times New Roman" w:eastAsia="Times New Roman" w:hAnsi="Times New Roman"/>
+                <w:b w:val="false"/>
+                <w:bCs w:val="false"/>
+                <w:sz w:val="18"/>
+                <w:szCs w:val="18"/>
+              </w:rPr>
+              <w:t xml:space="preserve">6.3</w:t>
+            </w:r>
+          </w:p>
+        </w:tc>
+      </w:tr>
+      <w:tr>
+        <w:tc>
+          <w:tcPr>
+            <w:tcW w:type="dxa" w:w="2500"/>
+            <w:tcBorders>
+              <w:top w:val="single" w:color="999999" w:sz="4"/>
+              <w:left w:val="single" w:color="999999" w:sz="4"/>
+              <w:bottom w:val="single" w:color="999999" w:sz="4"/>
+              <w:right w:val="single" w:color="999999" w:sz="4"/>
+            </w:tcBorders>
+            <w:tcMar>
+              <w:top w:type="dxa" w:w="60"/>
+              <w:left w:type="dxa" w:w="100"/>
+              <w:bottom w:type="dxa" w:w="60"/>
+              <w:right w:type="dxa" w:w="100"/>
+            </w:tcMar>
+          </w:tcPr>
+          <w:p>
+            <w:pPr>
+              <w:spacing w:after="40" w:line="260"/>
+            </w:pPr>
+            <w:r>
+              <w:rPr>
+                <w:rFonts w:ascii="Times New Roman" w:cs="Times New Roman" w:eastAsia="Times New Roman" w:hAnsi="Times New Roman"/>
+                <w:b w:val="false"/>
+                <w:bCs w:val="false"/>
+                <w:sz w:val="18"/>
+                <w:szCs w:val="18"/>
+              </w:rPr>
               <w:t xml:space="preserve">Behavioural designs with and without the system.</w:t>
             </w:r>
           </w:p>
@@ -1261,7 +1505,7 @@
                 <w:sz w:val="18"/>
                 <w:szCs w:val="18"/>
               </w:rPr>
-              <w:t xml:space="preserve">Accepted as going further than our proposal; feasible via simulation and vignette designs; our findings specify what to test, including a stratified test of the two readings.</w:t>
+              <w:t xml:space="preserve">Accepted as going further than our proposal; feasible via simulation and vignettes. Proposed a decisive test: compare trust across patient groups with false-alarm rates and with misses nurses did and did not catch.</w:t>
             </w:r>
           </w:p>
         </w:tc>
@@ -1293,7 +1537,7 @@
                 <w:sz w:val="18"/>
                 <w:szCs w:val="18"/>
               </w:rPr>
-              <w:t xml:space="preserve">6.4</w:t>
+              <w:t xml:space="preserve">6.4; P05</w:t>
             </w:r>
           </w:p>
         </w:tc>
@@ -1318,7 +1562,7 @@
           <w:sz w:val="24"/>
           <w:szCs w:val="24"/>
         </w:rPr>
-        <w:t xml:space="preserve">4. Reference verification</w:t>
+        <w:t xml:space="preserve">5. Reference verification</w:t>
       </w:r>
     </w:p>
     <w:p>
@@ -1334,7 +1578,7 @@
           <w:sz w:val="24"/>
           <w:szCs w:val="24"/>
         </w:rPr>
-        <w:t xml:space="preserve">Direct access to Crossref, doi.org, PubMed, JSTOR and Wiley was blocked in our working environment, so each reference was verified independently by two rounds of checks using web search records and the Consensus academic index (which reports DOIs), cross-checked against publisher and PubMed records shown in search results. Two independent reviewers then checked that each source supports the exact sentence citing it.</w:t>
+        <w:t xml:space="preserve">Direct access to Crossref, doi.org, PubMed, JSTOR and Wiley was blocked in our working environment, so every reference was verified in two independent rounds using web-search records of the publisher and PubMed pages and the Consensus academic index, which reports DOIs and abstracts. Reviewers also checked that each source supports the exact sentence citing it. All 13 references are correct; reference 1 is a deliberate placeholder.</w:t>
       </w:r>
     </w:p>
     <w:tbl>
@@ -1351,9 +1595,9 @@
       </w:tblPr>
       <w:tblGrid>
         <w:gridCol w:w="450"/>
-        <w:gridCol w:w="3900"/>
-        <w:gridCol w:w="1250"/>
-        <w:gridCol w:w="3426"/>
+        <w:gridCol w:w="2900"/>
+        <w:gridCol w:w="1150"/>
+        <w:gridCol w:w="4526"/>
       </w:tblGrid>
       <w:tr>
         <w:trPr>
@@ -1394,7 +1638,7 @@
         </w:tc>
         <w:tc>
           <w:tcPr>
-            <w:tcW w:type="dxa" w:w="3900"/>
+            <w:tcW w:type="dxa" w:w="2900"/>
             <w:tcBorders>
               <w:top w:val="single" w:color="999999" w:sz="4"/>
               <w:left w:val="single" w:color="999999" w:sz="4"/>
@@ -1421,13 +1665,13 @@
                 <w:sz w:val="18"/>
                 <w:szCs w:val="18"/>
               </w:rPr>
-              <w:t xml:space="preserve">Reference (as in the response)</w:t>
-            </w:r>
-          </w:p>
-        </w:tc>
-        <w:tc>
-          <w:tcPr>
-            <w:tcW w:type="dxa" w:w="1250"/>
+              <w:t xml:space="preserve">Reference</w:t>
+            </w:r>
+          </w:p>
+        </w:tc>
+        <w:tc>
+          <w:tcPr>
+            <w:tcW w:type="dxa" w:w="1150"/>
             <w:tcBorders>
               <w:top w:val="single" w:color="999999" w:sz="4"/>
               <w:left w:val="single" w:color="999999" w:sz="4"/>
@@ -1460,7 +1704,7 @@
         </w:tc>
         <w:tc>
           <w:tcPr>
-            <w:tcW w:type="dxa" w:w="3426"/>
+            <w:tcW w:type="dxa" w:w="4526"/>
             <w:tcBorders>
               <w:top w:val="single" w:color="999999" w:sz="4"/>
               <w:left w:val="single" w:color="999999" w:sz="4"/>
@@ -1488,6 +1732,1696 @@
                 <w:szCs w:val="18"/>
               </w:rPr>
               <w:t xml:space="preserve">Verification notes</w:t>
+            </w:r>
+          </w:p>
+        </w:tc>
+      </w:tr>
+      <w:tr>
+        <w:tc>
+          <w:tcPr>
+            <w:tcW w:type="dxa" w:w="450"/>
+            <w:tcBorders>
+              <w:top w:val="single" w:color="999999" w:sz="4"/>
+              <w:left w:val="single" w:color="999999" w:sz="4"/>
+              <w:bottom w:val="single" w:color="999999" w:sz="4"/>
+              <w:right w:val="single" w:color="999999" w:sz="4"/>
+            </w:tcBorders>
+            <w:tcMar>
+              <w:top w:type="dxa" w:w="60"/>
+              <w:left w:type="dxa" w:w="100"/>
+              <w:bottom w:type="dxa" w:w="60"/>
+              <w:right w:type="dxa" w:w="100"/>
+            </w:tcMar>
+          </w:tcPr>
+          <w:p>
+            <w:pPr>
+              <w:spacing w:after="40" w:line="260"/>
+            </w:pPr>
+            <w:r>
+              <w:rPr>
+                <w:rFonts w:ascii="Times New Roman" w:cs="Times New Roman" w:eastAsia="Times New Roman" w:hAnsi="Times New Roman"/>
+                <w:b w:val="false"/>
+                <w:bCs w:val="false"/>
+                <w:sz w:val="18"/>
+                <w:szCs w:val="18"/>
+              </w:rPr>
+              <w:t xml:space="preserve">1</w:t>
+            </w:r>
+          </w:p>
+        </w:tc>
+        <w:tc>
+          <w:tcPr>
+            <w:tcW w:type="dxa" w:w="2900"/>
+            <w:tcBorders>
+              <w:top w:val="single" w:color="999999" w:sz="4"/>
+              <w:left w:val="single" w:color="999999" w:sz="4"/>
+              <w:bottom w:val="single" w:color="999999" w:sz="4"/>
+              <w:right w:val="single" w:color="999999" w:sz="4"/>
+            </w:tcBorders>
+            <w:tcMar>
+              <w:top w:type="dxa" w:w="60"/>
+              <w:left w:type="dxa" w:w="100"/>
+              <w:bottom w:type="dxa" w:w="60"/>
+              <w:right w:type="dxa" w:w="100"/>
+            </w:tcMar>
+          </w:tcPr>
+          <w:p>
+            <w:pPr>
+              <w:spacing w:after="40" w:line="260"/>
+            </w:pPr>
+            <w:r>
+              <w:rPr>
+                <w:rFonts w:ascii="Times New Roman" w:cs="Times New Roman" w:eastAsia="Times New Roman" w:hAnsi="Times New Roman"/>
+                <w:b w:val="false"/>
+                <w:bCs w:val="false"/>
+                <w:sz w:val="18"/>
+                <w:szCs w:val="18"/>
+              </w:rPr>
+              <w:t xml:space="preserve">Commentary: “Calibrated to what? …” Nurs Crit Care. In press.</w:t>
+            </w:r>
+          </w:p>
+        </w:tc>
+        <w:tc>
+          <w:tcPr>
+            <w:tcW w:type="dxa" w:w="1150"/>
+            <w:tcBorders>
+              <w:top w:val="single" w:color="999999" w:sz="4"/>
+              <w:left w:val="single" w:color="999999" w:sz="4"/>
+              <w:bottom w:val="single" w:color="999999" w:sz="4"/>
+              <w:right w:val="single" w:color="999999" w:sz="4"/>
+            </w:tcBorders>
+            <w:tcMar>
+              <w:top w:type="dxa" w:w="60"/>
+              <w:left w:type="dxa" w:w="100"/>
+              <w:bottom w:type="dxa" w:w="60"/>
+              <w:right w:type="dxa" w:w="100"/>
+            </w:tcMar>
+          </w:tcPr>
+          <w:p>
+            <w:pPr>
+              <w:spacing w:after="40" w:line="260"/>
+            </w:pPr>
+            <w:r>
+              <w:rPr>
+                <w:rFonts w:ascii="Times New Roman" w:cs="Times New Roman" w:eastAsia="Times New Roman" w:hAnsi="Times New Roman"/>
+                <w:b w:val="false"/>
+                <w:bCs w:val="false"/>
+                <w:sz w:val="18"/>
+                <w:szCs w:val="18"/>
+              </w:rPr>
+              <w:t xml:space="preserve">Placeholder</w:t>
+            </w:r>
+          </w:p>
+        </w:tc>
+        <w:tc>
+          <w:tcPr>
+            <w:tcW w:type="dxa" w:w="4526"/>
+            <w:tcBorders>
+              <w:top w:val="single" w:color="999999" w:sz="4"/>
+              <w:left w:val="single" w:color="999999" w:sz="4"/>
+              <w:bottom w:val="single" w:color="999999" w:sz="4"/>
+              <w:right w:val="single" w:color="999999" w:sz="4"/>
+            </w:tcBorders>
+            <w:tcMar>
+              <w:top w:type="dxa" w:w="60"/>
+              <w:left w:type="dxa" w:w="100"/>
+              <w:bottom w:type="dxa" w:w="60"/>
+              <w:right w:type="dxa" w:w="100"/>
+            </w:tcMar>
+          </w:tcPr>
+          <w:p>
+            <w:pPr>
+              <w:spacing w:after="40" w:line="260"/>
+            </w:pPr>
+            <w:r>
+              <w:rPr>
+                <w:rFonts w:ascii="Times New Roman" w:cs="Times New Roman" w:eastAsia="Times New Roman" w:hAnsi="Times New Roman"/>
+                <w:b w:val="false"/>
+                <w:bCs w:val="false"/>
+                <w:sz w:val="18"/>
+                <w:szCs w:val="18"/>
+              </w:rPr>
+              <w:t xml:space="preserve">Title matches the commentary word for word. Authors and DOI are unknown to us; highlighted for the Editorial Office to insert. “In press” follows AMA style for accepted, unpublished articles.</w:t>
+            </w:r>
+          </w:p>
+        </w:tc>
+      </w:tr>
+      <w:tr>
+        <w:tc>
+          <w:tcPr>
+            <w:tcW w:type="dxa" w:w="450"/>
+            <w:tcBorders>
+              <w:top w:val="single" w:color="999999" w:sz="4"/>
+              <w:left w:val="single" w:color="999999" w:sz="4"/>
+              <w:bottom w:val="single" w:color="999999" w:sz="4"/>
+              <w:right w:val="single" w:color="999999" w:sz="4"/>
+            </w:tcBorders>
+            <w:tcMar>
+              <w:top w:type="dxa" w:w="60"/>
+              <w:left w:type="dxa" w:w="100"/>
+              <w:bottom w:type="dxa" w:w="60"/>
+              <w:right w:type="dxa" w:w="100"/>
+            </w:tcMar>
+          </w:tcPr>
+          <w:p>
+            <w:pPr>
+              <w:spacing w:after="40" w:line="260"/>
+            </w:pPr>
+            <w:r>
+              <w:rPr>
+                <w:rFonts w:ascii="Times New Roman" w:cs="Times New Roman" w:eastAsia="Times New Roman" w:hAnsi="Times New Roman"/>
+                <w:b w:val="false"/>
+                <w:bCs w:val="false"/>
+                <w:sz w:val="18"/>
+                <w:szCs w:val="18"/>
+              </w:rPr>
+              <w:t xml:space="preserve">2</w:t>
+            </w:r>
+          </w:p>
+        </w:tc>
+        <w:tc>
+          <w:tcPr>
+            <w:tcW w:type="dxa" w:w="2900"/>
+            <w:tcBorders>
+              <w:top w:val="single" w:color="999999" w:sz="4"/>
+              <w:left w:val="single" w:color="999999" w:sz="4"/>
+              <w:bottom w:val="single" w:color="999999" w:sz="4"/>
+              <w:right w:val="single" w:color="999999" w:sz="4"/>
+            </w:tcBorders>
+            <w:tcMar>
+              <w:top w:type="dxa" w:w="60"/>
+              <w:left w:type="dxa" w:w="100"/>
+              <w:bottom w:type="dxa" w:w="60"/>
+              <w:right w:type="dxa" w:w="100"/>
+            </w:tcMar>
+          </w:tcPr>
+          <w:p>
+            <w:pPr>
+              <w:spacing w:after="40" w:line="260"/>
+            </w:pPr>
+            <w:r>
+              <w:rPr>
+                <w:rFonts w:ascii="Times New Roman" w:cs="Times New Roman" w:eastAsia="Times New Roman" w:hAnsi="Times New Roman"/>
+                <w:b w:val="false"/>
+                <w:bCs w:val="false"/>
+                <w:sz w:val="18"/>
+                <w:szCs w:val="18"/>
+              </w:rPr>
+              <w:t xml:space="preserve">Samy R, Ramadan OME, Elsayed GEA. Nurs Crit Care 2026;31(5):e70620</w:t>
+            </w:r>
+          </w:p>
+        </w:tc>
+        <w:tc>
+          <w:tcPr>
+            <w:tcW w:type="dxa" w:w="1150"/>
+            <w:tcBorders>
+              <w:top w:val="single" w:color="999999" w:sz="4"/>
+              <w:left w:val="single" w:color="999999" w:sz="4"/>
+              <w:bottom w:val="single" w:color="999999" w:sz="4"/>
+              <w:right w:val="single" w:color="999999" w:sz="4"/>
+            </w:tcBorders>
+            <w:tcMar>
+              <w:top w:type="dxa" w:w="60"/>
+              <w:left w:type="dxa" w:w="100"/>
+              <w:bottom w:type="dxa" w:w="60"/>
+              <w:right w:type="dxa" w:w="100"/>
+            </w:tcMar>
+          </w:tcPr>
+          <w:p>
+            <w:pPr>
+              <w:spacing w:after="40" w:line="260"/>
+            </w:pPr>
+            <w:r>
+              <w:rPr>
+                <w:rFonts w:ascii="Times New Roman" w:cs="Times New Roman" w:eastAsia="Times New Roman" w:hAnsi="Times New Roman"/>
+                <w:b w:val="false"/>
+                <w:bCs w:val="false"/>
+                <w:sz w:val="18"/>
+                <w:szCs w:val="18"/>
+              </w:rPr>
+              <w:t xml:space="preserve">Verified</w:t>
+            </w:r>
+          </w:p>
+        </w:tc>
+        <w:tc>
+          <w:tcPr>
+            <w:tcW w:type="dxa" w:w="4526"/>
+            <w:tcBorders>
+              <w:top w:val="single" w:color="999999" w:sz="4"/>
+              <w:left w:val="single" w:color="999999" w:sz="4"/>
+              <w:bottom w:val="single" w:color="999999" w:sz="4"/>
+              <w:right w:val="single" w:color="999999" w:sz="4"/>
+            </w:tcBorders>
+            <w:tcMar>
+              <w:top w:type="dxa" w:w="60"/>
+              <w:left w:type="dxa" w:w="100"/>
+              <w:bottom w:type="dxa" w:w="60"/>
+              <w:right w:type="dxa" w:w="100"/>
+            </w:tcMar>
+          </w:tcPr>
+          <w:p>
+            <w:pPr>
+              <w:spacing w:after="40" w:line="260"/>
+            </w:pPr>
+            <w:r>
+              <w:rPr>
+                <w:rFonts w:ascii="Times New Roman" w:cs="Times New Roman" w:eastAsia="Times New Roman" w:hAnsi="Times New Roman"/>
+                <w:b w:val="false"/>
+                <w:bCs w:val="false"/>
+                <w:sz w:val="18"/>
+                <w:szCs w:val="18"/>
+              </w:rPr>
+              <w:t xml:space="preserve">PubMed PMID 42598921 and PMC13474463: 2026 Sep;31(5):e70620; doi:10.1111/nicc.70620. Issue number (5) added; the first draft omitted it.</w:t>
+            </w:r>
+          </w:p>
+        </w:tc>
+      </w:tr>
+      <w:tr>
+        <w:tc>
+          <w:tcPr>
+            <w:tcW w:type="dxa" w:w="450"/>
+            <w:tcBorders>
+              <w:top w:val="single" w:color="999999" w:sz="4"/>
+              <w:left w:val="single" w:color="999999" w:sz="4"/>
+              <w:bottom w:val="single" w:color="999999" w:sz="4"/>
+              <w:right w:val="single" w:color="999999" w:sz="4"/>
+            </w:tcBorders>
+            <w:tcMar>
+              <w:top w:type="dxa" w:w="60"/>
+              <w:left w:type="dxa" w:w="100"/>
+              <w:bottom w:type="dxa" w:w="60"/>
+              <w:right w:type="dxa" w:w="100"/>
+            </w:tcMar>
+          </w:tcPr>
+          <w:p>
+            <w:pPr>
+              <w:spacing w:after="40" w:line="260"/>
+            </w:pPr>
+            <w:r>
+              <w:rPr>
+                <w:rFonts w:ascii="Times New Roman" w:cs="Times New Roman" w:eastAsia="Times New Roman" w:hAnsi="Times New Roman"/>
+                <w:b w:val="false"/>
+                <w:bCs w:val="false"/>
+                <w:sz w:val="18"/>
+                <w:szCs w:val="18"/>
+              </w:rPr>
+              <w:t xml:space="preserve">3</w:t>
+            </w:r>
+          </w:p>
+        </w:tc>
+        <w:tc>
+          <w:tcPr>
+            <w:tcW w:type="dxa" w:w="2900"/>
+            <w:tcBorders>
+              <w:top w:val="single" w:color="999999" w:sz="4"/>
+              <w:left w:val="single" w:color="999999" w:sz="4"/>
+              <w:bottom w:val="single" w:color="999999" w:sz="4"/>
+              <w:right w:val="single" w:color="999999" w:sz="4"/>
+            </w:tcBorders>
+            <w:tcMar>
+              <w:top w:type="dxa" w:w="60"/>
+              <w:left w:type="dxa" w:w="100"/>
+              <w:bottom w:type="dxa" w:w="60"/>
+              <w:right w:type="dxa" w:w="100"/>
+            </w:tcMar>
+          </w:tcPr>
+          <w:p>
+            <w:pPr>
+              <w:spacing w:after="40" w:line="260"/>
+            </w:pPr>
+            <w:r>
+              <w:rPr>
+                <w:rFonts w:ascii="Times New Roman" w:cs="Times New Roman" w:eastAsia="Times New Roman" w:hAnsi="Times New Roman"/>
+                <w:b w:val="false"/>
+                <w:bCs w:val="false"/>
+                <w:sz w:val="18"/>
+                <w:szCs w:val="18"/>
+              </w:rPr>
+              <w:t xml:space="preserve">Thorne S. Interpretive Description. 2nd ed. Routledge; 2016</w:t>
+            </w:r>
+          </w:p>
+        </w:tc>
+        <w:tc>
+          <w:tcPr>
+            <w:tcW w:type="dxa" w:w="1150"/>
+            <w:tcBorders>
+              <w:top w:val="single" w:color="999999" w:sz="4"/>
+              <w:left w:val="single" w:color="999999" w:sz="4"/>
+              <w:bottom w:val="single" w:color="999999" w:sz="4"/>
+              <w:right w:val="single" w:color="999999" w:sz="4"/>
+            </w:tcBorders>
+            <w:tcMar>
+              <w:top w:type="dxa" w:w="60"/>
+              <w:left w:type="dxa" w:w="100"/>
+              <w:bottom w:type="dxa" w:w="60"/>
+              <w:right w:type="dxa" w:w="100"/>
+            </w:tcMar>
+          </w:tcPr>
+          <w:p>
+            <w:pPr>
+              <w:spacing w:after="40" w:line="260"/>
+            </w:pPr>
+            <w:r>
+              <w:rPr>
+                <w:rFonts w:ascii="Times New Roman" w:cs="Times New Roman" w:eastAsia="Times New Roman" w:hAnsi="Times New Roman"/>
+                <w:b w:val="false"/>
+                <w:bCs w:val="false"/>
+                <w:sz w:val="18"/>
+                <w:szCs w:val="18"/>
+              </w:rPr>
+              <w:t xml:space="preserve">Verified</w:t>
+            </w:r>
+          </w:p>
+        </w:tc>
+        <w:tc>
+          <w:tcPr>
+            <w:tcW w:type="dxa" w:w="4526"/>
+            <w:tcBorders>
+              <w:top w:val="single" w:color="999999" w:sz="4"/>
+              <w:left w:val="single" w:color="999999" w:sz="4"/>
+              <w:bottom w:val="single" w:color="999999" w:sz="4"/>
+              <w:right w:val="single" w:color="999999" w:sz="4"/>
+            </w:tcBorders>
+            <w:tcMar>
+              <w:top w:type="dxa" w:w="60"/>
+              <w:left w:type="dxa" w:w="100"/>
+              <w:bottom w:type="dxa" w:w="60"/>
+              <w:right w:type="dxa" w:w="100"/>
+            </w:tcMar>
+          </w:tcPr>
+          <w:p>
+            <w:pPr>
+              <w:spacing w:after="40" w:line="260"/>
+            </w:pPr>
+            <w:r>
+              <w:rPr>
+                <w:rFonts w:ascii="Times New Roman" w:cs="Times New Roman" w:eastAsia="Times New Roman" w:hAnsi="Times New Roman"/>
+                <w:b w:val="false"/>
+                <w:bCs w:val="false"/>
+                <w:sz w:val="18"/>
+                <w:szCs w:val="18"/>
+              </w:rPr>
+              <w:t xml:space="preserve">WorldCat OCLC 928613451: second edition, Routledge, New York, 2016. A third edition (2025) exists; citing the second remains correct.</w:t>
+            </w:r>
+          </w:p>
+        </w:tc>
+      </w:tr>
+      <w:tr>
+        <w:tc>
+          <w:tcPr>
+            <w:tcW w:type="dxa" w:w="450"/>
+            <w:tcBorders>
+              <w:top w:val="single" w:color="999999" w:sz="4"/>
+              <w:left w:val="single" w:color="999999" w:sz="4"/>
+              <w:bottom w:val="single" w:color="999999" w:sz="4"/>
+              <w:right w:val="single" w:color="999999" w:sz="4"/>
+            </w:tcBorders>
+            <w:tcMar>
+              <w:top w:type="dxa" w:w="60"/>
+              <w:left w:type="dxa" w:w="100"/>
+              <w:bottom w:type="dxa" w:w="60"/>
+              <w:right w:type="dxa" w:w="100"/>
+            </w:tcMar>
+          </w:tcPr>
+          <w:p>
+            <w:pPr>
+              <w:spacing w:after="40" w:line="260"/>
+            </w:pPr>
+            <w:r>
+              <w:rPr>
+                <w:rFonts w:ascii="Times New Roman" w:cs="Times New Roman" w:eastAsia="Times New Roman" w:hAnsi="Times New Roman"/>
+                <w:b w:val="false"/>
+                <w:bCs w:val="false"/>
+                <w:sz w:val="18"/>
+                <w:szCs w:val="18"/>
+              </w:rPr>
+              <w:t xml:space="preserve">4</w:t>
+            </w:r>
+          </w:p>
+        </w:tc>
+        <w:tc>
+          <w:tcPr>
+            <w:tcW w:type="dxa" w:w="2900"/>
+            <w:tcBorders>
+              <w:top w:val="single" w:color="999999" w:sz="4"/>
+              <w:left w:val="single" w:color="999999" w:sz="4"/>
+              <w:bottom w:val="single" w:color="999999" w:sz="4"/>
+              <w:right w:val="single" w:color="999999" w:sz="4"/>
+            </w:tcBorders>
+            <w:tcMar>
+              <w:top w:type="dxa" w:w="60"/>
+              <w:left w:type="dxa" w:w="100"/>
+              <w:bottom w:type="dxa" w:w="60"/>
+              <w:right w:type="dxa" w:w="100"/>
+            </w:tcMar>
+          </w:tcPr>
+          <w:p>
+            <w:pPr>
+              <w:spacing w:after="40" w:line="260"/>
+            </w:pPr>
+            <w:r>
+              <w:rPr>
+                <w:rFonts w:ascii="Times New Roman" w:cs="Times New Roman" w:eastAsia="Times New Roman" w:hAnsi="Times New Roman"/>
+                <w:b w:val="false"/>
+                <w:bCs w:val="false"/>
+                <w:sz w:val="18"/>
+                <w:szCs w:val="18"/>
+              </w:rPr>
+              <w:t xml:space="preserve">Blumer H. Am Sociol Rev 1954;19(1):3-10</w:t>
+            </w:r>
+          </w:p>
+        </w:tc>
+        <w:tc>
+          <w:tcPr>
+            <w:tcW w:type="dxa" w:w="1150"/>
+            <w:tcBorders>
+              <w:top w:val="single" w:color="999999" w:sz="4"/>
+              <w:left w:val="single" w:color="999999" w:sz="4"/>
+              <w:bottom w:val="single" w:color="999999" w:sz="4"/>
+              <w:right w:val="single" w:color="999999" w:sz="4"/>
+            </w:tcBorders>
+            <w:tcMar>
+              <w:top w:type="dxa" w:w="60"/>
+              <w:left w:type="dxa" w:w="100"/>
+              <w:bottom w:type="dxa" w:w="60"/>
+              <w:right w:type="dxa" w:w="100"/>
+            </w:tcMar>
+          </w:tcPr>
+          <w:p>
+            <w:pPr>
+              <w:spacing w:after="40" w:line="260"/>
+            </w:pPr>
+            <w:r>
+              <w:rPr>
+                <w:rFonts w:ascii="Times New Roman" w:cs="Times New Roman" w:eastAsia="Times New Roman" w:hAnsi="Times New Roman"/>
+                <w:b w:val="false"/>
+                <w:bCs w:val="false"/>
+                <w:sz w:val="18"/>
+                <w:szCs w:val="18"/>
+              </w:rPr>
+              <w:t xml:space="preserve">Verified</w:t>
+            </w:r>
+          </w:p>
+        </w:tc>
+        <w:tc>
+          <w:tcPr>
+            <w:tcW w:type="dxa" w:w="4526"/>
+            <w:tcBorders>
+              <w:top w:val="single" w:color="999999" w:sz="4"/>
+              <w:left w:val="single" w:color="999999" w:sz="4"/>
+              <w:bottom w:val="single" w:color="999999" w:sz="4"/>
+              <w:right w:val="single" w:color="999999" w:sz="4"/>
+            </w:tcBorders>
+            <w:tcMar>
+              <w:top w:type="dxa" w:w="60"/>
+              <w:left w:type="dxa" w:w="100"/>
+              <w:bottom w:type="dxa" w:w="60"/>
+              <w:right w:type="dxa" w:w="100"/>
+            </w:tcMar>
+          </w:tcPr>
+          <w:p>
+            <w:pPr>
+              <w:spacing w:after="40" w:line="260"/>
+            </w:pPr>
+            <w:r>
+              <w:rPr>
+                <w:rFonts w:ascii="Times New Roman" w:cs="Times New Roman" w:eastAsia="Times New Roman" w:hAnsi="Times New Roman"/>
+                <w:b w:val="false"/>
+                <w:bCs w:val="false"/>
+                <w:sz w:val="18"/>
+                <w:szCs w:val="18"/>
+              </w:rPr>
+              <w:t xml:space="preserve">Both quoted phrases are on p. 7 (“Whereas definitive concepts provide prescriptions of what to see, sensitizing concepts merely suggest directions along which to look”). DOI omitted: the JSTOR DOI could not be confirmed, which is acceptable for a 1954 article.</w:t>
+            </w:r>
+          </w:p>
+        </w:tc>
+      </w:tr>
+      <w:tr>
+        <w:tc>
+          <w:tcPr>
+            <w:tcW w:type="dxa" w:w="450"/>
+            <w:tcBorders>
+              <w:top w:val="single" w:color="999999" w:sz="4"/>
+              <w:left w:val="single" w:color="999999" w:sz="4"/>
+              <w:bottom w:val="single" w:color="999999" w:sz="4"/>
+              <w:right w:val="single" w:color="999999" w:sz="4"/>
+            </w:tcBorders>
+            <w:tcMar>
+              <w:top w:type="dxa" w:w="60"/>
+              <w:left w:type="dxa" w:w="100"/>
+              <w:bottom w:type="dxa" w:w="60"/>
+              <w:right w:type="dxa" w:w="100"/>
+            </w:tcMar>
+          </w:tcPr>
+          <w:p>
+            <w:pPr>
+              <w:spacing w:after="40" w:line="260"/>
+            </w:pPr>
+            <w:r>
+              <w:rPr>
+                <w:rFonts w:ascii="Times New Roman" w:cs="Times New Roman" w:eastAsia="Times New Roman" w:hAnsi="Times New Roman"/>
+                <w:b w:val="false"/>
+                <w:bCs w:val="false"/>
+                <w:sz w:val="18"/>
+                <w:szCs w:val="18"/>
+              </w:rPr>
+              <w:t xml:space="preserve">5</w:t>
+            </w:r>
+          </w:p>
+        </w:tc>
+        <w:tc>
+          <w:tcPr>
+            <w:tcW w:type="dxa" w:w="2900"/>
+            <w:tcBorders>
+              <w:top w:val="single" w:color="999999" w:sz="4"/>
+              <w:left w:val="single" w:color="999999" w:sz="4"/>
+              <w:bottom w:val="single" w:color="999999" w:sz="4"/>
+              <w:right w:val="single" w:color="999999" w:sz="4"/>
+            </w:tcBorders>
+            <w:tcMar>
+              <w:top w:type="dxa" w:w="60"/>
+              <w:left w:type="dxa" w:w="100"/>
+              <w:bottom w:type="dxa" w:w="60"/>
+              <w:right w:type="dxa" w:w="100"/>
+            </w:tcMar>
+          </w:tcPr>
+          <w:p>
+            <w:pPr>
+              <w:spacing w:after="40" w:line="260"/>
+            </w:pPr>
+            <w:r>
+              <w:rPr>
+                <w:rFonts w:ascii="Times New Roman" w:cs="Times New Roman" w:eastAsia="Times New Roman" w:hAnsi="Times New Roman"/>
+                <w:b w:val="false"/>
+                <w:bCs w:val="false"/>
+                <w:sz w:val="18"/>
+                <w:szCs w:val="18"/>
+              </w:rPr>
+              <w:t xml:space="preserve">Parasuraman R, Manzey DH. Hum Factors 2010;52(3):381-410</w:t>
+            </w:r>
+          </w:p>
+        </w:tc>
+        <w:tc>
+          <w:tcPr>
+            <w:tcW w:type="dxa" w:w="1150"/>
+            <w:tcBorders>
+              <w:top w:val="single" w:color="999999" w:sz="4"/>
+              <w:left w:val="single" w:color="999999" w:sz="4"/>
+              <w:bottom w:val="single" w:color="999999" w:sz="4"/>
+              <w:right w:val="single" w:color="999999" w:sz="4"/>
+            </w:tcBorders>
+            <w:tcMar>
+              <w:top w:type="dxa" w:w="60"/>
+              <w:left w:type="dxa" w:w="100"/>
+              <w:bottom w:type="dxa" w:w="60"/>
+              <w:right w:type="dxa" w:w="100"/>
+            </w:tcMar>
+          </w:tcPr>
+          <w:p>
+            <w:pPr>
+              <w:spacing w:after="40" w:line="260"/>
+            </w:pPr>
+            <w:r>
+              <w:rPr>
+                <w:rFonts w:ascii="Times New Roman" w:cs="Times New Roman" w:eastAsia="Times New Roman" w:hAnsi="Times New Roman"/>
+                <w:b w:val="false"/>
+                <w:bCs w:val="false"/>
+                <w:sz w:val="18"/>
+                <w:szCs w:val="18"/>
+              </w:rPr>
+              <w:t xml:space="preserve">Verified</w:t>
+            </w:r>
+          </w:p>
+        </w:tc>
+        <w:tc>
+          <w:tcPr>
+            <w:tcW w:type="dxa" w:w="4526"/>
+            <w:tcBorders>
+              <w:top w:val="single" w:color="999999" w:sz="4"/>
+              <w:left w:val="single" w:color="999999" w:sz="4"/>
+              <w:bottom w:val="single" w:color="999999" w:sz="4"/>
+              <w:right w:val="single" w:color="999999" w:sz="4"/>
+            </w:tcBorders>
+            <w:tcMar>
+              <w:top w:type="dxa" w:w="60"/>
+              <w:left w:type="dxa" w:w="100"/>
+              <w:bottom w:type="dxa" w:w="60"/>
+              <w:right w:type="dxa" w:w="100"/>
+            </w:tcMar>
+          </w:tcPr>
+          <w:p>
+            <w:pPr>
+              <w:spacing w:after="40" w:line="260"/>
+            </w:pPr>
+            <w:r>
+              <w:rPr>
+                <w:rFonts w:ascii="Times New Roman" w:cs="Times New Roman" w:eastAsia="Times New Roman" w:hAnsi="Times New Roman"/>
+                <w:b w:val="false"/>
+                <w:bCs w:val="false"/>
+                <w:sz w:val="18"/>
+                <w:szCs w:val="18"/>
+              </w:rPr>
+              <w:t xml:space="preserve">Abstract: “Automation bias results in making both omission and commission errors when decision aids are imperfect”; complacency and bias “result from the dynamic interaction” of personal, situational and automation-related characteristics.</w:t>
+            </w:r>
+          </w:p>
+        </w:tc>
+      </w:tr>
+      <w:tr>
+        <w:tc>
+          <w:tcPr>
+            <w:tcW w:type="dxa" w:w="450"/>
+            <w:tcBorders>
+              <w:top w:val="single" w:color="999999" w:sz="4"/>
+              <w:left w:val="single" w:color="999999" w:sz="4"/>
+              <w:bottom w:val="single" w:color="999999" w:sz="4"/>
+              <w:right w:val="single" w:color="999999" w:sz="4"/>
+            </w:tcBorders>
+            <w:tcMar>
+              <w:top w:type="dxa" w:w="60"/>
+              <w:left w:type="dxa" w:w="100"/>
+              <w:bottom w:type="dxa" w:w="60"/>
+              <w:right w:type="dxa" w:w="100"/>
+            </w:tcMar>
+          </w:tcPr>
+          <w:p>
+            <w:pPr>
+              <w:spacing w:after="40" w:line="260"/>
+            </w:pPr>
+            <w:r>
+              <w:rPr>
+                <w:rFonts w:ascii="Times New Roman" w:cs="Times New Roman" w:eastAsia="Times New Roman" w:hAnsi="Times New Roman"/>
+                <w:b w:val="false"/>
+                <w:bCs w:val="false"/>
+                <w:sz w:val="18"/>
+                <w:szCs w:val="18"/>
+              </w:rPr>
+              <w:t xml:space="preserve">6</w:t>
+            </w:r>
+          </w:p>
+        </w:tc>
+        <w:tc>
+          <w:tcPr>
+            <w:tcW w:type="dxa" w:w="2900"/>
+            <w:tcBorders>
+              <w:top w:val="single" w:color="999999" w:sz="4"/>
+              <w:left w:val="single" w:color="999999" w:sz="4"/>
+              <w:bottom w:val="single" w:color="999999" w:sz="4"/>
+              <w:right w:val="single" w:color="999999" w:sz="4"/>
+            </w:tcBorders>
+            <w:tcMar>
+              <w:top w:type="dxa" w:w="60"/>
+              <w:left w:type="dxa" w:w="100"/>
+              <w:bottom w:type="dxa" w:w="60"/>
+              <w:right w:type="dxa" w:w="100"/>
+            </w:tcMar>
+          </w:tcPr>
+          <w:p>
+            <w:pPr>
+              <w:spacing w:after="40" w:line="260"/>
+            </w:pPr>
+            <w:r>
+              <w:rPr>
+                <w:rFonts w:ascii="Times New Roman" w:cs="Times New Roman" w:eastAsia="Times New Roman" w:hAnsi="Times New Roman"/>
+                <w:b w:val="false"/>
+                <w:bCs w:val="false"/>
+                <w:sz w:val="18"/>
+                <w:szCs w:val="18"/>
+              </w:rPr>
+              <w:t xml:space="preserve">Lee JD, See KA. Hum Factors 2004;46(1):50-80</w:t>
+            </w:r>
+          </w:p>
+        </w:tc>
+        <w:tc>
+          <w:tcPr>
+            <w:tcW w:type="dxa" w:w="1150"/>
+            <w:tcBorders>
+              <w:top w:val="single" w:color="999999" w:sz="4"/>
+              <w:left w:val="single" w:color="999999" w:sz="4"/>
+              <w:bottom w:val="single" w:color="999999" w:sz="4"/>
+              <w:right w:val="single" w:color="999999" w:sz="4"/>
+            </w:tcBorders>
+            <w:tcMar>
+              <w:top w:type="dxa" w:w="60"/>
+              <w:left w:type="dxa" w:w="100"/>
+              <w:bottom w:type="dxa" w:w="60"/>
+              <w:right w:type="dxa" w:w="100"/>
+            </w:tcMar>
+          </w:tcPr>
+          <w:p>
+            <w:pPr>
+              <w:spacing w:after="40" w:line="260"/>
+            </w:pPr>
+            <w:r>
+              <w:rPr>
+                <w:rFonts w:ascii="Times New Roman" w:cs="Times New Roman" w:eastAsia="Times New Roman" w:hAnsi="Times New Roman"/>
+                <w:b w:val="false"/>
+                <w:bCs w:val="false"/>
+                <w:sz w:val="18"/>
+                <w:szCs w:val="18"/>
+              </w:rPr>
+              <w:t xml:space="preserve">Verified</w:t>
+            </w:r>
+          </w:p>
+        </w:tc>
+        <w:tc>
+          <w:tcPr>
+            <w:tcW w:type="dxa" w:w="4526"/>
+            <w:tcBorders>
+              <w:top w:val="single" w:color="999999" w:sz="4"/>
+              <w:left w:val="single" w:color="999999" w:sz="4"/>
+              <w:bottom w:val="single" w:color="999999" w:sz="4"/>
+              <w:right w:val="single" w:color="999999" w:sz="4"/>
+            </w:tcBorders>
+            <w:tcMar>
+              <w:top w:type="dxa" w:w="60"/>
+              <w:left w:type="dxa" w:w="100"/>
+              <w:bottom w:type="dxa" w:w="60"/>
+              <w:right w:type="dxa" w:w="100"/>
+            </w:tcMar>
+          </w:tcPr>
+          <w:p>
+            <w:pPr>
+              <w:spacing w:after="40" w:line="260"/>
+            </w:pPr>
+            <w:r>
+              <w:rPr>
+                <w:rFonts w:ascii="Times New Roman" w:cs="Times New Roman" w:eastAsia="Times New Roman" w:hAnsi="Times New Roman"/>
+                <w:b w:val="false"/>
+                <w:bCs w:val="false"/>
+                <w:sz w:val="18"/>
+                <w:szCs w:val="18"/>
+              </w:rPr>
+              <w:t xml:space="preserve">Calibration as correspondence between trust and the automation’s capabilities; trust defined as “the attitude that…” (p. 54); abstract covers the dynamics of trust, the role of context and organisational perspectives.</w:t>
+            </w:r>
+          </w:p>
+        </w:tc>
+      </w:tr>
+      <w:tr>
+        <w:tc>
+          <w:tcPr>
+            <w:tcW w:type="dxa" w:w="450"/>
+            <w:tcBorders>
+              <w:top w:val="single" w:color="999999" w:sz="4"/>
+              <w:left w:val="single" w:color="999999" w:sz="4"/>
+              <w:bottom w:val="single" w:color="999999" w:sz="4"/>
+              <w:right w:val="single" w:color="999999" w:sz="4"/>
+            </w:tcBorders>
+            <w:tcMar>
+              <w:top w:type="dxa" w:w="60"/>
+              <w:left w:type="dxa" w:w="100"/>
+              <w:bottom w:type="dxa" w:w="60"/>
+              <w:right w:type="dxa" w:w="100"/>
+            </w:tcMar>
+          </w:tcPr>
+          <w:p>
+            <w:pPr>
+              <w:spacing w:after="40" w:line="260"/>
+            </w:pPr>
+            <w:r>
+              <w:rPr>
+                <w:rFonts w:ascii="Times New Roman" w:cs="Times New Roman" w:eastAsia="Times New Roman" w:hAnsi="Times New Roman"/>
+                <w:b w:val="false"/>
+                <w:bCs w:val="false"/>
+                <w:sz w:val="18"/>
+                <w:szCs w:val="18"/>
+              </w:rPr>
+              <w:t xml:space="preserve">7</w:t>
+            </w:r>
+          </w:p>
+        </w:tc>
+        <w:tc>
+          <w:tcPr>
+            <w:tcW w:type="dxa" w:w="2900"/>
+            <w:tcBorders>
+              <w:top w:val="single" w:color="999999" w:sz="4"/>
+              <w:left w:val="single" w:color="999999" w:sz="4"/>
+              <w:bottom w:val="single" w:color="999999" w:sz="4"/>
+              <w:right w:val="single" w:color="999999" w:sz="4"/>
+            </w:tcBorders>
+            <w:tcMar>
+              <w:top w:type="dxa" w:w="60"/>
+              <w:left w:type="dxa" w:w="100"/>
+              <w:bottom w:type="dxa" w:w="60"/>
+              <w:right w:type="dxa" w:w="100"/>
+            </w:tcMar>
+          </w:tcPr>
+          <w:p>
+            <w:pPr>
+              <w:spacing w:after="40" w:line="260"/>
+            </w:pPr>
+            <w:r>
+              <w:rPr>
+                <w:rFonts w:ascii="Times New Roman" w:cs="Times New Roman" w:eastAsia="Times New Roman" w:hAnsi="Times New Roman"/>
+                <w:b w:val="false"/>
+                <w:bCs w:val="false"/>
+                <w:sz w:val="18"/>
+                <w:szCs w:val="18"/>
+              </w:rPr>
+              <w:t xml:space="preserve">Kahneman D, Klein G. Am Psychol 2009;64(6):515-526</w:t>
+            </w:r>
+          </w:p>
+        </w:tc>
+        <w:tc>
+          <w:tcPr>
+            <w:tcW w:type="dxa" w:w="1150"/>
+            <w:tcBorders>
+              <w:top w:val="single" w:color="999999" w:sz="4"/>
+              <w:left w:val="single" w:color="999999" w:sz="4"/>
+              <w:bottom w:val="single" w:color="999999" w:sz="4"/>
+              <w:right w:val="single" w:color="999999" w:sz="4"/>
+            </w:tcBorders>
+            <w:tcMar>
+              <w:top w:type="dxa" w:w="60"/>
+              <w:left w:type="dxa" w:w="100"/>
+              <w:bottom w:type="dxa" w:w="60"/>
+              <w:right w:type="dxa" w:w="100"/>
+            </w:tcMar>
+          </w:tcPr>
+          <w:p>
+            <w:pPr>
+              <w:spacing w:after="40" w:line="260"/>
+            </w:pPr>
+            <w:r>
+              <w:rPr>
+                <w:rFonts w:ascii="Times New Roman" w:cs="Times New Roman" w:eastAsia="Times New Roman" w:hAnsi="Times New Roman"/>
+                <w:b w:val="false"/>
+                <w:bCs w:val="false"/>
+                <w:sz w:val="18"/>
+                <w:szCs w:val="18"/>
+              </w:rPr>
+              <w:t xml:space="preserve">Verified</w:t>
+            </w:r>
+          </w:p>
+        </w:tc>
+        <w:tc>
+          <w:tcPr>
+            <w:tcW w:type="dxa" w:w="4526"/>
+            <w:tcBorders>
+              <w:top w:val="single" w:color="999999" w:sz="4"/>
+              <w:left w:val="single" w:color="999999" w:sz="4"/>
+              <w:bottom w:val="single" w:color="999999" w:sz="4"/>
+              <w:right w:val="single" w:color="999999" w:sz="4"/>
+            </w:tcBorders>
+            <w:tcMar>
+              <w:top w:type="dxa" w:w="60"/>
+              <w:left w:type="dxa" w:w="100"/>
+              <w:bottom w:type="dxa" w:w="60"/>
+              <w:right w:type="dxa" w:w="100"/>
+            </w:tcMar>
+          </w:tcPr>
+          <w:p>
+            <w:pPr>
+              <w:spacing w:after="40" w:line="260"/>
+            </w:pPr>
+            <w:r>
+              <w:rPr>
+                <w:rFonts w:ascii="Times New Roman" w:cs="Times New Roman" w:eastAsia="Times New Roman" w:hAnsi="Times New Roman"/>
+                <w:b w:val="false"/>
+                <w:bCs w:val="false"/>
+                <w:sz w:val="18"/>
+                <w:szCs w:val="18"/>
+              </w:rPr>
+              <w:t xml:space="preserve">PMID 19739881. The quotation is the final sentence of the abstract, quoted verbatim with US spelling inside the quotation marks.</w:t>
+            </w:r>
+          </w:p>
+        </w:tc>
+      </w:tr>
+      <w:tr>
+        <w:tc>
+          <w:tcPr>
+            <w:tcW w:type="dxa" w:w="450"/>
+            <w:tcBorders>
+              <w:top w:val="single" w:color="999999" w:sz="4"/>
+              <w:left w:val="single" w:color="999999" w:sz="4"/>
+              <w:bottom w:val="single" w:color="999999" w:sz="4"/>
+              <w:right w:val="single" w:color="999999" w:sz="4"/>
+            </w:tcBorders>
+            <w:tcMar>
+              <w:top w:type="dxa" w:w="60"/>
+              <w:left w:type="dxa" w:w="100"/>
+              <w:bottom w:type="dxa" w:w="60"/>
+              <w:right w:type="dxa" w:w="100"/>
+            </w:tcMar>
+          </w:tcPr>
+          <w:p>
+            <w:pPr>
+              <w:spacing w:after="40" w:line="260"/>
+            </w:pPr>
+            <w:r>
+              <w:rPr>
+                <w:rFonts w:ascii="Times New Roman" w:cs="Times New Roman" w:eastAsia="Times New Roman" w:hAnsi="Times New Roman"/>
+                <w:b w:val="false"/>
+                <w:bCs w:val="false"/>
+                <w:sz w:val="18"/>
+                <w:szCs w:val="18"/>
+              </w:rPr>
+              <w:t xml:space="preserve">8</w:t>
+            </w:r>
+          </w:p>
+        </w:tc>
+        <w:tc>
+          <w:tcPr>
+            <w:tcW w:type="dxa" w:w="2900"/>
+            <w:tcBorders>
+              <w:top w:val="single" w:color="999999" w:sz="4"/>
+              <w:left w:val="single" w:color="999999" w:sz="4"/>
+              <w:bottom w:val="single" w:color="999999" w:sz="4"/>
+              <w:right w:val="single" w:color="999999" w:sz="4"/>
+            </w:tcBorders>
+            <w:tcMar>
+              <w:top w:type="dxa" w:w="60"/>
+              <w:left w:type="dxa" w:w="100"/>
+              <w:bottom w:type="dxa" w:w="60"/>
+              <w:right w:type="dxa" w:w="100"/>
+            </w:tcMar>
+          </w:tcPr>
+          <w:p>
+            <w:pPr>
+              <w:spacing w:after="40" w:line="260"/>
+            </w:pPr>
+            <w:r>
+              <w:rPr>
+                <w:rFonts w:ascii="Times New Roman" w:cs="Times New Roman" w:eastAsia="Times New Roman" w:hAnsi="Times New Roman"/>
+                <w:b w:val="false"/>
+                <w:bCs w:val="false"/>
+                <w:sz w:val="18"/>
+                <w:szCs w:val="18"/>
+              </w:rPr>
+              <w:t xml:space="preserve">Kohn SC, et al. Front Psychol 2021;12:604977</w:t>
+            </w:r>
+          </w:p>
+        </w:tc>
+        <w:tc>
+          <w:tcPr>
+            <w:tcW w:type="dxa" w:w="1150"/>
+            <w:tcBorders>
+              <w:top w:val="single" w:color="999999" w:sz="4"/>
+              <w:left w:val="single" w:color="999999" w:sz="4"/>
+              <w:bottom w:val="single" w:color="999999" w:sz="4"/>
+              <w:right w:val="single" w:color="999999" w:sz="4"/>
+            </w:tcBorders>
+            <w:tcMar>
+              <w:top w:type="dxa" w:w="60"/>
+              <w:left w:type="dxa" w:w="100"/>
+              <w:bottom w:type="dxa" w:w="60"/>
+              <w:right w:type="dxa" w:w="100"/>
+            </w:tcMar>
+          </w:tcPr>
+          <w:p>
+            <w:pPr>
+              <w:spacing w:after="40" w:line="260"/>
+            </w:pPr>
+            <w:r>
+              <w:rPr>
+                <w:rFonts w:ascii="Times New Roman" w:cs="Times New Roman" w:eastAsia="Times New Roman" w:hAnsi="Times New Roman"/>
+                <w:b w:val="false"/>
+                <w:bCs w:val="false"/>
+                <w:sz w:val="18"/>
+                <w:szCs w:val="18"/>
+              </w:rPr>
+              <w:t xml:space="preserve">Verified</w:t>
+            </w:r>
+          </w:p>
+        </w:tc>
+        <w:tc>
+          <w:tcPr>
+            <w:tcW w:type="dxa" w:w="4526"/>
+            <w:tcBorders>
+              <w:top w:val="single" w:color="999999" w:sz="4"/>
+              <w:left w:val="single" w:color="999999" w:sz="4"/>
+              <w:bottom w:val="single" w:color="999999" w:sz="4"/>
+              <w:right w:val="single" w:color="999999" w:sz="4"/>
+            </w:tcBorders>
+            <w:tcMar>
+              <w:top w:type="dxa" w:w="60"/>
+              <w:left w:type="dxa" w:w="100"/>
+              <w:bottom w:type="dxa" w:w="60"/>
+              <w:right w:type="dxa" w:w="100"/>
+            </w:tcMar>
+          </w:tcPr>
+          <w:p>
+            <w:pPr>
+              <w:spacing w:after="40" w:line="260"/>
+            </w:pPr>
+            <w:r>
+              <w:rPr>
+                <w:rFonts w:ascii="Times New Roman" w:cs="Times New Roman" w:eastAsia="Times New Roman" w:hAnsi="Times New Roman"/>
+                <w:b w:val="false"/>
+                <w:bCs w:val="false"/>
+                <w:sz w:val="18"/>
+                <w:szCs w:val="18"/>
+              </w:rPr>
+              <w:t xml:space="preserve">All five authors, volume, article number and DOI confirmed. Classifies trust measures as self-report, behavioural and physiological, and the constructs they capture, including trust attitudes.</w:t>
+            </w:r>
+          </w:p>
+        </w:tc>
+      </w:tr>
+      <w:tr>
+        <w:tc>
+          <w:tcPr>
+            <w:tcW w:type="dxa" w:w="450"/>
+            <w:tcBorders>
+              <w:top w:val="single" w:color="999999" w:sz="4"/>
+              <w:left w:val="single" w:color="999999" w:sz="4"/>
+              <w:bottom w:val="single" w:color="999999" w:sz="4"/>
+              <w:right w:val="single" w:color="999999" w:sz="4"/>
+            </w:tcBorders>
+            <w:tcMar>
+              <w:top w:type="dxa" w:w="60"/>
+              <w:left w:type="dxa" w:w="100"/>
+              <w:bottom w:type="dxa" w:w="60"/>
+              <w:right w:type="dxa" w:w="100"/>
+            </w:tcMar>
+          </w:tcPr>
+          <w:p>
+            <w:pPr>
+              <w:spacing w:after="40" w:line="260"/>
+            </w:pPr>
+            <w:r>
+              <w:rPr>
+                <w:rFonts w:ascii="Times New Roman" w:cs="Times New Roman" w:eastAsia="Times New Roman" w:hAnsi="Times New Roman"/>
+                <w:b w:val="false"/>
+                <w:bCs w:val="false"/>
+                <w:sz w:val="18"/>
+                <w:szCs w:val="18"/>
+              </w:rPr>
+              <w:t xml:space="preserve">9</w:t>
+            </w:r>
+          </w:p>
+        </w:tc>
+        <w:tc>
+          <w:tcPr>
+            <w:tcW w:type="dxa" w:w="2900"/>
+            <w:tcBorders>
+              <w:top w:val="single" w:color="999999" w:sz="4"/>
+              <w:left w:val="single" w:color="999999" w:sz="4"/>
+              <w:bottom w:val="single" w:color="999999" w:sz="4"/>
+              <w:right w:val="single" w:color="999999" w:sz="4"/>
+            </w:tcBorders>
+            <w:tcMar>
+              <w:top w:type="dxa" w:w="60"/>
+              <w:left w:type="dxa" w:w="100"/>
+              <w:bottom w:type="dxa" w:w="60"/>
+              <w:right w:type="dxa" w:w="100"/>
+            </w:tcMar>
+          </w:tcPr>
+          <w:p>
+            <w:pPr>
+              <w:spacing w:after="40" w:line="260"/>
+            </w:pPr>
+            <w:r>
+              <w:rPr>
+                <w:rFonts w:ascii="Times New Roman" w:cs="Times New Roman" w:eastAsia="Times New Roman" w:hAnsi="Times New Roman"/>
+                <w:b w:val="false"/>
+                <w:bCs w:val="false"/>
+                <w:sz w:val="18"/>
+                <w:szCs w:val="18"/>
+              </w:rPr>
+              <w:t xml:space="preserve">Nisbett RE, Wilson TD. Psychol Rev 1977;84(3):231-259</w:t>
+            </w:r>
+          </w:p>
+        </w:tc>
+        <w:tc>
+          <w:tcPr>
+            <w:tcW w:type="dxa" w:w="1150"/>
+            <w:tcBorders>
+              <w:top w:val="single" w:color="999999" w:sz="4"/>
+              <w:left w:val="single" w:color="999999" w:sz="4"/>
+              <w:bottom w:val="single" w:color="999999" w:sz="4"/>
+              <w:right w:val="single" w:color="999999" w:sz="4"/>
+            </w:tcBorders>
+            <w:tcMar>
+              <w:top w:type="dxa" w:w="60"/>
+              <w:left w:type="dxa" w:w="100"/>
+              <w:bottom w:type="dxa" w:w="60"/>
+              <w:right w:type="dxa" w:w="100"/>
+            </w:tcMar>
+          </w:tcPr>
+          <w:p>
+            <w:pPr>
+              <w:spacing w:after="40" w:line="260"/>
+            </w:pPr>
+            <w:r>
+              <w:rPr>
+                <w:rFonts w:ascii="Times New Roman" w:cs="Times New Roman" w:eastAsia="Times New Roman" w:hAnsi="Times New Roman"/>
+                <w:b w:val="false"/>
+                <w:bCs w:val="false"/>
+                <w:sz w:val="18"/>
+                <w:szCs w:val="18"/>
+              </w:rPr>
+              <w:t xml:space="preserve">Verified</w:t>
+            </w:r>
+          </w:p>
+        </w:tc>
+        <w:tc>
+          <w:tcPr>
+            <w:tcW w:type="dxa" w:w="4526"/>
+            <w:tcBorders>
+              <w:top w:val="single" w:color="999999" w:sz="4"/>
+              <w:left w:val="single" w:color="999999" w:sz="4"/>
+              <w:bottom w:val="single" w:color="999999" w:sz="4"/>
+              <w:right w:val="single" w:color="999999" w:sz="4"/>
+            </w:tcBorders>
+            <w:tcMar>
+              <w:top w:type="dxa" w:w="60"/>
+              <w:left w:type="dxa" w:w="100"/>
+              <w:bottom w:type="dxa" w:w="60"/>
+              <w:right w:type="dxa" w:w="100"/>
+            </w:tcMar>
+          </w:tcPr>
+          <w:p>
+            <w:pPr>
+              <w:spacing w:after="40" w:line="260"/>
+            </w:pPr>
+            <w:r>
+              <w:rPr>
+                <w:rFonts w:ascii="Times New Roman" w:cs="Times New Roman" w:eastAsia="Times New Roman" w:hAnsi="Times New Roman"/>
+                <w:b w:val="false"/>
+                <w:bCs w:val="false"/>
+                <w:sz w:val="18"/>
+                <w:szCs w:val="18"/>
+              </w:rPr>
+              <w:t xml:space="preserve">Abstract limits the critique to introspective access to “higher order cognitive processes”.</w:t>
+            </w:r>
+          </w:p>
+        </w:tc>
+      </w:tr>
+      <w:tr>
+        <w:tc>
+          <w:tcPr>
+            <w:tcW w:type="dxa" w:w="450"/>
+            <w:tcBorders>
+              <w:top w:val="single" w:color="999999" w:sz="4"/>
+              <w:left w:val="single" w:color="999999" w:sz="4"/>
+              <w:bottom w:val="single" w:color="999999" w:sz="4"/>
+              <w:right w:val="single" w:color="999999" w:sz="4"/>
+            </w:tcBorders>
+            <w:tcMar>
+              <w:top w:type="dxa" w:w="60"/>
+              <w:left w:type="dxa" w:w="100"/>
+              <w:bottom w:type="dxa" w:w="60"/>
+              <w:right w:type="dxa" w:w="100"/>
+            </w:tcMar>
+          </w:tcPr>
+          <w:p>
+            <w:pPr>
+              <w:spacing w:after="40" w:line="260"/>
+            </w:pPr>
+            <w:r>
+              <w:rPr>
+                <w:rFonts w:ascii="Times New Roman" w:cs="Times New Roman" w:eastAsia="Times New Roman" w:hAnsi="Times New Roman"/>
+                <w:b w:val="false"/>
+                <w:bCs w:val="false"/>
+                <w:sz w:val="18"/>
+                <w:szCs w:val="18"/>
+              </w:rPr>
+              <w:t xml:space="preserve">10</w:t>
+            </w:r>
+          </w:p>
+        </w:tc>
+        <w:tc>
+          <w:tcPr>
+            <w:tcW w:type="dxa" w:w="2900"/>
+            <w:tcBorders>
+              <w:top w:val="single" w:color="999999" w:sz="4"/>
+              <w:left w:val="single" w:color="999999" w:sz="4"/>
+              <w:bottom w:val="single" w:color="999999" w:sz="4"/>
+              <w:right w:val="single" w:color="999999" w:sz="4"/>
+            </w:tcBorders>
+            <w:tcMar>
+              <w:top w:type="dxa" w:w="60"/>
+              <w:left w:type="dxa" w:w="100"/>
+              <w:bottom w:type="dxa" w:w="60"/>
+              <w:right w:type="dxa" w:w="100"/>
+            </w:tcMar>
+          </w:tcPr>
+          <w:p>
+            <w:pPr>
+              <w:spacing w:after="40" w:line="260"/>
+            </w:pPr>
+            <w:r>
+              <w:rPr>
+                <w:rFonts w:ascii="Times New Roman" w:cs="Times New Roman" w:eastAsia="Times New Roman" w:hAnsi="Times New Roman"/>
+                <w:b w:val="false"/>
+                <w:bCs w:val="false"/>
+                <w:sz w:val="18"/>
+                <w:szCs w:val="18"/>
+              </w:rPr>
+              <w:t xml:space="preserve">Dietvorst BJ, Simmons JP, Massey C. J Exp Psychol Gen 2015;144(1):114-126</w:t>
+            </w:r>
+          </w:p>
+        </w:tc>
+        <w:tc>
+          <w:tcPr>
+            <w:tcW w:type="dxa" w:w="1150"/>
+            <w:tcBorders>
+              <w:top w:val="single" w:color="999999" w:sz="4"/>
+              <w:left w:val="single" w:color="999999" w:sz="4"/>
+              <w:bottom w:val="single" w:color="999999" w:sz="4"/>
+              <w:right w:val="single" w:color="999999" w:sz="4"/>
+            </w:tcBorders>
+            <w:tcMar>
+              <w:top w:type="dxa" w:w="60"/>
+              <w:left w:type="dxa" w:w="100"/>
+              <w:bottom w:type="dxa" w:w="60"/>
+              <w:right w:type="dxa" w:w="100"/>
+            </w:tcMar>
+          </w:tcPr>
+          <w:p>
+            <w:pPr>
+              <w:spacing w:after="40" w:line="260"/>
+            </w:pPr>
+            <w:r>
+              <w:rPr>
+                <w:rFonts w:ascii="Times New Roman" w:cs="Times New Roman" w:eastAsia="Times New Roman" w:hAnsi="Times New Roman"/>
+                <w:b w:val="false"/>
+                <w:bCs w:val="false"/>
+                <w:sz w:val="18"/>
+                <w:szCs w:val="18"/>
+              </w:rPr>
+              <w:t xml:space="preserve">Verified</w:t>
+            </w:r>
+          </w:p>
+        </w:tc>
+        <w:tc>
+          <w:tcPr>
+            <w:tcW w:type="dxa" w:w="4526"/>
+            <w:tcBorders>
+              <w:top w:val="single" w:color="999999" w:sz="4"/>
+              <w:left w:val="single" w:color="999999" w:sz="4"/>
+              <w:bottom w:val="single" w:color="999999" w:sz="4"/>
+              <w:right w:val="single" w:color="999999" w:sz="4"/>
+            </w:tcBorders>
+            <w:tcMar>
+              <w:top w:type="dxa" w:w="60"/>
+              <w:left w:type="dxa" w:w="100"/>
+              <w:bottom w:type="dxa" w:w="60"/>
+              <w:right w:type="dxa" w:w="100"/>
+            </w:tcMar>
+          </w:tcPr>
+          <w:p>
+            <w:pPr>
+              <w:spacing w:after="40" w:line="260"/>
+            </w:pPr>
+            <w:r>
+              <w:rPr>
+                <w:rFonts w:ascii="Times New Roman" w:cs="Times New Roman" w:eastAsia="Times New Roman" w:hAnsi="Times New Roman"/>
+                <w:b w:val="false"/>
+                <w:bCs w:val="false"/>
+                <w:sz w:val="18"/>
+                <w:szCs w:val="18"/>
+              </w:rPr>
+              <w:t xml:space="preserve">PMID 25401381. Participants chose whether to tie their incentives to an algorithm’s or a human’s forecasts after seeing them perform.</w:t>
+            </w:r>
+          </w:p>
+        </w:tc>
+      </w:tr>
+      <w:tr>
+        <w:tc>
+          <w:tcPr>
+            <w:tcW w:type="dxa" w:w="450"/>
+            <w:tcBorders>
+              <w:top w:val="single" w:color="999999" w:sz="4"/>
+              <w:left w:val="single" w:color="999999" w:sz="4"/>
+              <w:bottom w:val="single" w:color="999999" w:sz="4"/>
+              <w:right w:val="single" w:color="999999" w:sz="4"/>
+            </w:tcBorders>
+            <w:tcMar>
+              <w:top w:type="dxa" w:w="60"/>
+              <w:left w:type="dxa" w:w="100"/>
+              <w:bottom w:type="dxa" w:w="60"/>
+              <w:right w:type="dxa" w:w="100"/>
+            </w:tcMar>
+          </w:tcPr>
+          <w:p>
+            <w:pPr>
+              <w:spacing w:after="40" w:line="260"/>
+            </w:pPr>
+            <w:r>
+              <w:rPr>
+                <w:rFonts w:ascii="Times New Roman" w:cs="Times New Roman" w:eastAsia="Times New Roman" w:hAnsi="Times New Roman"/>
+                <w:b w:val="false"/>
+                <w:bCs w:val="false"/>
+                <w:sz w:val="18"/>
+                <w:szCs w:val="18"/>
+              </w:rPr>
+              <w:t xml:space="preserve">11</w:t>
+            </w:r>
+          </w:p>
+        </w:tc>
+        <w:tc>
+          <w:tcPr>
+            <w:tcW w:type="dxa" w:w="2900"/>
+            <w:tcBorders>
+              <w:top w:val="single" w:color="999999" w:sz="4"/>
+              <w:left w:val="single" w:color="999999" w:sz="4"/>
+              <w:bottom w:val="single" w:color="999999" w:sz="4"/>
+              <w:right w:val="single" w:color="999999" w:sz="4"/>
+            </w:tcBorders>
+            <w:tcMar>
+              <w:top w:type="dxa" w:w="60"/>
+              <w:left w:type="dxa" w:w="100"/>
+              <w:bottom w:type="dxa" w:w="60"/>
+              <w:right w:type="dxa" w:w="100"/>
+            </w:tcMar>
+          </w:tcPr>
+          <w:p>
+            <w:pPr>
+              <w:spacing w:after="40" w:line="260"/>
+            </w:pPr>
+            <w:r>
+              <w:rPr>
+                <w:rFonts w:ascii="Times New Roman" w:cs="Times New Roman" w:eastAsia="Times New Roman" w:hAnsi="Times New Roman"/>
+                <w:b w:val="false"/>
+                <w:bCs w:val="false"/>
+                <w:sz w:val="18"/>
+                <w:szCs w:val="18"/>
+              </w:rPr>
+              <w:t xml:space="preserve">Tanner CA. J Nurs Educ 2006;45(6):204-211</w:t>
+            </w:r>
+          </w:p>
+        </w:tc>
+        <w:tc>
+          <w:tcPr>
+            <w:tcW w:type="dxa" w:w="1150"/>
+            <w:tcBorders>
+              <w:top w:val="single" w:color="999999" w:sz="4"/>
+              <w:left w:val="single" w:color="999999" w:sz="4"/>
+              <w:bottom w:val="single" w:color="999999" w:sz="4"/>
+              <w:right w:val="single" w:color="999999" w:sz="4"/>
+            </w:tcBorders>
+            <w:tcMar>
+              <w:top w:type="dxa" w:w="60"/>
+              <w:left w:type="dxa" w:w="100"/>
+              <w:bottom w:type="dxa" w:w="60"/>
+              <w:right w:type="dxa" w:w="100"/>
+            </w:tcMar>
+          </w:tcPr>
+          <w:p>
+            <w:pPr>
+              <w:spacing w:after="40" w:line="260"/>
+            </w:pPr>
+            <w:r>
+              <w:rPr>
+                <w:rFonts w:ascii="Times New Roman" w:cs="Times New Roman" w:eastAsia="Times New Roman" w:hAnsi="Times New Roman"/>
+                <w:b w:val="false"/>
+                <w:bCs w:val="false"/>
+                <w:sz w:val="18"/>
+                <w:szCs w:val="18"/>
+              </w:rPr>
+              <w:t xml:space="preserve">Verified</w:t>
+            </w:r>
+          </w:p>
+        </w:tc>
+        <w:tc>
+          <w:tcPr>
+            <w:tcW w:type="dxa" w:w="4526"/>
+            <w:tcBorders>
+              <w:top w:val="single" w:color="999999" w:sz="4"/>
+              <w:left w:val="single" w:color="999999" w:sz="4"/>
+              <w:bottom w:val="single" w:color="999999" w:sz="4"/>
+              <w:right w:val="single" w:color="999999" w:sz="4"/>
+            </w:tcBorders>
+            <w:tcMar>
+              <w:top w:type="dxa" w:w="60"/>
+              <w:left w:type="dxa" w:w="100"/>
+              <w:bottom w:type="dxa" w:w="60"/>
+              <w:right w:type="dxa" w:w="100"/>
+            </w:tcMar>
+          </w:tcPr>
+          <w:p>
+            <w:pPr>
+              <w:spacing w:after="40" w:line="260"/>
+            </w:pPr>
+            <w:r>
+              <w:rPr>
+                <w:rFonts w:ascii="Times New Roman" w:cs="Times New Roman" w:eastAsia="Times New Roman" w:hAnsi="Times New Roman"/>
+                <w:b w:val="false"/>
+                <w:bCs w:val="false"/>
+                <w:sz w:val="18"/>
+                <w:szCs w:val="18"/>
+              </w:rPr>
+              <w:t xml:space="preserve">PMID 16780008. Quotation is from conclusion 2 of the abstract (“Sound clinical judgment rests to some degree on knowing the patient…”).</w:t>
+            </w:r>
+          </w:p>
+        </w:tc>
+      </w:tr>
+      <w:tr>
+        <w:tc>
+          <w:tcPr>
+            <w:tcW w:type="dxa" w:w="450"/>
+            <w:tcBorders>
+              <w:top w:val="single" w:color="999999" w:sz="4"/>
+              <w:left w:val="single" w:color="999999" w:sz="4"/>
+              <w:bottom w:val="single" w:color="999999" w:sz="4"/>
+              <w:right w:val="single" w:color="999999" w:sz="4"/>
+            </w:tcBorders>
+            <w:tcMar>
+              <w:top w:type="dxa" w:w="60"/>
+              <w:left w:type="dxa" w:w="100"/>
+              <w:bottom w:type="dxa" w:w="60"/>
+              <w:right w:type="dxa" w:w="100"/>
+            </w:tcMar>
+          </w:tcPr>
+          <w:p>
+            <w:pPr>
+              <w:spacing w:after="40" w:line="260"/>
+            </w:pPr>
+            <w:r>
+              <w:rPr>
+                <w:rFonts w:ascii="Times New Roman" w:cs="Times New Roman" w:eastAsia="Times New Roman" w:hAnsi="Times New Roman"/>
+                <w:b w:val="false"/>
+                <w:bCs w:val="false"/>
+                <w:sz w:val="18"/>
+                <w:szCs w:val="18"/>
+              </w:rPr>
+              <w:t xml:space="preserve">12</w:t>
+            </w:r>
+          </w:p>
+        </w:tc>
+        <w:tc>
+          <w:tcPr>
+            <w:tcW w:type="dxa" w:w="2900"/>
+            <w:tcBorders>
+              <w:top w:val="single" w:color="999999" w:sz="4"/>
+              <w:left w:val="single" w:color="999999" w:sz="4"/>
+              <w:bottom w:val="single" w:color="999999" w:sz="4"/>
+              <w:right w:val="single" w:color="999999" w:sz="4"/>
+            </w:tcBorders>
+            <w:tcMar>
+              <w:top w:type="dxa" w:w="60"/>
+              <w:left w:type="dxa" w:w="100"/>
+              <w:bottom w:type="dxa" w:w="60"/>
+              <w:right w:type="dxa" w:w="100"/>
+            </w:tcMar>
+          </w:tcPr>
+          <w:p>
+            <w:pPr>
+              <w:spacing w:after="40" w:line="260"/>
+            </w:pPr>
+            <w:r>
+              <w:rPr>
+                <w:rFonts w:ascii="Times New Roman" w:cs="Times New Roman" w:eastAsia="Times New Roman" w:hAnsi="Times New Roman"/>
+                <w:b w:val="false"/>
+                <w:bCs w:val="false"/>
+                <w:sz w:val="18"/>
+                <w:szCs w:val="18"/>
+              </w:rPr>
+              <w:t xml:space="preserve">Schwartz JM, George M, Rossetti SC, et al. JMIR Hum Factors 2022;9(2):e33960</w:t>
+            </w:r>
+          </w:p>
+        </w:tc>
+        <w:tc>
+          <w:tcPr>
+            <w:tcW w:type="dxa" w:w="1150"/>
+            <w:tcBorders>
+              <w:top w:val="single" w:color="999999" w:sz="4"/>
+              <w:left w:val="single" w:color="999999" w:sz="4"/>
+              <w:bottom w:val="single" w:color="999999" w:sz="4"/>
+              <w:right w:val="single" w:color="999999" w:sz="4"/>
+            </w:tcBorders>
+            <w:tcMar>
+              <w:top w:type="dxa" w:w="60"/>
+              <w:left w:type="dxa" w:w="100"/>
+              <w:bottom w:type="dxa" w:w="60"/>
+              <w:right w:type="dxa" w:w="100"/>
+            </w:tcMar>
+          </w:tcPr>
+          <w:p>
+            <w:pPr>
+              <w:spacing w:after="40" w:line="260"/>
+            </w:pPr>
+            <w:r>
+              <w:rPr>
+                <w:rFonts w:ascii="Times New Roman" w:cs="Times New Roman" w:eastAsia="Times New Roman" w:hAnsi="Times New Roman"/>
+                <w:b w:val="false"/>
+                <w:bCs w:val="false"/>
+                <w:sz w:val="18"/>
+                <w:szCs w:val="18"/>
+              </w:rPr>
+              <w:t xml:space="preserve">Verified</w:t>
+            </w:r>
+          </w:p>
+        </w:tc>
+        <w:tc>
+          <w:tcPr>
+            <w:tcW w:type="dxa" w:w="4526"/>
+            <w:tcBorders>
+              <w:top w:val="single" w:color="999999" w:sz="4"/>
+              <w:left w:val="single" w:color="999999" w:sz="4"/>
+              <w:bottom w:val="single" w:color="999999" w:sz="4"/>
+              <w:right w:val="single" w:color="999999" w:sz="4"/>
+            </w:tcBorders>
+            <w:tcMar>
+              <w:top w:type="dxa" w:w="60"/>
+              <w:left w:type="dxa" w:w="100"/>
+              <w:bottom w:type="dxa" w:w="60"/>
+              <w:right w:type="dxa" w:w="100"/>
+            </w:tcMar>
+          </w:tcPr>
+          <w:p>
+            <w:pPr>
+              <w:spacing w:after="40" w:line="260"/>
+            </w:pPr>
+            <w:r>
+              <w:rPr>
+                <w:rFonts w:ascii="Times New Roman" w:cs="Times New Roman" w:eastAsia="Times New Roman" w:hAnsi="Times New Roman"/>
+                <w:b w:val="false"/>
+                <w:bCs w:val="false"/>
+                <w:sz w:val="18"/>
+                <w:szCs w:val="18"/>
+              </w:rPr>
+              <w:t xml:space="preserve">PMID 35550304; PMC9136656; 7 authors (AMA: first 3 + et al.). Interviews with 17 clinicians: “The concordance between clinicians’ impressions of patients’ clinical status and system predictions influenced clinicians’ perceptions of system accuracy.”</w:t>
+            </w:r>
+          </w:p>
+        </w:tc>
+      </w:tr>
+      <w:tr>
+        <w:tc>
+          <w:tcPr>
+            <w:tcW w:type="dxa" w:w="450"/>
+            <w:tcBorders>
+              <w:top w:val="single" w:color="999999" w:sz="4"/>
+              <w:left w:val="single" w:color="999999" w:sz="4"/>
+              <w:bottom w:val="single" w:color="999999" w:sz="4"/>
+              <w:right w:val="single" w:color="999999" w:sz="4"/>
+            </w:tcBorders>
+            <w:tcMar>
+              <w:top w:type="dxa" w:w="60"/>
+              <w:left w:type="dxa" w:w="100"/>
+              <w:bottom w:type="dxa" w:w="60"/>
+              <w:right w:type="dxa" w:w="100"/>
+            </w:tcMar>
+          </w:tcPr>
+          <w:p>
+            <w:pPr>
+              <w:spacing w:after="40" w:line="260"/>
+            </w:pPr>
+            <w:r>
+              <w:rPr>
+                <w:rFonts w:ascii="Times New Roman" w:cs="Times New Roman" w:eastAsia="Times New Roman" w:hAnsi="Times New Roman"/>
+                <w:b w:val="false"/>
+                <w:bCs w:val="false"/>
+                <w:sz w:val="18"/>
+                <w:szCs w:val="18"/>
+              </w:rPr>
+              <w:t xml:space="preserve">13</w:t>
+            </w:r>
+          </w:p>
+        </w:tc>
+        <w:tc>
+          <w:tcPr>
+            <w:tcW w:type="dxa" w:w="2900"/>
+            <w:tcBorders>
+              <w:top w:val="single" w:color="999999" w:sz="4"/>
+              <w:left w:val="single" w:color="999999" w:sz="4"/>
+              <w:bottom w:val="single" w:color="999999" w:sz="4"/>
+              <w:right w:val="single" w:color="999999" w:sz="4"/>
+            </w:tcBorders>
+            <w:tcMar>
+              <w:top w:type="dxa" w:w="60"/>
+              <w:left w:type="dxa" w:w="100"/>
+              <w:bottom w:type="dxa" w:w="60"/>
+              <w:right w:type="dxa" w:w="100"/>
+            </w:tcMar>
+          </w:tcPr>
+          <w:p>
+            <w:pPr>
+              <w:spacing w:after="40" w:line="260"/>
+            </w:pPr>
+            <w:r>
+              <w:rPr>
+                <w:rFonts w:ascii="Times New Roman" w:cs="Times New Roman" w:eastAsia="Times New Roman" w:hAnsi="Times New Roman"/>
+                <w:b w:val="false"/>
+                <w:bCs w:val="false"/>
+                <w:sz w:val="18"/>
+                <w:szCs w:val="18"/>
+              </w:rPr>
+              <w:t xml:space="preserve">Wong A, Otles E, Donnelly JP, et al. JAMA Intern Med 2021;181(8):1065-1070</w:t>
+            </w:r>
+          </w:p>
+        </w:tc>
+        <w:tc>
+          <w:tcPr>
+            <w:tcW w:type="dxa" w:w="1150"/>
+            <w:tcBorders>
+              <w:top w:val="single" w:color="999999" w:sz="4"/>
+              <w:left w:val="single" w:color="999999" w:sz="4"/>
+              <w:bottom w:val="single" w:color="999999" w:sz="4"/>
+              <w:right w:val="single" w:color="999999" w:sz="4"/>
+            </w:tcBorders>
+            <w:tcMar>
+              <w:top w:type="dxa" w:w="60"/>
+              <w:left w:type="dxa" w:w="100"/>
+              <w:bottom w:type="dxa" w:w="60"/>
+              <w:right w:type="dxa" w:w="100"/>
+            </w:tcMar>
+          </w:tcPr>
+          <w:p>
+            <w:pPr>
+              <w:spacing w:after="40" w:line="260"/>
+            </w:pPr>
+            <w:r>
+              <w:rPr>
+                <w:rFonts w:ascii="Times New Roman" w:cs="Times New Roman" w:eastAsia="Times New Roman" w:hAnsi="Times New Roman"/>
+                <w:b w:val="false"/>
+                <w:bCs w:val="false"/>
+                <w:sz w:val="18"/>
+                <w:szCs w:val="18"/>
+              </w:rPr>
+              <w:t xml:space="preserve">Verified</w:t>
+            </w:r>
+          </w:p>
+        </w:tc>
+        <w:tc>
+          <w:tcPr>
+            <w:tcW w:type="dxa" w:w="4526"/>
+            <w:tcBorders>
+              <w:top w:val="single" w:color="999999" w:sz="4"/>
+              <w:left w:val="single" w:color="999999" w:sz="4"/>
+              <w:bottom w:val="single" w:color="999999" w:sz="4"/>
+              <w:right w:val="single" w:color="999999" w:sz="4"/>
+            </w:tcBorders>
+            <w:tcMar>
+              <w:top w:type="dxa" w:w="60"/>
+              <w:left w:type="dxa" w:w="100"/>
+              <w:bottom w:type="dxa" w:w="60"/>
+              <w:right w:type="dxa" w:w="100"/>
+            </w:tcMar>
+          </w:tcPr>
+          <w:p>
+            <w:pPr>
+              <w:spacing w:after="40" w:line="260"/>
+            </w:pPr>
+            <w:r>
+              <w:rPr>
+                <w:rFonts w:ascii="Times New Roman" w:cs="Times New Roman" w:eastAsia="Times New Roman" w:hAnsi="Times New Roman"/>
+                <w:b w:val="false"/>
+                <w:bCs w:val="false"/>
+                <w:sz w:val="18"/>
+                <w:szCs w:val="18"/>
+              </w:rPr>
+              <w:t xml:space="preserve">Externally validated the Epic Sepsis Model (AUC 0.63; missed 67% of sepsis cases). A published correction (Table 2; number needed to evaluate) does not affect our use.</w:t>
             </w:r>
           </w:p>
         </w:tc>
@@ -1512,7 +3446,7 @@
           <w:sz w:val="24"/>
           <w:szCs w:val="24"/>
         </w:rPr>
-        <w:t xml:space="preserve">5. Items to confirm before sending</w:t>
+        <w:t xml:space="preserve">6. Items to confirm before sending</w:t>
       </w:r>
     </w:p>
     <w:p>
@@ -1596,7 +3530,7 @@
           <w:sz w:val="24"/>
           <w:szCs w:val="24"/>
         </w:rPr>
-        <w:t xml:space="preserve">Optional: if a co-author has library access, open Blumer (1954, p. 7) and Tanner (2006) once to see the quoted words in the originals; both were confirmed through multiple consistent secondary records.</w:t>
+        <w:t xml:space="preserve">Optional: if a co-author has library access, glance at Blumer (1954, p. 7) and Tanner (2006) in the originals; both quotations were confirmed through primary abstracts or multiple consistent reproductions.</w:t>
       </w:r>
     </w:p>
     <w:p>
@@ -1633,7 +3567,7 @@
           <w:sz w:val="24"/>
           <w:szCs w:val="24"/>
         </w:rPr>
-        <w:t xml:space="preserve">6. Private risk note: citation issues in our published article</w:t>
+        <w:t xml:space="preserve">7. Private risk note: citation issues in our published article</w:t>
       </w:r>
     </w:p>
     <w:p>
@@ -2737,7 +4671,7 @@
           <w:sz w:val="24"/>
           <w:szCs w:val="24"/>
         </w:rPr>
-        <w:t xml:space="preserve">7. Timeline</w:t>
+        <w:t xml:space="preserve">8. Timeline</w:t>
       </w:r>
     </w:p>
     <w:p>
@@ -2758,7 +4692,7 @@
           <w:sz w:val="24"/>
           <w:szCs w:val="24"/>
         </w:rPr>
-        <w:t xml:space="preserve">Now: send Email 1 (02_Email_1_Confirm_Intention.docx) by “Reply all”.</w:t>
+        <w:t xml:space="preserve">Now: send Email 1 (02_Email_1_Confirm_Intention.docx) using “Reply all”.</w:t>
       </w:r>
     </w:p>
     <w:p>

--- a/nicc_commentary_response/04_Author_Briefing_CONFIDENTIAL.docx
+++ b/nicc_commentary_response/04_Author_Briefing_CONFIDENTIAL.docx
@@ -30,7 +30,7 @@
           <w:sz w:val="32"/>
           <w:szCs w:val="32"/>
         </w:rPr>
-        <w:t xml:space="preserve">Author briefing: our response to ‘Calibrated to what?’</w:t>
+        <w:t xml:space="preserve">Author briefing: our response to the commentary on our NICC article</w:t>
       </w:r>
     </w:p>
     <w:p>
@@ -67,7 +67,7 @@
           <w:sz w:val="24"/>
           <w:szCs w:val="24"/>
         </w:rPr>
-        <w:t xml:space="preserve">The commentary is an ordinary scholarly critique, not a complaint, a correction request or a misconduct concern. The co-editors are offering us the right of reply (maximum 1,500 words, due 25 October 2026).</w:t>
+        <w:t xml:space="preserve">The commentary (“Calibrated to what? Feedback asymmetry and the limits of experiential trust in AI-assisted early warning”) is an ordinary scholarly critique, not a complaint, a correction request or a misconduct concern. The co-editors are offering us the right of reply (maximum 1,500 words, due 25 October 2026).</w:t>
       </w:r>
     </w:p>
     <w:p>
@@ -172,7 +172,7 @@
           <w:sz w:val="24"/>
           <w:szCs w:val="24"/>
         </w:rPr>
-        <w:t xml:space="preserve"> Where our published wording went further than interview data allow (“actively calibrated”, “correctly dismissing”, “complicate prevailing accounts”), the response says so plainly and explains what the data do show. Editors and readers trust authors who concede exactly what is true, and doing so removes every easy rejoinder. Everything else is defended with the commentators’ own sources (Lee &amp; See; Parasuraman &amp; Manzey; Kahneman &amp; Klein; Dietvorst) and with verbatim evidence from our article.</w:t>
+        <w:t xml:space="preserve"> Where our published wording went further than interview data allow (“actively calibrated”, “correctly dismissing”, “complicate prevailing accounts”), the response says so plainly and states the precise claim: participants described adjusting their trust through experience; the accuracy of those adjustments was not evaluated. Everything else is defended with the commentators’ own sources (Lee &amp; See; Parasuraman &amp; Manzey; Kahneman &amp; Klein; Dietvorst; Jabbour) and with verbatim evidence from our article.</w:t>
       </w:r>
     </w:p>
     <w:p>
@@ -198,7 +198,7 @@
           <w:sz w:val="24"/>
           <w:szCs w:val="24"/>
         </w:rPr>
-        <w:t xml:space="preserve"> “Two reference points for trust in AI-assisted early warning” states our contribution: the patient is the reference point for each bedside decision; local performance data are the reference point for whether learned trust tracks the system. An earlier title, “Calibrated to the patient”, was dropped because it re-asserted the disputed word and treated the nurse’s own assessment as the yardstick, which the commentators had already shown is anchored by the alert.</w:t>
+        <w:t xml:space="preserve"> “The patient and the system: Two reference points for evaluating nurses’ trust in AI-assisted early warning” states the response’s central argument without naming the commentary: the patient is the reference point for each bedside decision, and local performance data are the reference point for whether learned trust tracks the system.</w:t>
       </w:r>
     </w:p>
     <w:p>
@@ -224,7 +224,33 @@
           <w:sz w:val="24"/>
           <w:szCs w:val="24"/>
         </w:rPr>
-        <w:t xml:space="preserve"> their alternative reading interprets the same interview accounts as ours, so neither can be settled by interviews; algorithm aversion was shown where people could freely choose, whereas our participants’ discretion was constrained; an audit log would record P17’s escalation as acceptance, but the account shows compliance without trust; nurse and model share the same documented observations, so they are not fully independent; and the response proposes a concrete study that would decide between the two readings.</w:t>
+        <w:t xml:space="preserve"> their alternative reading is a plausible hypothesis, not a demonstrated mechanism, and interprets the same accounts as ours; feedback about correctness is incomplete in both directions; algorithm aversion was shown where people could freely choose, whereas our participants’ discretion was constrained; an audit log would record P17’s escalation as acceptance, but the account shows compliance without trust; nurse and model share the same documented observations, so they are not fully independent; and the response proposes a concrete study that would decide between the two readings.</w:t>
+      </w:r>
+    </w:p>
+    <w:p>
+      <w:pPr>
+        <w:spacing w:after="200" w:before="0" w:line="360"/>
+        <w:jc w:val="left"/>
+      </w:pPr>
+      <w:r>
+        <w:rPr>
+          <w:rFonts w:ascii="Times New Roman" w:cs="Times New Roman" w:eastAsia="Times New Roman" w:hAnsi="Times New Roman"/>
+          <w:b/>
+          <w:bCs/>
+          <w:sz w:val="24"/>
+          <w:szCs w:val="24"/>
+        </w:rPr>
+        <w:t xml:space="preserve">The commentary is not listed in the references,</w:t>
+      </w:r>
+      <w:r>
+        <w:rPr>
+          <w:rFonts w:ascii="Times New Roman" w:cs="Times New Roman" w:eastAsia="Times New Roman" w:hAnsi="Times New Roman"/>
+          <w:b w:val="false"/>
+          <w:bCs w:val="false"/>
+          <w:sz w:val="24"/>
+          <w:szCs w:val="24"/>
+        </w:rPr>
+        <w:t xml:space="preserve"> at your request. The response refers to “the commentators” in its text, which is usual when a response is published alongside the commentary. The covering email invites the Editorial Office to add a formal citation if house style requires it.</w:t>
       </w:r>
     </w:p>
     <w:p>
@@ -240,7 +266,727 @@
           <w:sz w:val="24"/>
           <w:szCs w:val="24"/>
         </w:rPr>
-        <w:t xml:space="preserve">3. How the response was checked</w:t>
+        <w:t xml:space="preserve">3. What we took from the alternative draft</w:t>
+      </w:r>
+    </w:p>
+    <w:p>
+      <w:pPr>
+        <w:spacing w:after="200" w:before="0" w:line="360"/>
+        <w:jc w:val="left"/>
+      </w:pPr>
+      <w:r>
+        <w:rPr>
+          <w:rFonts w:ascii="Times New Roman" w:cs="Times New Roman" w:eastAsia="Times New Roman" w:hAnsi="Times New Roman"/>
+          <w:b w:val="false"/>
+          <w:bCs w:val="false"/>
+          <w:sz w:val="24"/>
+          <w:szCs w:val="24"/>
+        </w:rPr>
+        <w:t xml:space="preserve">The alternative draft you supplied was calm and precise but conceded almost every point and used little evidence from our data. The final response keeps our firm, evidence-based defence and adds the alternative’s best elements:</w:t>
+      </w:r>
+    </w:p>
+    <w:tbl>
+      <w:tblPr>
+        <w:tblW w:type="dxa" w:w="9026"/>
+        <w:tblBorders>
+          <w:top w:val="single" w:color="auto" w:sz="4"/>
+          <w:left w:val="single" w:color="auto" w:sz="4"/>
+          <w:bottom w:val="single" w:color="auto" w:sz="4"/>
+          <w:right w:val="single" w:color="auto" w:sz="4"/>
+          <w:insideH w:val="single" w:color="auto" w:sz="4"/>
+          <w:insideV w:val="single" w:color="auto" w:sz="4"/>
+        </w:tblBorders>
+      </w:tblPr>
+      <w:tblGrid>
+        <w:gridCol w:w="3200"/>
+        <w:gridCol w:w="5826"/>
+      </w:tblGrid>
+      <w:tr>
+        <w:trPr>
+          <w:tblHeader/>
+        </w:trPr>
+        <w:tc>
+          <w:tcPr>
+            <w:tcW w:type="dxa" w:w="3200"/>
+            <w:tcBorders>
+              <w:top w:val="single" w:color="999999" w:sz="4"/>
+              <w:left w:val="single" w:color="999999" w:sz="4"/>
+              <w:bottom w:val="single" w:color="999999" w:sz="4"/>
+              <w:right w:val="single" w:color="999999" w:sz="4"/>
+            </w:tcBorders>
+            <w:shd w:fill="E7E6E6" w:color="auto" w:val="clear"/>
+            <w:tcMar>
+              <w:top w:type="dxa" w:w="60"/>
+              <w:left w:type="dxa" w:w="100"/>
+              <w:bottom w:type="dxa" w:w="60"/>
+              <w:right w:type="dxa" w:w="100"/>
+            </w:tcMar>
+          </w:tcPr>
+          <w:p>
+            <w:pPr>
+              <w:spacing w:after="40" w:line="260"/>
+            </w:pPr>
+            <w:r>
+              <w:rPr>
+                <w:rFonts w:ascii="Times New Roman" w:cs="Times New Roman" w:eastAsia="Times New Roman" w:hAnsi="Times New Roman"/>
+                <w:b/>
+                <w:bCs/>
+                <w:sz w:val="18"/>
+                <w:szCs w:val="18"/>
+              </w:rPr>
+              <w:t xml:space="preserve">Element adopted from the alternative draft</w:t>
+            </w:r>
+          </w:p>
+        </w:tc>
+        <w:tc>
+          <w:tcPr>
+            <w:tcW w:type="dxa" w:w="5826"/>
+            <w:tcBorders>
+              <w:top w:val="single" w:color="999999" w:sz="4"/>
+              <w:left w:val="single" w:color="999999" w:sz="4"/>
+              <w:bottom w:val="single" w:color="999999" w:sz="4"/>
+              <w:right w:val="single" w:color="999999" w:sz="4"/>
+            </w:tcBorders>
+            <w:shd w:fill="E7E6E6" w:color="auto" w:val="clear"/>
+            <w:tcMar>
+              <w:top w:type="dxa" w:w="60"/>
+              <w:left w:type="dxa" w:w="100"/>
+              <w:bottom w:type="dxa" w:w="60"/>
+              <w:right w:type="dxa" w:w="100"/>
+            </w:tcMar>
+          </w:tcPr>
+          <w:p>
+            <w:pPr>
+              <w:spacing w:after="40" w:line="260"/>
+            </w:pPr>
+            <w:r>
+              <w:rPr>
+                <w:rFonts w:ascii="Times New Roman" w:cs="Times New Roman" w:eastAsia="Times New Roman" w:hAnsi="Times New Roman"/>
+                <w:b/>
+                <w:bCs/>
+                <w:sz w:val="18"/>
+                <w:szCs w:val="18"/>
+              </w:rPr>
+              <w:t xml:space="preserve">Where it appears in the final response</w:t>
+            </w:r>
+          </w:p>
+        </w:tc>
+      </w:tr>
+      <w:tr>
+        <w:tc>
+          <w:tcPr>
+            <w:tcW w:type="dxa" w:w="3200"/>
+            <w:tcBorders>
+              <w:top w:val="single" w:color="999999" w:sz="4"/>
+              <w:left w:val="single" w:color="999999" w:sz="4"/>
+              <w:bottom w:val="single" w:color="999999" w:sz="4"/>
+              <w:right w:val="single" w:color="999999" w:sz="4"/>
+            </w:tcBorders>
+            <w:tcMar>
+              <w:top w:type="dxa" w:w="60"/>
+              <w:left w:type="dxa" w:w="100"/>
+              <w:bottom w:type="dxa" w:w="60"/>
+              <w:right w:type="dxa" w:w="100"/>
+            </w:tcMar>
+          </w:tcPr>
+          <w:p>
+            <w:pPr>
+              <w:spacing w:after="40" w:line="260"/>
+            </w:pPr>
+            <w:r>
+              <w:rPr>
+                <w:rFonts w:ascii="Times New Roman" w:cs="Times New Roman" w:eastAsia="Times New Roman" w:hAnsi="Times New Roman"/>
+                <w:b w:val="false"/>
+                <w:bCs w:val="false"/>
+                <w:sz w:val="18"/>
+                <w:szCs w:val="18"/>
+              </w:rPr>
+              <w:t xml:space="preserve">Balanced thesis: reported adjustment of trust does not establish accurate calibration, but understanding how nurses interpret alerts is a distinct contribution</w:t>
+            </w:r>
+          </w:p>
+        </w:tc>
+        <w:tc>
+          <w:tcPr>
+            <w:tcW w:type="dxa" w:w="5826"/>
+            <w:tcBorders>
+              <w:top w:val="single" w:color="999999" w:sz="4"/>
+              <w:left w:val="single" w:color="999999" w:sz="4"/>
+              <w:bottom w:val="single" w:color="999999" w:sz="4"/>
+              <w:right w:val="single" w:color="999999" w:sz="4"/>
+            </w:tcBorders>
+            <w:tcMar>
+              <w:top w:type="dxa" w:w="60"/>
+              <w:left w:type="dxa" w:w="100"/>
+              <w:bottom w:type="dxa" w:w="60"/>
+              <w:right w:type="dxa" w:w="100"/>
+            </w:tcMar>
+          </w:tcPr>
+          <w:p>
+            <w:pPr>
+              <w:spacing w:after="40" w:line="260"/>
+            </w:pPr>
+            <w:r>
+              <w:rPr>
+                <w:rFonts w:ascii="Times New Roman" w:cs="Times New Roman" w:eastAsia="Times New Roman" w:hAnsi="Times New Roman"/>
+                <w:b w:val="false"/>
+                <w:bCs w:val="false"/>
+                <w:sz w:val="18"/>
+                <w:szCs w:val="18"/>
+              </w:rPr>
+              <w:t xml:space="preserve">Section 1, Introduction</w:t>
+            </w:r>
+          </w:p>
+        </w:tc>
+      </w:tr>
+      <w:tr>
+        <w:tc>
+          <w:tcPr>
+            <w:tcW w:type="dxa" w:w="3200"/>
+            <w:tcBorders>
+              <w:top w:val="single" w:color="999999" w:sz="4"/>
+              <w:left w:val="single" w:color="999999" w:sz="4"/>
+              <w:bottom w:val="single" w:color="999999" w:sz="4"/>
+              <w:right w:val="single" w:color="999999" w:sz="4"/>
+            </w:tcBorders>
+            <w:tcMar>
+              <w:top w:type="dxa" w:w="60"/>
+              <w:left w:type="dxa" w:w="100"/>
+              <w:bottom w:type="dxa" w:w="60"/>
+              <w:right w:type="dxa" w:w="100"/>
+            </w:tcMar>
+          </w:tcPr>
+          <w:p>
+            <w:pPr>
+              <w:spacing w:after="40" w:line="260"/>
+            </w:pPr>
+            <w:r>
+              <w:rPr>
+                <w:rFonts w:ascii="Times New Roman" w:cs="Times New Roman" w:eastAsia="Times New Roman" w:hAnsi="Times New Roman"/>
+                <w:b w:val="false"/>
+                <w:bCs w:val="false"/>
+                <w:sz w:val="18"/>
+                <w:szCs w:val="18"/>
+              </w:rPr>
+              <w:t xml:space="preserve">Precise reformulation: participants described adjusting their trust; accuracy was not evaluated. “Correctly dismissing” read as dismissing an alert the nurse judged unhelpful</w:t>
+            </w:r>
+          </w:p>
+        </w:tc>
+        <w:tc>
+          <w:tcPr>
+            <w:tcW w:type="dxa" w:w="5826"/>
+            <w:tcBorders>
+              <w:top w:val="single" w:color="999999" w:sz="4"/>
+              <w:left w:val="single" w:color="999999" w:sz="4"/>
+              <w:bottom w:val="single" w:color="999999" w:sz="4"/>
+              <w:right w:val="single" w:color="999999" w:sz="4"/>
+            </w:tcBorders>
+            <w:tcMar>
+              <w:top w:type="dxa" w:w="60"/>
+              <w:left w:type="dxa" w:w="100"/>
+              <w:bottom w:type="dxa" w:w="60"/>
+              <w:right w:type="dxa" w:w="100"/>
+            </w:tcMar>
+          </w:tcPr>
+          <w:p>
+            <w:pPr>
+              <w:spacing w:after="40" w:line="260"/>
+            </w:pPr>
+            <w:r>
+              <w:rPr>
+                <w:rFonts w:ascii="Times New Roman" w:cs="Times New Roman" w:eastAsia="Times New Roman" w:hAnsi="Times New Roman"/>
+                <w:b w:val="false"/>
+                <w:bCs w:val="false"/>
+                <w:sz w:val="18"/>
+                <w:szCs w:val="18"/>
+              </w:rPr>
+              <w:t xml:space="preserve">Section 2, second paragraph</w:t>
+            </w:r>
+          </w:p>
+        </w:tc>
+      </w:tr>
+      <w:tr>
+        <w:tc>
+          <w:tcPr>
+            <w:tcW w:type="dxa" w:w="3200"/>
+            <w:tcBorders>
+              <w:top w:val="single" w:color="999999" w:sz="4"/>
+              <w:left w:val="single" w:color="999999" w:sz="4"/>
+              <w:bottom w:val="single" w:color="999999" w:sz="4"/>
+              <w:right w:val="single" w:color="999999" w:sz="4"/>
+            </w:tcBorders>
+            <w:tcMar>
+              <w:top w:type="dxa" w:w="60"/>
+              <w:left w:type="dxa" w:w="100"/>
+              <w:bottom w:type="dxa" w:w="60"/>
+              <w:right w:type="dxa" w:w="100"/>
+            </w:tcMar>
+          </w:tcPr>
+          <w:p>
+            <w:pPr>
+              <w:spacing w:after="40" w:line="260"/>
+            </w:pPr>
+            <w:r>
+              <w:rPr>
+                <w:rFonts w:ascii="Times New Roman" w:cs="Times New Roman" w:eastAsia="Times New Roman" w:hAnsi="Times New Roman"/>
+                <w:b w:val="false"/>
+                <w:bCs w:val="false"/>
+                <w:sz w:val="18"/>
+                <w:szCs w:val="18"/>
+              </w:rPr>
+              <w:t xml:space="preserve">Their reading is a plausible hypothesis rather than a demonstrated mechanism</w:t>
+            </w:r>
+          </w:p>
+        </w:tc>
+        <w:tc>
+          <w:tcPr>
+            <w:tcW w:type="dxa" w:w="5826"/>
+            <w:tcBorders>
+              <w:top w:val="single" w:color="999999" w:sz="4"/>
+              <w:left w:val="single" w:color="999999" w:sz="4"/>
+              <w:bottom w:val="single" w:color="999999" w:sz="4"/>
+              <w:right w:val="single" w:color="999999" w:sz="4"/>
+            </w:tcBorders>
+            <w:tcMar>
+              <w:top w:type="dxa" w:w="60"/>
+              <w:left w:type="dxa" w:w="100"/>
+              <w:bottom w:type="dxa" w:w="60"/>
+              <w:right w:type="dxa" w:w="100"/>
+            </w:tcMar>
+          </w:tcPr>
+          <w:p>
+            <w:pPr>
+              <w:spacing w:after="40" w:line="260"/>
+            </w:pPr>
+            <w:r>
+              <w:rPr>
+                <w:rFonts w:ascii="Times New Roman" w:cs="Times New Roman" w:eastAsia="Times New Roman" w:hAnsi="Times New Roman"/>
+                <w:b w:val="false"/>
+                <w:bCs w:val="false"/>
+                <w:sz w:val="18"/>
+                <w:szCs w:val="18"/>
+              </w:rPr>
+              <w:t xml:space="preserve">Section 3, first paragraph</w:t>
+            </w:r>
+          </w:p>
+        </w:tc>
+      </w:tr>
+      <w:tr>
+        <w:tc>
+          <w:tcPr>
+            <w:tcW w:type="dxa" w:w="3200"/>
+            <w:tcBorders>
+              <w:top w:val="single" w:color="999999" w:sz="4"/>
+              <w:left w:val="single" w:color="999999" w:sz="4"/>
+              <w:bottom w:val="single" w:color="999999" w:sz="4"/>
+              <w:right w:val="single" w:color="999999" w:sz="4"/>
+            </w:tcBorders>
+            <w:tcMar>
+              <w:top w:type="dxa" w:w="60"/>
+              <w:left w:type="dxa" w:w="100"/>
+              <w:bottom w:type="dxa" w:w="60"/>
+              <w:right w:type="dxa" w:w="100"/>
+            </w:tcMar>
+          </w:tcPr>
+          <w:p>
+            <w:pPr>
+              <w:spacing w:after="40" w:line="260"/>
+            </w:pPr>
+            <w:r>
+              <w:rPr>
+                <w:rFonts w:ascii="Times New Roman" w:cs="Times New Roman" w:eastAsia="Times New Roman" w:hAnsi="Times New Roman"/>
+                <w:b w:val="false"/>
+                <w:bCs w:val="false"/>
+                <w:sz w:val="18"/>
+                <w:szCs w:val="18"/>
+              </w:rPr>
+              <w:t xml:space="preserve">Feedback is incomplete in both directions (averted deterioration; recognised deterioration reveals a missing warning)</w:t>
+            </w:r>
+          </w:p>
+        </w:tc>
+        <w:tc>
+          <w:tcPr>
+            <w:tcW w:type="dxa" w:w="5826"/>
+            <w:tcBorders>
+              <w:top w:val="single" w:color="999999" w:sz="4"/>
+              <w:left w:val="single" w:color="999999" w:sz="4"/>
+              <w:bottom w:val="single" w:color="999999" w:sz="4"/>
+              <w:right w:val="single" w:color="999999" w:sz="4"/>
+            </w:tcBorders>
+            <w:tcMar>
+              <w:top w:type="dxa" w:w="60"/>
+              <w:left w:type="dxa" w:w="100"/>
+              <w:bottom w:type="dxa" w:w="60"/>
+              <w:right w:type="dxa" w:w="100"/>
+            </w:tcMar>
+          </w:tcPr>
+          <w:p>
+            <w:pPr>
+              <w:spacing w:after="40" w:line="260"/>
+            </w:pPr>
+            <w:r>
+              <w:rPr>
+                <w:rFonts w:ascii="Times New Roman" w:cs="Times New Roman" w:eastAsia="Times New Roman" w:hAnsi="Times New Roman"/>
+                <w:b w:val="false"/>
+                <w:bCs w:val="false"/>
+                <w:sz w:val="18"/>
+                <w:szCs w:val="18"/>
+              </w:rPr>
+              <w:t xml:space="preserve">Section 3, second paragraph</w:t>
+            </w:r>
+          </w:p>
+        </w:tc>
+      </w:tr>
+      <w:tr>
+        <w:tc>
+          <w:tcPr>
+            <w:tcW w:type="dxa" w:w="3200"/>
+            <w:tcBorders>
+              <w:top w:val="single" w:color="999999" w:sz="4"/>
+              <w:left w:val="single" w:color="999999" w:sz="4"/>
+              <w:bottom w:val="single" w:color="999999" w:sz="4"/>
+              <w:right w:val="single" w:color="999999" w:sz="4"/>
+            </w:tcBorders>
+            <w:tcMar>
+              <w:top w:type="dxa" w:w="60"/>
+              <w:left w:type="dxa" w:w="100"/>
+              <w:bottom w:type="dxa" w:w="60"/>
+              <w:right w:type="dxa" w:w="100"/>
+            </w:tcMar>
+          </w:tcPr>
+          <w:p>
+            <w:pPr>
+              <w:spacing w:after="40" w:line="260"/>
+            </w:pPr>
+            <w:r>
+              <w:rPr>
+                <w:rFonts w:ascii="Times New Roman" w:cs="Times New Roman" w:eastAsia="Times New Roman" w:hAnsi="Times New Roman"/>
+                <w:b w:val="false"/>
+                <w:bCs w:val="false"/>
+                <w:sz w:val="18"/>
+                <w:szCs w:val="18"/>
+              </w:rPr>
+              <w:t xml:space="preserve">A nurse and a model can agree and both be wrong; an anchored assessment cannot be an independent standard</w:t>
+            </w:r>
+          </w:p>
+        </w:tc>
+        <w:tc>
+          <w:tcPr>
+            <w:tcW w:type="dxa" w:w="5826"/>
+            <w:tcBorders>
+              <w:top w:val="single" w:color="999999" w:sz="4"/>
+              <w:left w:val="single" w:color="999999" w:sz="4"/>
+              <w:bottom w:val="single" w:color="999999" w:sz="4"/>
+              <w:right w:val="single" w:color="999999" w:sz="4"/>
+            </w:tcBorders>
+            <w:tcMar>
+              <w:top w:type="dxa" w:w="60"/>
+              <w:left w:type="dxa" w:w="100"/>
+              <w:bottom w:type="dxa" w:w="60"/>
+              <w:right w:type="dxa" w:w="100"/>
+            </w:tcMar>
+          </w:tcPr>
+          <w:p>
+            <w:pPr>
+              <w:spacing w:after="40" w:line="260"/>
+            </w:pPr>
+            <w:r>
+              <w:rPr>
+                <w:rFonts w:ascii="Times New Roman" w:cs="Times New Roman" w:eastAsia="Times New Roman" w:hAnsi="Times New Roman"/>
+                <w:b w:val="false"/>
+                <w:bCs w:val="false"/>
+                <w:sz w:val="18"/>
+                <w:szCs w:val="18"/>
+              </w:rPr>
+              <w:t xml:space="preserve">Section 4, first paragraph</w:t>
+            </w:r>
+          </w:p>
+        </w:tc>
+      </w:tr>
+      <w:tr>
+        <w:tc>
+          <w:tcPr>
+            <w:tcW w:type="dxa" w:w="3200"/>
+            <w:tcBorders>
+              <w:top w:val="single" w:color="999999" w:sz="4"/>
+              <w:left w:val="single" w:color="999999" w:sz="4"/>
+              <w:bottom w:val="single" w:color="999999" w:sz="4"/>
+              <w:right w:val="single" w:color="999999" w:sz="4"/>
+            </w:tcBorders>
+            <w:tcMar>
+              <w:top w:type="dxa" w:w="60"/>
+              <w:left w:type="dxa" w:w="100"/>
+              <w:bottom w:type="dxa" w:w="60"/>
+              <w:right w:type="dxa" w:w="100"/>
+            </w:tcMar>
+          </w:tcPr>
+          <w:p>
+            <w:pPr>
+              <w:spacing w:after="40" w:line="260"/>
+            </w:pPr>
+            <w:r>
+              <w:rPr>
+                <w:rFonts w:ascii="Times New Roman" w:cs="Times New Roman" w:eastAsia="Times New Roman" w:hAnsi="Times New Roman"/>
+                <w:b w:val="false"/>
+                <w:bCs w:val="false"/>
+                <w:sz w:val="18"/>
+                <w:szCs w:val="18"/>
+              </w:rPr>
+              <w:t xml:space="preserve">Evaluation specifics: outcomes, prediction horizons, thresholds, effects of intervention, periods without alerts, independently ascertained deterioration</w:t>
+            </w:r>
+          </w:p>
+        </w:tc>
+        <w:tc>
+          <w:tcPr>
+            <w:tcW w:type="dxa" w:w="5826"/>
+            <w:tcBorders>
+              <w:top w:val="single" w:color="999999" w:sz="4"/>
+              <w:left w:val="single" w:color="999999" w:sz="4"/>
+              <w:bottom w:val="single" w:color="999999" w:sz="4"/>
+              <w:right w:val="single" w:color="999999" w:sz="4"/>
+            </w:tcBorders>
+            <w:tcMar>
+              <w:top w:type="dxa" w:w="60"/>
+              <w:left w:type="dxa" w:w="100"/>
+              <w:bottom w:type="dxa" w:w="60"/>
+              <w:right w:type="dxa" w:w="100"/>
+            </w:tcMar>
+          </w:tcPr>
+          <w:p>
+            <w:pPr>
+              <w:spacing w:after="40" w:line="260"/>
+            </w:pPr>
+            <w:r>
+              <w:rPr>
+                <w:rFonts w:ascii="Times New Roman" w:cs="Times New Roman" w:eastAsia="Times New Roman" w:hAnsi="Times New Roman"/>
+                <w:b w:val="false"/>
+                <w:bCs w:val="false"/>
+                <w:sz w:val="18"/>
+                <w:szCs w:val="18"/>
+              </w:rPr>
+              <w:t xml:space="preserve">Sections 4 and 5</w:t>
+            </w:r>
+          </w:p>
+        </w:tc>
+      </w:tr>
+      <w:tr>
+        <w:tc>
+          <w:tcPr>
+            <w:tcW w:type="dxa" w:w="3200"/>
+            <w:tcBorders>
+              <w:top w:val="single" w:color="999999" w:sz="4"/>
+              <w:left w:val="single" w:color="999999" w:sz="4"/>
+              <w:bottom w:val="single" w:color="999999" w:sz="4"/>
+              <w:right w:val="single" w:color="999999" w:sz="4"/>
+            </w:tcBorders>
+            <w:tcMar>
+              <w:top w:type="dxa" w:w="60"/>
+              <w:left w:type="dxa" w:w="100"/>
+              <w:bottom w:type="dxa" w:w="60"/>
+              <w:right w:type="dxa" w:w="100"/>
+            </w:tcMar>
+          </w:tcPr>
+          <w:p>
+            <w:pPr>
+              <w:spacing w:after="40" w:line="260"/>
+            </w:pPr>
+            <w:r>
+              <w:rPr>
+                <w:rFonts w:ascii="Times New Roman" w:cs="Times New Roman" w:eastAsia="Times New Roman" w:hAnsi="Times New Roman"/>
+                <w:b w:val="false"/>
+                <w:bCs w:val="false"/>
+                <w:sz w:val="18"/>
+                <w:szCs w:val="18"/>
+              </w:rPr>
+              <w:t xml:space="preserve">Override field was a governance recommendation, not a tested intervention; accountability should follow clinical reasoning, not conformity</w:t>
+            </w:r>
+          </w:p>
+        </w:tc>
+        <w:tc>
+          <w:tcPr>
+            <w:tcW w:type="dxa" w:w="5826"/>
+            <w:tcBorders>
+              <w:top w:val="single" w:color="999999" w:sz="4"/>
+              <w:left w:val="single" w:color="999999" w:sz="4"/>
+              <w:bottom w:val="single" w:color="999999" w:sz="4"/>
+              <w:right w:val="single" w:color="999999" w:sz="4"/>
+            </w:tcBorders>
+            <w:tcMar>
+              <w:top w:type="dxa" w:w="60"/>
+              <w:left w:type="dxa" w:w="100"/>
+              <w:bottom w:type="dxa" w:w="60"/>
+              <w:right w:type="dxa" w:w="100"/>
+            </w:tcMar>
+          </w:tcPr>
+          <w:p>
+            <w:pPr>
+              <w:spacing w:after="40" w:line="260"/>
+            </w:pPr>
+            <w:r>
+              <w:rPr>
+                <w:rFonts w:ascii="Times New Roman" w:cs="Times New Roman" w:eastAsia="Times New Roman" w:hAnsi="Times New Roman"/>
+                <w:b w:val="false"/>
+                <w:bCs w:val="false"/>
+                <w:sz w:val="18"/>
+                <w:szCs w:val="18"/>
+              </w:rPr>
+              <w:t xml:space="preserve">Section 5, first paragraph</w:t>
+            </w:r>
+          </w:p>
+        </w:tc>
+      </w:tr>
+      <w:tr>
+        <w:tc>
+          <w:tcPr>
+            <w:tcW w:type="dxa" w:w="3200"/>
+            <w:tcBorders>
+              <w:top w:val="single" w:color="999999" w:sz="4"/>
+              <w:left w:val="single" w:color="999999" w:sz="4"/>
+              <w:bottom w:val="single" w:color="999999" w:sz="4"/>
+              <w:right w:val="single" w:color="999999" w:sz="4"/>
+            </w:tcBorders>
+            <w:tcMar>
+              <w:top w:type="dxa" w:w="60"/>
+              <w:left w:type="dxa" w:w="100"/>
+              <w:bottom w:type="dxa" w:w="60"/>
+              <w:right w:type="dxa" w:w="100"/>
+            </w:tcMar>
+          </w:tcPr>
+          <w:p>
+            <w:pPr>
+              <w:spacing w:after="40" w:line="260"/>
+            </w:pPr>
+            <w:r>
+              <w:rPr>
+                <w:rFonts w:ascii="Times New Roman" w:cs="Times New Roman" w:eastAsia="Times New Roman" w:hAnsi="Times New Roman"/>
+                <w:b w:val="false"/>
+                <w:bCs w:val="false"/>
+                <w:sz w:val="18"/>
+                <w:szCs w:val="18"/>
+              </w:rPr>
+              <w:t xml:space="preserve">Jabbour et al.: explanations did not mitigate biased predictions; relevance to nursing surveillance untested</w:t>
+            </w:r>
+          </w:p>
+        </w:tc>
+        <w:tc>
+          <w:tcPr>
+            <w:tcW w:type="dxa" w:w="5826"/>
+            <w:tcBorders>
+              <w:top w:val="single" w:color="999999" w:sz="4"/>
+              <w:left w:val="single" w:color="999999" w:sz="4"/>
+              <w:bottom w:val="single" w:color="999999" w:sz="4"/>
+              <w:right w:val="single" w:color="999999" w:sz="4"/>
+            </w:tcBorders>
+            <w:tcMar>
+              <w:top w:type="dxa" w:w="60"/>
+              <w:left w:type="dxa" w:w="100"/>
+              <w:bottom w:type="dxa" w:w="60"/>
+              <w:right w:type="dxa" w:w="100"/>
+            </w:tcMar>
+          </w:tcPr>
+          <w:p>
+            <w:pPr>
+              <w:spacing w:after="40" w:line="260"/>
+            </w:pPr>
+            <w:r>
+              <w:rPr>
+                <w:rFonts w:ascii="Times New Roman" w:cs="Times New Roman" w:eastAsia="Times New Roman" w:hAnsi="Times New Roman"/>
+                <w:b w:val="false"/>
+                <w:bCs w:val="false"/>
+                <w:sz w:val="18"/>
+                <w:szCs w:val="18"/>
+              </w:rPr>
+              <w:t xml:space="preserve">Section 5, second paragraph</w:t>
+            </w:r>
+          </w:p>
+        </w:tc>
+      </w:tr>
+      <w:tr>
+        <w:tc>
+          <w:tcPr>
+            <w:tcW w:type="dxa" w:w="3200"/>
+            <w:tcBorders>
+              <w:top w:val="single" w:color="999999" w:sz="4"/>
+              <w:left w:val="single" w:color="999999" w:sz="4"/>
+              <w:bottom w:val="single" w:color="999999" w:sz="4"/>
+              <w:right w:val="single" w:color="999999" w:sz="4"/>
+            </w:tcBorders>
+            <w:tcMar>
+              <w:top w:type="dxa" w:w="60"/>
+              <w:left w:type="dxa" w:w="100"/>
+              <w:bottom w:type="dxa" w:w="60"/>
+              <w:right w:type="dxa" w:w="100"/>
+            </w:tcMar>
+          </w:tcPr>
+          <w:p>
+            <w:pPr>
+              <w:spacing w:after="40" w:line="260"/>
+            </w:pPr>
+            <w:r>
+              <w:rPr>
+                <w:rFonts w:ascii="Times New Roman" w:cs="Times New Roman" w:eastAsia="Times New Roman" w:hAnsi="Times New Roman"/>
+                <w:b w:val="false"/>
+                <w:bCs w:val="false"/>
+                <w:sz w:val="18"/>
+                <w:szCs w:val="18"/>
+              </w:rPr>
+              <w:t xml:space="preserve">Distinguish confidence, reported trust and observed reliance</w:t>
+            </w:r>
+          </w:p>
+        </w:tc>
+        <w:tc>
+          <w:tcPr>
+            <w:tcW w:type="dxa" w:w="5826"/>
+            <w:tcBorders>
+              <w:top w:val="single" w:color="999999" w:sz="4"/>
+              <w:left w:val="single" w:color="999999" w:sz="4"/>
+              <w:bottom w:val="single" w:color="999999" w:sz="4"/>
+              <w:right w:val="single" w:color="999999" w:sz="4"/>
+            </w:tcBorders>
+            <w:tcMar>
+              <w:top w:type="dxa" w:w="60"/>
+              <w:left w:type="dxa" w:w="100"/>
+              <w:bottom w:type="dxa" w:w="60"/>
+              <w:right w:type="dxa" w:w="100"/>
+            </w:tcMar>
+          </w:tcPr>
+          <w:p>
+            <w:pPr>
+              <w:spacing w:after="40" w:line="260"/>
+            </w:pPr>
+            <w:r>
+              <w:rPr>
+                <w:rFonts w:ascii="Times New Roman" w:cs="Times New Roman" w:eastAsia="Times New Roman" w:hAnsi="Times New Roman"/>
+                <w:b w:val="false"/>
+                <w:bCs w:val="false"/>
+                <w:sz w:val="18"/>
+                <w:szCs w:val="18"/>
+              </w:rPr>
+              <w:t xml:space="preserve">Section 5, second paragraph</w:t>
+            </w:r>
+          </w:p>
+        </w:tc>
+      </w:tr>
+    </w:tbl>
+    <w:p>
+      <w:pPr>
+        <w:spacing w:after="120" w:before="0" w:line="360"/>
+        <w:jc w:val="both"/>
+      </w:pPr>
+    </w:p>
+    <w:p>
+      <w:pPr>
+        <w:keepNext/>
+        <w:spacing w:after="120" w:before="240" w:line="360"/>
+      </w:pPr>
+      <w:r>
+        <w:rPr>
+          <w:rFonts w:ascii="Times New Roman" w:cs="Times New Roman" w:eastAsia="Times New Roman" w:hAnsi="Times New Roman"/>
+          <w:b/>
+          <w:bCs/>
+          <w:sz w:val="24"/>
+          <w:szCs w:val="24"/>
+        </w:rPr>
+        <w:t xml:space="preserve">4. How the response was checked</w:t>
       </w:r>
     </w:p>
     <w:p>
@@ -261,7 +1007,7 @@
           <w:sz w:val="24"/>
           <w:szCs w:val="24"/>
         </w:rPr>
-        <w:t xml:space="preserve">Two rounds of independent review: reference verifiers, a fidelity checker (every statement about our article and the commentary), and adversarial reviewers writing as the commentators and as the co-editors. All issues raised in both rounds were resolved; the final round’s verdict was “ready after minor fixes”, and those fixes are applied.</w:t>
+        <w:t xml:space="preserve">Three rounds of independent review: reference verifiers, fidelity checkers (every statement about our article and the commentary), and adversarial reviewers writing as the commentators and as the co-editors, plus a comparison with the alternative draft.</w:t>
       </w:r>
     </w:p>
     <w:p>
@@ -282,7 +1028,7 @@
           <w:sz w:val="24"/>
           <w:szCs w:val="24"/>
         </w:rPr>
-        <w:t xml:space="preserve">All 36 quotations were checked by script, character for character: 32 against our published article or the commentary, and 4 against the external sources (Blumer, Kahneman &amp; Klein, Tanner), confirmed through primary abstracts or multiple consistent reproductions.</w:t>
+        <w:t xml:space="preserve">All 33 quotations were checked by script, character for character: 23 against our published article, 6 against the commentary, and 4 against external sources (Blumer, Kahneman &amp; Klein, Tanner).</w:t>
       </w:r>
     </w:p>
     <w:p>
@@ -324,7 +1070,7 @@
           <w:sz w:val="24"/>
           <w:szCs w:val="24"/>
         </w:rPr>
-        <w:t xml:space="preserve">Word count: 1,471 words of main text including headings (1,486 including the title), within the 1,500-word limit however it is counted.</w:t>
+        <w:t xml:space="preserve">Word count: 1,478 words of main text including headings (1,494 including the 16-word title), within the 1,500-word limit however it is counted.</w:t>
       </w:r>
     </w:p>
     <w:p>
@@ -340,7 +1086,7 @@
           <w:sz w:val="24"/>
           <w:szCs w:val="24"/>
         </w:rPr>
-        <w:t xml:space="preserve">4. Point-by-point map: commentary → our response</w:t>
+        <w:t xml:space="preserve">5. Point-by-point map: commentary → our response</w:t>
       </w:r>
     </w:p>
     <w:tbl>
@@ -557,7 +1303,7 @@
                 <w:sz w:val="18"/>
                 <w:szCs w:val="18"/>
               </w:rPr>
-              <w:t xml:space="preserve">Article 4.2 (“sensitised the study”); 5.1.1.1; 5.1.4.1; Parasuraman &amp; Manzey</w:t>
+              <w:t xml:space="preserve">Article 4.2; 5.1.1.1; 5.1.4.1; Parasuraman &amp; Manzey</w:t>
             </w:r>
           </w:p>
         </w:tc>
@@ -623,7 +1369,7 @@
                 <w:sz w:val="18"/>
                 <w:szCs w:val="18"/>
               </w:rPr>
-              <w:t xml:space="preserve">Agreed that calibration (Lee &amp; See) needs a reference. Conceded that “actively calibrated” can be read as an outcome; our data describe “calibrating” (work). Limitations already placed ‘calibrated trust’ in quotation marks. “Correctly dismissing” conceded as going beyond the data.</w:t>
+              <w:t xml:space="preserve">Agreed that calibration needs a reference. “Actively calibrated” suggests more than the design supports: participants described adjusting trust; accuracy was not evaluated. Limitations already drew this line.</w:t>
             </w:r>
           </w:p>
         </w:tc>
@@ -655,7 +1401,7 @@
                 <w:sz w:val="18"/>
                 <w:szCs w:val="18"/>
               </w:rPr>
-              <w:t xml:space="preserve">Abstract; Table 2 (2.1); 6.1; 6.2; 6.3; Kahneman &amp; Klein</w:t>
+              <w:t xml:space="preserve">Abstract; 6.1; 6.2; 6.3; Kahneman &amp; Klein</w:t>
             </w:r>
           </w:p>
         </w:tc>
@@ -721,7 +1467,7 @@
                 <w:sz w:val="18"/>
                 <w:szCs w:val="18"/>
               </w:rPr>
-              <w:t xml:space="preserve">Differentiation is not calibration: trust can be differentiated wrongly. Self-report reaches trust as an attitude; appropriateness needs behavioural and reference data.</w:t>
+              <w:t xml:space="preserve">Differentiation is not calibration. Self-report reaches trust as an attitude; appropriateness needs behavioural and reference data.</w:t>
             </w:r>
           </w:p>
         </w:tc>
@@ -787,7 +1533,7 @@
                 <w:sz w:val="18"/>
                 <w:szCs w:val="18"/>
               </w:rPr>
-              <w:t xml:space="preserve">Nisbett &amp; Wilson: limited introspective access.</w:t>
+              <w:t xml:space="preserve">Nisbett &amp; Wilson.</w:t>
             </w:r>
           </w:p>
         </w:tc>
@@ -819,7 +1565,7 @@
                 <w:sz w:val="18"/>
                 <w:szCs w:val="18"/>
               </w:rPr>
-              <w:t xml:space="preserve">Accepted for participants’ explanations of why they trusted. Our other claims rest on episodes and reported practices and meanings no audit log records (P19, P06, P05).</w:t>
+              <w:t xml:space="preserve">Accepted for explanations of why participants trusted. Our other claims rest on episodes and reported practices and meanings no audit log records.</w:t>
             </w:r>
           </w:p>
         </w:tc>
@@ -851,7 +1597,7 @@
                 <w:sz w:val="18"/>
                 <w:szCs w:val="18"/>
               </w:rPr>
-              <w:t xml:space="preserve">Findings 5.1.2.2, 5.1.3.2, 5.1.4.2</w:t>
+              <w:t xml:space="preserve">P19, P06, P05</w:t>
             </w:r>
           </w:p>
         </w:tc>
@@ -885,7 +1631,7 @@
                 <w:sz w:val="18"/>
                 <w:szCs w:val="18"/>
               </w:rPr>
-              <w:t xml:space="preserve">Theory is already dynamic; “complicate” overstates.</w:t>
+              <w:t xml:space="preserve">Theory is already dynamic.</w:t>
             </w:r>
           </w:p>
         </w:tc>
@@ -917,7 +1663,7 @@
                 <w:sz w:val="18"/>
                 <w:szCs w:val="18"/>
               </w:rPr>
-              <w:t xml:space="preserve">Accepted. Our contribution is the nursing content of the organisational and cultural context in Lee &amp; See’s model.</w:t>
+              <w:t xml:space="preserve">Accepted; “complicate” overstated. Our contribution is nursing content for Lee &amp; See’s organisational and cultural context.</w:t>
             </w:r>
           </w:p>
         </w:tc>
@@ -983,7 +1729,7 @@
                 <w:sz w:val="18"/>
                 <w:szCs w:val="18"/>
               </w:rPr>
-              <w:t xml:space="preserve">Feedback asymmetry; “complementary reading” of the trajectory.</w:t>
+              <w:t xml:space="preserve">Feedback asymmetry; “complementary reading”.</w:t>
             </w:r>
           </w:p>
         </w:tc>
@@ -1015,7 +1761,7 @@
                 <w:sz w:val="18"/>
                 <w:szCs w:val="18"/>
               </w:rPr>
-              <w:t xml:space="preserve">Accepted as complementary; the gap admitted. Both readings interpret the same accounts and both are testable. Our data include misses, but only those nurses caught. Surveillance must be protected yet is not enough; pooled experience shares the asymmetry, so nurse-facing performance reports are needed.</w:t>
+              <w:t xml:space="preserve">Accepted as complementary; gap admitted. Their reading is a plausible hypothesis. Feedback is incomplete both ways; our data include misses nurses caught; surveillance must be protected but is not enough; nurse-facing performance reports needed.</w:t>
             </w:r>
           </w:p>
         </w:tc>
@@ -1047,7 +1793,7 @@
                 <w:sz w:val="18"/>
                 <w:szCs w:val="18"/>
               </w:rPr>
-              <w:t xml:space="preserve">5.1.1.2; 5.1.1.3; 6.1; Table 1 (7–26 months)</w:t>
+              <w:t xml:space="preserve">5.1.1.2; 5.1.1.3; 6.1; 7–26 months</w:t>
             </w:r>
           </w:p>
         </w:tc>
@@ -1113,7 +1859,7 @@
                 <w:sz w:val="18"/>
                 <w:szCs w:val="18"/>
               </w:rPr>
-              <w:t xml:space="preserve">Aversion was shown where people could freely choose; our participants’ discretion was constrained, though not absent. P17: compliance without trust, which a log would misread as acceptance. Silent override adds an organisational layer to the asymmetry (P16).</w:t>
+              <w:t xml:space="preserve">Shown where people could freely choose; our participants’ discretion was constrained. P17: compliance without trust. Silent override adds an organisational layer (P16).</w:t>
             </w:r>
           </w:p>
         </w:tc>
@@ -1145,7 +1891,7 @@
                 <w:sz w:val="18"/>
                 <w:szCs w:val="18"/>
               </w:rPr>
-              <w:t xml:space="preserve">5.1.1.2; 5.1.2.2; 5.1.2.3; Dietvorst et al.</w:t>
+              <w:t xml:space="preserve">5.1.1.2; 5.1.2.3; Dietvorst et al.</w:t>
             </w:r>
           </w:p>
         </w:tc>
@@ -1211,7 +1957,7 @@
                 <w:sz w:val="18"/>
                 <w:szCs w:val="18"/>
               </w:rPr>
-              <w:t xml:space="preserve">Accepted, with a structural reason (model and nurse use the same documented observations) and evidence (Schwartz et al.). Two reference points: the patient (each decision) and local performance data that include misses and do not count averted deteriorations as false alarms.</w:t>
+              <w:t xml:space="preserve">Accepted, with a structural reason (shared documented observations) and evidence (Schwartz et al.). Two reference points: the patient and local performance data.</w:t>
             </w:r>
           </w:p>
         </w:tc>
@@ -1309,7 +2055,7 @@
                 <w:sz w:val="18"/>
                 <w:szCs w:val="18"/>
               </w:rPr>
-              <w:t xml:space="preserve">Conceded plainly. As they note, Wong et al. concerned another, sepsis-specific model; its lesson transfers: measure locally, tell nurses.</w:t>
+              <w:t xml:space="preserve">Conceded. As they note, Wong concerned another model; its lesson transfers. Local evaluation specifics given.</w:t>
             </w:r>
           </w:p>
         </w:tc>
@@ -1375,7 +2121,7 @@
                 <w:sz w:val="18"/>
                 <w:szCs w:val="18"/>
               </w:rPr>
-              <w:t xml:space="preserve">Symmetric capture; override-only field makes acceptance the default.</w:t>
+              <w:t xml:space="preserve">Symmetric capture; override-only field.</w:t>
             </w:r>
           </w:p>
         </w:tc>
@@ -1407,7 +2153,7 @@
                 <w:sz w:val="18"/>
                 <w:szCs w:val="18"/>
               </w:rPr>
-              <w:t xml:space="preserve">Accepted as a complement to our override field; logs still need interpretive categories, so our single-click acknowledgement should extend to every alert. First step: check each deterioration against alert logs.</w:t>
+              <w:t xml:space="preserve">Override field was a governance recommendation. Symmetric, log-based capture welcomed, including periods without alerts; single-click acknowledgement for every alert.</w:t>
             </w:r>
           </w:p>
         </w:tc>
@@ -1473,7 +2219,7 @@
                 <w:sz w:val="18"/>
                 <w:szCs w:val="18"/>
               </w:rPr>
-              <w:t xml:space="preserve">Behavioural designs with and without the system.</w:t>
+              <w:t xml:space="preserve">Behavioural designs; Jabbour et al.</w:t>
             </w:r>
           </w:p>
         </w:tc>
@@ -1505,7 +2251,7 @@
                 <w:sz w:val="18"/>
                 <w:szCs w:val="18"/>
               </w:rPr>
-              <w:t xml:space="preserve">Accepted as going further than our proposal; feasible via simulation and vignettes. Proposed a decisive test: compare trust across patient groups with false-alarm rates and with misses nurses did and did not catch.</w:t>
+              <w:t xml:space="preserve">Accepted as going further than our proposal; feasible via simulation and vignettes; caution about explanations; a decisive test proposed.</w:t>
             </w:r>
           </w:p>
         </w:tc>
@@ -1537,7 +2283,7 @@
                 <w:sz w:val="18"/>
                 <w:szCs w:val="18"/>
               </w:rPr>
-              <w:t xml:space="preserve">6.4; P05</w:t>
+              <w:t xml:space="preserve">6.4; P05; Jabbour et al.</w:t>
             </w:r>
           </w:p>
         </w:tc>
@@ -1562,7 +2308,7 @@
           <w:sz w:val="24"/>
           <w:szCs w:val="24"/>
         </w:rPr>
-        <w:t xml:space="preserve">5. Reference verification</w:t>
+        <w:t xml:space="preserve">6. Reference verification (13 references)</w:t>
       </w:r>
     </w:p>
     <w:p>
@@ -1578,7 +2324,7 @@
           <w:sz w:val="24"/>
           <w:szCs w:val="24"/>
         </w:rPr>
-        <w:t xml:space="preserve">Direct access to Crossref, doi.org, PubMed, JSTOR and Wiley was blocked in our working environment, so every reference was verified in two independent rounds using web-search records of the publisher and PubMed pages and the Consensus academic index, which reports DOIs and abstracts. Reviewers also checked that each source supports the exact sentence citing it. All 13 references are correct; reference 1 is a deliberate placeholder.</w:t>
+        <w:t xml:space="preserve">Direct access to Crossref, doi.org, PubMed, JSTOR and Wiley was blocked in our working environment, so every reference was verified in independent rounds using web-search records of the publisher and PubMed pages and the Consensus academic index, which reports DOIs and abstracts. Reviewers also checked that each source supports the exact sentence citing it.</w:t>
       </w:r>
     </w:p>
     <w:tbl>
@@ -1797,7 +2543,7 @@
                 <w:sz w:val="18"/>
                 <w:szCs w:val="18"/>
               </w:rPr>
-              <w:t xml:space="preserve">Commentary: “Calibrated to what? …” Nurs Crit Care. In press.</w:t>
+              <w:t xml:space="preserve">Samy R, Ramadan OME, Elsayed GEA. Nurs Crit Care 2026;31(5):e70620</w:t>
             </w:r>
           </w:p>
         </w:tc>
@@ -1829,7 +2575,7 @@
                 <w:sz w:val="18"/>
                 <w:szCs w:val="18"/>
               </w:rPr>
-              <w:t xml:space="preserve">Placeholder</w:t>
+              <w:t xml:space="preserve">Verified</w:t>
             </w:r>
           </w:p>
         </w:tc>
@@ -1861,7 +2607,7 @@
                 <w:sz w:val="18"/>
                 <w:szCs w:val="18"/>
               </w:rPr>
-              <w:t xml:space="preserve">Title matches the commentary word for word. Authors and DOI are unknown to us; highlighted for the Editorial Office to insert. “In press” follows AMA style for accepted, unpublished articles.</w:t>
+              <w:t xml:space="preserve">PubMed PMID 42598921 and PMC13474463: 2026 Sep;31(5):e70620; doi:10.1111/nicc.70620.</w:t>
             </w:r>
           </w:p>
         </w:tc>
@@ -1927,7 +2673,7 @@
                 <w:sz w:val="18"/>
                 <w:szCs w:val="18"/>
               </w:rPr>
-              <w:t xml:space="preserve">Samy R, Ramadan OME, Elsayed GEA. Nurs Crit Care 2026;31(5):e70620</w:t>
+              <w:t xml:space="preserve">Thorne S. Interpretive Description. 2nd ed. Routledge; 2016</w:t>
             </w:r>
           </w:p>
         </w:tc>
@@ -1991,7 +2737,7 @@
                 <w:sz w:val="18"/>
                 <w:szCs w:val="18"/>
               </w:rPr>
-              <w:t xml:space="preserve">PubMed PMID 42598921 and PMC13474463: 2026 Sep;31(5):e70620; doi:10.1111/nicc.70620. Issue number (5) added; the first draft omitted it.</w:t>
+              <w:t xml:space="preserve">WorldCat OCLC 928613451: second edition, Routledge, New York, 2016.</w:t>
             </w:r>
           </w:p>
         </w:tc>
@@ -2057,7 +2803,7 @@
                 <w:sz w:val="18"/>
                 <w:szCs w:val="18"/>
               </w:rPr>
-              <w:t xml:space="preserve">Thorne S. Interpretive Description. 2nd ed. Routledge; 2016</w:t>
+              <w:t xml:space="preserve">Blumer H. Am Sociol Rev 1954;19(1):3-10</w:t>
             </w:r>
           </w:p>
         </w:tc>
@@ -2121,7 +2867,7 @@
                 <w:sz w:val="18"/>
                 <w:szCs w:val="18"/>
               </w:rPr>
-              <w:t xml:space="preserve">WorldCat OCLC 928613451: second edition, Routledge, New York, 2016. A third edition (2025) exists; citing the second remains correct.</w:t>
+              <w:t xml:space="preserve">Both quoted phrases on p. 7. DOI omitted: the JSTOR DOI could not be confirmed, which is acceptable for a 1954 article.</w:t>
             </w:r>
           </w:p>
         </w:tc>
@@ -2187,7 +2933,7 @@
                 <w:sz w:val="18"/>
                 <w:szCs w:val="18"/>
               </w:rPr>
-              <w:t xml:space="preserve">Blumer H. Am Sociol Rev 1954;19(1):3-10</w:t>
+              <w:t xml:space="preserve">Parasuraman R, Manzey DH. Hum Factors 2010;52(3):381-410</w:t>
             </w:r>
           </w:p>
         </w:tc>
@@ -2251,7 +2997,7 @@
                 <w:sz w:val="18"/>
                 <w:szCs w:val="18"/>
               </w:rPr>
-              <w:t xml:space="preserve">Both quoted phrases are on p. 7 (“Whereas definitive concepts provide prescriptions of what to see, sensitizing concepts merely suggest directions along which to look”). DOI omitted: the JSTOR DOI could not be confirmed, which is acceptable for a 1954 article.</w:t>
+              <w:t xml:space="preserve">Abstract: “Automation bias results in making both omission and commission errors when decision aids are imperfect”.</w:t>
             </w:r>
           </w:p>
         </w:tc>
@@ -2317,7 +3063,7 @@
                 <w:sz w:val="18"/>
                 <w:szCs w:val="18"/>
               </w:rPr>
-              <w:t xml:space="preserve">Parasuraman R, Manzey DH. Hum Factors 2010;52(3):381-410</w:t>
+              <w:t xml:space="preserve">Lee JD, See KA. Hum Factors 2004;46(1):50-80</w:t>
             </w:r>
           </w:p>
         </w:tc>
@@ -2381,7 +3127,7 @@
                 <w:sz w:val="18"/>
                 <w:szCs w:val="18"/>
               </w:rPr>
-              <w:t xml:space="preserve">Abstract: “Automation bias results in making both omission and commission errors when decision aids are imperfect”; complacency and bias “result from the dynamic interaction” of personal, situational and automation-related characteristics.</w:t>
+              <w:t xml:space="preserve">Calibration as correspondence between trust and capabilities; trust defined as an attitude (p. 54); dynamics and context in the abstract.</w:t>
             </w:r>
           </w:p>
         </w:tc>
@@ -2447,7 +3193,7 @@
                 <w:sz w:val="18"/>
                 <w:szCs w:val="18"/>
               </w:rPr>
-              <w:t xml:space="preserve">Lee JD, See KA. Hum Factors 2004;46(1):50-80</w:t>
+              <w:t xml:space="preserve">Kahneman D, Klein G. Am Psychol 2009;64(6):515-526</w:t>
             </w:r>
           </w:p>
         </w:tc>
@@ -2511,7 +3257,7 @@
                 <w:sz w:val="18"/>
                 <w:szCs w:val="18"/>
               </w:rPr>
-              <w:t xml:space="preserve">Calibration as correspondence between trust and the automation’s capabilities; trust defined as “the attitude that…” (p. 54); abstract covers the dynamics of trust, the role of context and organisational perspectives.</w:t>
+              <w:t xml:space="preserve">PMID 19739881. Quotation is the final sentence of the abstract.</w:t>
             </w:r>
           </w:p>
         </w:tc>
@@ -2577,7 +3323,7 @@
                 <w:sz w:val="18"/>
                 <w:szCs w:val="18"/>
               </w:rPr>
-              <w:t xml:space="preserve">Kahneman D, Klein G. Am Psychol 2009;64(6):515-526</w:t>
+              <w:t xml:space="preserve">Kohn SC, et al. Front Psychol 2021;12:604977</w:t>
             </w:r>
           </w:p>
         </w:tc>
@@ -2641,7 +3387,7 @@
                 <w:sz w:val="18"/>
                 <w:szCs w:val="18"/>
               </w:rPr>
-              <w:t xml:space="preserve">PMID 19739881. The quotation is the final sentence of the abstract, quoted verbatim with US spelling inside the quotation marks.</w:t>
+              <w:t xml:space="preserve">Classifies trust measures as self-report, behavioural and physiological, including trust attitudes.</w:t>
             </w:r>
           </w:p>
         </w:tc>
@@ -2707,7 +3453,7 @@
                 <w:sz w:val="18"/>
                 <w:szCs w:val="18"/>
               </w:rPr>
-              <w:t xml:space="preserve">Kohn SC, et al. Front Psychol 2021;12:604977</w:t>
+              <w:t xml:space="preserve">Nisbett RE, Wilson TD. Psychol Rev 1977;84(3):231-259</w:t>
             </w:r>
           </w:p>
         </w:tc>
@@ -2771,7 +3517,7 @@
                 <w:sz w:val="18"/>
                 <w:szCs w:val="18"/>
               </w:rPr>
-              <w:t xml:space="preserve">All five authors, volume, article number and DOI confirmed. Classifies trust measures as self-report, behavioural and physiological, and the constructs they capture, including trust attitudes.</w:t>
+              <w:t xml:space="preserve">Abstract limits the critique to access to “higher order cognitive processes”.</w:t>
             </w:r>
           </w:p>
         </w:tc>
@@ -2837,7 +3583,7 @@
                 <w:sz w:val="18"/>
                 <w:szCs w:val="18"/>
               </w:rPr>
-              <w:t xml:space="preserve">Nisbett RE, Wilson TD. Psychol Rev 1977;84(3):231-259</w:t>
+              <w:t xml:space="preserve">Dietvorst BJ, Simmons JP, Massey C. J Exp Psychol Gen 2015;144(1):114-126</w:t>
             </w:r>
           </w:p>
         </w:tc>
@@ -2901,7 +3647,7 @@
                 <w:sz w:val="18"/>
                 <w:szCs w:val="18"/>
               </w:rPr>
-              <w:t xml:space="preserve">Abstract limits the critique to introspective access to “higher order cognitive processes”.</w:t>
+              <w:t xml:space="preserve">PMID 25401381. Participants chose whether to tie incentives to algorithm or human forecasts.</w:t>
             </w:r>
           </w:p>
         </w:tc>
@@ -2967,7 +3713,7 @@
                 <w:sz w:val="18"/>
                 <w:szCs w:val="18"/>
               </w:rPr>
-              <w:t xml:space="preserve">Dietvorst BJ, Simmons JP, Massey C. J Exp Psychol Gen 2015;144(1):114-126</w:t>
+              <w:t xml:space="preserve">Tanner CA. J Nurs Educ 2006;45(6):204-211</w:t>
             </w:r>
           </w:p>
         </w:tc>
@@ -3031,7 +3777,7 @@
                 <w:sz w:val="18"/>
                 <w:szCs w:val="18"/>
               </w:rPr>
-              <w:t xml:space="preserve">PMID 25401381. Participants chose whether to tie their incentives to an algorithm’s or a human’s forecasts after seeing them perform.</w:t>
+              <w:t xml:space="preserve">PMID 16780008. Quotation is conclusion 2 of the abstract.</w:t>
             </w:r>
           </w:p>
         </w:tc>
@@ -3097,7 +3843,7 @@
                 <w:sz w:val="18"/>
                 <w:szCs w:val="18"/>
               </w:rPr>
-              <w:t xml:space="preserve">Tanner CA. J Nurs Educ 2006;45(6):204-211</w:t>
+              <w:t xml:space="preserve">Schwartz JM, et al. JMIR Hum Factors 2022;9(2):e33960</w:t>
             </w:r>
           </w:p>
         </w:tc>
@@ -3161,7 +3907,7 @@
                 <w:sz w:val="18"/>
                 <w:szCs w:val="18"/>
               </w:rPr>
-              <w:t xml:space="preserve">PMID 16780008. Quotation is from conclusion 2 of the abstract (“Sound clinical judgment rests to some degree on knowing the patient…”).</w:t>
+              <w:t xml:space="preserve">PMID 35550304. 17 clinicians: concordance between their impressions and system predictions influenced perceived accuracy.</w:t>
             </w:r>
           </w:p>
         </w:tc>
@@ -3227,7 +3973,7 @@
                 <w:sz w:val="18"/>
                 <w:szCs w:val="18"/>
               </w:rPr>
-              <w:t xml:space="preserve">Schwartz JM, George M, Rossetti SC, et al. JMIR Hum Factors 2022;9(2):e33960</w:t>
+              <w:t xml:space="preserve">Wong A, et al. JAMA Intern Med 2021;181(8):1065-1070</w:t>
             </w:r>
           </w:p>
         </w:tc>
@@ -3291,7 +4037,7 @@
                 <w:sz w:val="18"/>
                 <w:szCs w:val="18"/>
               </w:rPr>
-              <w:t xml:space="preserve">PMID 35550304; PMC9136656; 7 authors (AMA: first 3 + et al.). Interviews with 17 clinicians: “The concordance between clinicians’ impressions of patients’ clinical status and system predictions influenced clinicians’ perceptions of system accuracy.”</w:t>
+              <w:t xml:space="preserve">Epic Sepsis Model; AUC 0.63; missed 67% of sepsis cases.</w:t>
             </w:r>
           </w:p>
         </w:tc>
@@ -3357,7 +4103,7 @@
                 <w:sz w:val="18"/>
                 <w:szCs w:val="18"/>
               </w:rPr>
-              <w:t xml:space="preserve">Wong A, Otles E, Donnelly JP, et al. JAMA Intern Med 2021;181(8):1065-1070</w:t>
+              <w:t xml:space="preserve">Jabbour S, Fouhey D, Shepard S, et al. JAMA 2023;330(23):2275-2284</w:t>
             </w:r>
           </w:p>
         </w:tc>
@@ -3421,7 +4167,7 @@
                 <w:sz w:val="18"/>
                 <w:szCs w:val="18"/>
               </w:rPr>
-              <w:t xml:space="preserve">Externally validated the Epic Sepsis Model (AUC 0.63; missed 67% of sepsis cases). A published correction (Table 2; number needed to evaluate) does not affect our use.</w:t>
+              <w:t xml:space="preserve">doi:10.1001/jama.2023.22295. Vignette study of hospitalist physicians, nurse practitioners and physician assistants: “commonly used image-based AI model explanations did not mitigate this harmful effect”.</w:t>
             </w:r>
           </w:p>
         </w:tc>
@@ -3446,7 +4192,7 @@
           <w:sz w:val="24"/>
           <w:szCs w:val="24"/>
         </w:rPr>
-        <w:t xml:space="preserve">6. Items to confirm before sending</w:t>
+        <w:t xml:space="preserve">7. Items to confirm before sending</w:t>
       </w:r>
     </w:p>
     <w:p>
@@ -3509,7 +4255,7 @@
           <w:sz w:val="24"/>
           <w:szCs w:val="24"/>
         </w:rPr>
-        <w:t xml:space="preserve">Reference 1 and the “Response to” line are highlighted placeholders for the Editorial Office; do not guess the commentators’ names.</w:t>
+        <w:t xml:space="preserve">If the editors ask for the commentary to be cited formally, add it as reference 1 once its authors and DOI are known; the text needs no other change.</w:t>
       </w:r>
     </w:p>
     <w:p>
@@ -3530,7 +4276,7 @@
           <w:sz w:val="24"/>
           <w:szCs w:val="24"/>
         </w:rPr>
-        <w:t xml:space="preserve">Optional: if a co-author has library access, glance at Blumer (1954, p. 7) and Tanner (2006) in the originals; both quotations were confirmed through primary abstracts or multiple consistent reproductions.</w:t>
+        <w:t xml:space="preserve">The closing sentence quotes the commentators’ question (‘Calibrated to what?’ is the right question). Keep it unless you prefer no reference to the commentary’s title at all.</w:t>
       </w:r>
     </w:p>
     <w:p>
@@ -3567,7 +4313,7 @@
           <w:sz w:val="24"/>
           <w:szCs w:val="24"/>
         </w:rPr>
-        <w:t xml:space="preserve">7. Private risk note: citation issues in our published article</w:t>
+        <w:t xml:space="preserve">8. Private risk note: citation issues in our published article</w:t>
       </w:r>
     </w:p>
     <w:p>
@@ -4671,7 +5417,7 @@
           <w:sz w:val="24"/>
           <w:szCs w:val="24"/>
         </w:rPr>
-        <w:t xml:space="preserve">8. Timeline</w:t>
+        <w:t xml:space="preserve">9. Timeline</w:t>
       </w:r>
     </w:p>
     <w:p>
@@ -4734,7 +5480,7 @@
           <w:sz w:val="24"/>
           <w:szCs w:val="24"/>
         </w:rPr>
-        <w:t xml:space="preserve">By 25 October 2026: send Email 2 (03_Email_2_Submission_Cover.docx) to all in copy, with the response attached.</w:t>
+        <w:t xml:space="preserve">By 25 October 2026: send Email 2 (03_Email_2_Submission_Cover.docx) to all in copy, with the response attached. Do not attach this briefing.</w:t>
       </w:r>
     </w:p>
     <w:sectPr>

--- a/nicc_commentary_response/04_Author_Briefing_CONFIDENTIAL.docx
+++ b/nicc_commentary_response/04_Author_Briefing_CONFIDENTIAL.docx
@@ -198,7 +198,7 @@
           <w:sz w:val="24"/>
           <w:szCs w:val="24"/>
         </w:rPr>
-        <w:t xml:space="preserve"> “The patient and the system: Two reference points for evaluating nurses’ trust in AI-assisted early warning” states the response’s central argument without naming the commentary: the patient is the reference point for each bedside decision, and local performance data are the reference point for whether learned trust tracks the system.</w:t>
+        <w:t xml:space="preserve"> “Reading the patient, measuring the system: Two reference points for nurses’ trust in AI-assisted early warning” states the response’s central argument without naming the commentary: the patient is the reference point for each bedside decision, and local performance data are the reference point for whether learned trust tracks the system.</w:t>
       </w:r>
     </w:p>
     <w:p>
@@ -966,6 +966,138 @@
           </w:p>
         </w:tc>
       </w:tr>
+      <w:tr>
+        <w:tc>
+          <w:tcPr>
+            <w:tcW w:type="dxa" w:w="3200"/>
+            <w:tcBorders>
+              <w:top w:val="single" w:color="999999" w:sz="4"/>
+              <w:left w:val="single" w:color="999999" w:sz="4"/>
+              <w:bottom w:val="single" w:color="999999" w:sz="4"/>
+              <w:right w:val="single" w:color="999999" w:sz="4"/>
+            </w:tcBorders>
+            <w:tcMar>
+              <w:top w:type="dxa" w:w="60"/>
+              <w:left w:type="dxa" w:w="100"/>
+              <w:bottom w:type="dxa" w:w="60"/>
+              <w:right w:type="dxa" w:w="100"/>
+            </w:tcMar>
+          </w:tcPr>
+          <w:p>
+            <w:pPr>
+              <w:spacing w:after="40" w:line="260"/>
+            </w:pPr>
+            <w:r>
+              <w:rPr>
+                <w:rFonts w:ascii="Times New Roman" w:cs="Times New Roman" w:eastAsia="Times New Roman" w:hAnsi="Times New Roman"/>
+                <w:b w:val="false"/>
+                <w:bCs w:val="false"/>
+                <w:sz w:val="18"/>
+                <w:szCs w:val="18"/>
+              </w:rPr>
+              <w:t xml:space="preserve">P14’s “when it would miss” is perceived, not verified, knowledge: nurses can learn only the misses they catch</w:t>
+            </w:r>
+          </w:p>
+        </w:tc>
+        <w:tc>
+          <w:tcPr>
+            <w:tcW w:type="dxa" w:w="5826"/>
+            <w:tcBorders>
+              <w:top w:val="single" w:color="999999" w:sz="4"/>
+              <w:left w:val="single" w:color="999999" w:sz="4"/>
+              <w:bottom w:val="single" w:color="999999" w:sz="4"/>
+              <w:right w:val="single" w:color="999999" w:sz="4"/>
+            </w:tcBorders>
+            <w:tcMar>
+              <w:top w:type="dxa" w:w="60"/>
+              <w:left w:type="dxa" w:w="100"/>
+              <w:bottom w:type="dxa" w:w="60"/>
+              <w:right w:type="dxa" w:w="100"/>
+            </w:tcMar>
+          </w:tcPr>
+          <w:p>
+            <w:pPr>
+              <w:spacing w:after="40" w:line="260"/>
+            </w:pPr>
+            <w:r>
+              <w:rPr>
+                <w:rFonts w:ascii="Times New Roman" w:cs="Times New Roman" w:eastAsia="Times New Roman" w:hAnsi="Times New Roman"/>
+                <w:b w:val="false"/>
+                <w:bCs w:val="false"/>
+                <w:sz w:val="18"/>
+                <w:szCs w:val="18"/>
+              </w:rPr>
+              <w:t xml:space="preserve">Section 3, second paragraph</w:t>
+            </w:r>
+          </w:p>
+        </w:tc>
+      </w:tr>
+      <w:tr>
+        <w:tc>
+          <w:tcPr>
+            <w:tcW w:type="dxa" w:w="3200"/>
+            <w:tcBorders>
+              <w:top w:val="single" w:color="999999" w:sz="4"/>
+              <w:left w:val="single" w:color="999999" w:sz="4"/>
+              <w:bottom w:val="single" w:color="999999" w:sz="4"/>
+              <w:right w:val="single" w:color="999999" w:sz="4"/>
+            </w:tcBorders>
+            <w:tcMar>
+              <w:top w:type="dxa" w:w="60"/>
+              <w:left w:type="dxa" w:w="100"/>
+              <w:bottom w:type="dxa" w:w="60"/>
+              <w:right w:type="dxa" w:w="100"/>
+            </w:tcMar>
+          </w:tcPr>
+          <w:p>
+            <w:pPr>
+              <w:spacing w:after="40" w:line="260"/>
+            </w:pPr>
+            <w:r>
+              <w:rPr>
+                <w:rFonts w:ascii="Times New Roman" w:cs="Times New Roman" w:eastAsia="Times New Roman" w:hAnsi="Times New Roman"/>
+                <w:b w:val="false"/>
+                <w:bCs w:val="false"/>
+                <w:sz w:val="18"/>
+                <w:szCs w:val="18"/>
+              </w:rPr>
+              <w:t xml:space="preserve">Judge decisions on the information available at the time, not on outcomes (hindsight)</w:t>
+            </w:r>
+          </w:p>
+        </w:tc>
+        <w:tc>
+          <w:tcPr>
+            <w:tcW w:type="dxa" w:w="5826"/>
+            <w:tcBorders>
+              <w:top w:val="single" w:color="999999" w:sz="4"/>
+              <w:left w:val="single" w:color="999999" w:sz="4"/>
+              <w:bottom w:val="single" w:color="999999" w:sz="4"/>
+              <w:right w:val="single" w:color="999999" w:sz="4"/>
+            </w:tcBorders>
+            <w:tcMar>
+              <w:top w:type="dxa" w:w="60"/>
+              <w:left w:type="dxa" w:w="100"/>
+              <w:bottom w:type="dxa" w:w="60"/>
+              <w:right w:type="dxa" w:w="100"/>
+            </w:tcMar>
+          </w:tcPr>
+          <w:p>
+            <w:pPr>
+              <w:spacing w:after="40" w:line="260"/>
+            </w:pPr>
+            <w:r>
+              <w:rPr>
+                <w:rFonts w:ascii="Times New Roman" w:cs="Times New Roman" w:eastAsia="Times New Roman" w:hAnsi="Times New Roman"/>
+                <w:b w:val="false"/>
+                <w:bCs w:val="false"/>
+                <w:sz w:val="18"/>
+                <w:szCs w:val="18"/>
+              </w:rPr>
+              <w:t xml:space="preserve">Section 5, first paragraph</w:t>
+            </w:r>
+          </w:p>
+        </w:tc>
+      </w:tr>
     </w:tbl>
     <w:p>
       <w:pPr>
@@ -1028,7 +1160,7 @@
           <w:sz w:val="24"/>
           <w:szCs w:val="24"/>
         </w:rPr>
-        <w:t xml:space="preserve">All 33 quotations were checked by script, character for character: 23 against our published article, 6 against the commentary, and 4 against external sources (Blumer, Kahneman &amp; Klein, Tanner).</w:t>
+        <w:t xml:space="preserve">All 34 quotations were checked by script, character for character: 24 against our published article, 6 against the commentary, and 4 against external sources (Blumer, Kahneman &amp; Klein, Tanner).</w:t>
       </w:r>
     </w:p>
     <w:p>
@@ -1070,7 +1202,7 @@
           <w:sz w:val="24"/>
           <w:szCs w:val="24"/>
         </w:rPr>
-        <w:t xml:space="preserve">Word count: 1,478 words of main text including headings (1,494 including the 16-word title), within the 1,500-word limit however it is counted.</w:t>
+        <w:t xml:space="preserve">Word count: 1,477 words of main text including headings (1,493 including the 16-word title), within the 1,500-word limit however it is counted.</w:t>
       </w:r>
     </w:p>
     <w:p>
@@ -4276,7 +4408,7 @@
           <w:sz w:val="24"/>
           <w:szCs w:val="24"/>
         </w:rPr>
-        <w:t xml:space="preserve">The closing sentence quotes the commentators’ question (‘Calibrated to what?’ is the right question). Keep it unless you prefer no reference to the commentary’s title at all.</w:t>
+        <w:t xml:space="preserve">The closing sentence names the commentators’ question (‘Calibrated to what?’) as the right question. This attributes their words without citing the commentary; keep it unless you prefer no reference to their wording at all.</w:t>
       </w:r>
     </w:p>
     <w:p>

--- a/nicc_commentary_response/04_Author_Briefing_CONFIDENTIAL.docx
+++ b/nicc_commentary_response/04_Author_Briefing_CONFIDENTIAL.docx
@@ -1202,7 +1202,7 @@
           <w:sz w:val="24"/>
           <w:szCs w:val="24"/>
         </w:rPr>
-        <w:t xml:space="preserve">Word count: 1,477 words of main text including headings (1,493 including the 16-word title), within the 1,500-word limit however it is counted.</w:t>
+        <w:t xml:space="preserve">Word count: 1,481 words of main text including headings (1,497 including the 16-word title), within the 1,500-word limit however it is counted.</w:t>
       </w:r>
     </w:p>
     <w:p>

--- a/nicc_commentary_response/04_Author_Briefing_CONFIDENTIAL.docx
+++ b/nicc_commentary_response/04_Author_Briefing_CONFIDENTIAL.docx
@@ -172,7 +172,7 @@
           <w:sz w:val="24"/>
           <w:szCs w:val="24"/>
         </w:rPr>
-        <w:t xml:space="preserve"> Where our published wording went further than interview data allow (“actively calibrated”, “correctly dismissing”, “complicate prevailing accounts”), the response says so plainly and states the precise claim: participants described adjusting their trust through experience; the accuracy of those adjustments was not evaluated. Everything else is defended with the commentators’ own sources (Lee &amp; See; Parasuraman &amp; Manzey; Kahneman &amp; Klein; Dietvorst; Jabbour) and with verbatim evidence from our article.</w:t>
+        <w:t xml:space="preserve"> Where our published wording went further than interview data allow (“actively calibrated”, “correctly dismissing”, “complicate prevailing accounts”), the response says so plainly and states the precise claim: participants described adjusting their trust through experience; the accuracy of those adjustments was not evaluated. Everything else is defended with the commentators’ own sources (Lee &amp; See; Parasuraman &amp; Manzey; Nisbett &amp; Wilson; Dietvorst; Jabbour) and with verbatim evidence from our article.</w:t>
       </w:r>
     </w:p>
     <w:p>
@@ -198,7 +198,7 @@
           <w:sz w:val="24"/>
           <w:szCs w:val="24"/>
         </w:rPr>
-        <w:t xml:space="preserve"> “Reading the patient, measuring the system: Two reference points for nurses’ trust in AI-assisted early warning” states the response’s central argument without naming the commentary: the patient is the reference point for each bedside decision, and local performance data are the reference point for whether learned trust tracks the system.</w:t>
+        <w:t xml:space="preserve"> “Reading the Patient, Evaluating the System: Nurses’ Trust and Reliance in AI-Assisted Early Warning” distinguishes trust (an attitude) from reliance (a behaviour) and separates two evidential tasks: bedside judgement guides each clinical response, whereas independent, outcome-linked evaluation establishes whether trust and reliance correspond to the system’s performance. It does not name the commentary.</w:t>
       </w:r>
     </w:p>
     <w:p>
@@ -224,7 +224,7 @@
           <w:sz w:val="24"/>
           <w:szCs w:val="24"/>
         </w:rPr>
-        <w:t xml:space="preserve"> their alternative reading is a plausible hypothesis, not a demonstrated mechanism, and interprets the same accounts as ours; feedback about correctness is incomplete in both directions; algorithm aversion was shown where people could freely choose, whereas our participants’ discretion was constrained; an audit log would record P17’s escalation as acceptance, but the account shows compliance without trust; nurse and model share the same documented observations, so they are not fully independent; and the response proposes a concrete study that would decide between the two readings.</w:t>
+        <w:t xml:space="preserve"> their alternative reading is, as they frame it, a hypothesis that interprets the same accounts as ours; feedback about correctness is incomplete in both directions; algorithm aversion was shown where people could freely choose, whereas our participants’ discretion was constrained; a log may show P17’s escalation without revealing whether it reflected trust, uncertainty or institutional pressure, while the account suggests compliance without trust; nurse and model share the same documented observations, so they are not fully independent; and the response proposes a concrete study that would decide between the two readings.</w:t>
       </w:r>
     </w:p>
     <w:p>
@@ -533,7 +533,7 @@
                 <w:sz w:val="18"/>
                 <w:szCs w:val="18"/>
               </w:rPr>
-              <w:t xml:space="preserve">Their reading is a plausible hypothesis rather than a demonstrated mechanism</w:t>
+              <w:t xml:space="preserve">Their reading, as they frame it, is a hypothesis; interviews cannot show how far each reading explains the trajectory</w:t>
             </w:r>
           </w:p>
         </w:tc>
@@ -1160,7 +1160,7 @@
           <w:sz w:val="24"/>
           <w:szCs w:val="24"/>
         </w:rPr>
-        <w:t xml:space="preserve">All 34 quotations were checked by script, character for character: 24 against our published article, 6 against the commentary, and 4 against external sources (Blumer, Kahneman &amp; Klein, Tanner).</w:t>
+        <w:t xml:space="preserve">All 32 quotations were checked by script, character for character: 22 against our published article, 7 against the commentary, and 3 against external sources (Blumer, Tanner).</w:t>
       </w:r>
     </w:p>
     <w:p>
@@ -1202,7 +1202,7 @@
           <w:sz w:val="24"/>
           <w:szCs w:val="24"/>
         </w:rPr>
-        <w:t xml:space="preserve">Word count: 1,481 words of main text including headings (1,497 including the 16-word title), within the 1,500-word limit however it is counted.</w:t>
+        <w:t xml:space="preserve">Word count: 1,460 words of main text including headings (1,474 including the 14-word title), within the 1,500-word limit however it is counted.</w:t>
       </w:r>
     </w:p>
     <w:p>
@@ -1533,7 +1533,7 @@
                 <w:sz w:val="18"/>
                 <w:szCs w:val="18"/>
               </w:rPr>
-              <w:t xml:space="preserve">Abstract; 6.1; 6.2; 6.3; Kahneman &amp; Klein</w:t>
+              <w:t xml:space="preserve">Abstract; 6.1; 6.2; 6.3</w:t>
             </w:r>
           </w:p>
         </w:tc>
@@ -1893,7 +1893,7 @@
                 <w:sz w:val="18"/>
                 <w:szCs w:val="18"/>
               </w:rPr>
-              <w:t xml:space="preserve">Accepted as complementary; gap admitted. Their reading is a plausible hypothesis. Feedback is incomplete both ways; our data include misses nurses caught; surveillance must be protected but is not enough; nurse-facing performance reports needed.</w:t>
+              <w:t xml:space="preserve">Accepted as complementary; gap admitted. Their reading is, as they frame it, a hypothesis. Feedback is incomplete both ways; our data show perceived discordance, not verified misses; surveillance must be protected but is not enough; nurse-facing performance reports needed.</w:t>
             </w:r>
           </w:p>
         </w:tc>
@@ -2089,7 +2089,7 @@
                 <w:sz w:val="18"/>
                 <w:szCs w:val="18"/>
               </w:rPr>
-              <w:t xml:space="preserve">Accepted, with a structural reason (shared documented observations) and evidence (Schwartz et al.). Two reference points: the patient and local performance data.</w:t>
+              <w:t xml:space="preserve">Accepted, with a structural reason (shared documented observations) and evidence (Schwartz et al.). Bedside judgement guides the response; only independent, outcome-linked evaluation can establish calibration.</w:t>
             </w:r>
           </w:p>
         </w:tc>
@@ -2440,7 +2440,7 @@
           <w:sz w:val="24"/>
           <w:szCs w:val="24"/>
         </w:rPr>
-        <w:t xml:space="preserve">6. Reference verification (13 references)</w:t>
+        <w:t xml:space="preserve">6. Reference verification (12 references)</w:t>
       </w:r>
     </w:p>
     <w:p>
@@ -3325,7 +3325,7 @@
                 <w:sz w:val="18"/>
                 <w:szCs w:val="18"/>
               </w:rPr>
-              <w:t xml:space="preserve">Kahneman D, Klein G. Am Psychol 2009;64(6):515-526</w:t>
+              <w:t xml:space="preserve">Kohn SC, et al. Front Psychol 2021;12:604977</w:t>
             </w:r>
           </w:p>
         </w:tc>
@@ -3389,7 +3389,7 @@
                 <w:sz w:val="18"/>
                 <w:szCs w:val="18"/>
               </w:rPr>
-              <w:t xml:space="preserve">PMID 19739881. Quotation is the final sentence of the abstract.</w:t>
+              <w:t xml:space="preserve">Classifies trust measures as self-report, behavioural and physiological, including trust attitudes.</w:t>
             </w:r>
           </w:p>
         </w:tc>
@@ -3455,7 +3455,7 @@
                 <w:sz w:val="18"/>
                 <w:szCs w:val="18"/>
               </w:rPr>
-              <w:t xml:space="preserve">Kohn SC, et al. Front Psychol 2021;12:604977</w:t>
+              <w:t xml:space="preserve">Nisbett RE, Wilson TD. Psychol Rev 1977;84(3):231-259</w:t>
             </w:r>
           </w:p>
         </w:tc>
@@ -3519,7 +3519,7 @@
                 <w:sz w:val="18"/>
                 <w:szCs w:val="18"/>
               </w:rPr>
-              <w:t xml:space="preserve">Classifies trust measures as self-report, behavioural and physiological, including trust attitudes.</w:t>
+              <w:t xml:space="preserve">Abstract limits the critique to access to “higher order cognitive processes”.</w:t>
             </w:r>
           </w:p>
         </w:tc>
@@ -3585,7 +3585,7 @@
                 <w:sz w:val="18"/>
                 <w:szCs w:val="18"/>
               </w:rPr>
-              <w:t xml:space="preserve">Nisbett RE, Wilson TD. Psychol Rev 1977;84(3):231-259</w:t>
+              <w:t xml:space="preserve">Dietvorst BJ, Simmons JP, Massey C. J Exp Psychol Gen 2015;144(1):114-126</w:t>
             </w:r>
           </w:p>
         </w:tc>
@@ -3649,7 +3649,7 @@
                 <w:sz w:val="18"/>
                 <w:szCs w:val="18"/>
               </w:rPr>
-              <w:t xml:space="preserve">Abstract limits the critique to access to “higher order cognitive processes”.</w:t>
+              <w:t xml:space="preserve">PMID 25401381. Participants chose whether to tie incentives to algorithm or human forecasts.</w:t>
             </w:r>
           </w:p>
         </w:tc>
@@ -3715,7 +3715,7 @@
                 <w:sz w:val="18"/>
                 <w:szCs w:val="18"/>
               </w:rPr>
-              <w:t xml:space="preserve">Dietvorst BJ, Simmons JP, Massey C. J Exp Psychol Gen 2015;144(1):114-126</w:t>
+              <w:t xml:space="preserve">Tanner CA. J Nurs Educ 2006;45(6):204-211</w:t>
             </w:r>
           </w:p>
         </w:tc>
@@ -3779,7 +3779,7 @@
                 <w:sz w:val="18"/>
                 <w:szCs w:val="18"/>
               </w:rPr>
-              <w:t xml:space="preserve">PMID 25401381. Participants chose whether to tie incentives to algorithm or human forecasts.</w:t>
+              <w:t xml:space="preserve">PMID 16780008. Quotation is conclusion 2 of the abstract.</w:t>
             </w:r>
           </w:p>
         </w:tc>
@@ -3845,7 +3845,7 @@
                 <w:sz w:val="18"/>
                 <w:szCs w:val="18"/>
               </w:rPr>
-              <w:t xml:space="preserve">Tanner CA. J Nurs Educ 2006;45(6):204-211</w:t>
+              <w:t xml:space="preserve">Schwartz JM, et al. JMIR Hum Factors 2022;9(2):e33960</w:t>
             </w:r>
           </w:p>
         </w:tc>
@@ -3909,7 +3909,7 @@
                 <w:sz w:val="18"/>
                 <w:szCs w:val="18"/>
               </w:rPr>
-              <w:t xml:space="preserve">PMID 16780008. Quotation is conclusion 2 of the abstract.</w:t>
+              <w:t xml:space="preserve">PMID 35550304. 17 clinicians: concordance between their impressions and system predictions influenced perceived accuracy.</w:t>
             </w:r>
           </w:p>
         </w:tc>
@@ -3975,7 +3975,7 @@
                 <w:sz w:val="18"/>
                 <w:szCs w:val="18"/>
               </w:rPr>
-              <w:t xml:space="preserve">Schwartz JM, et al. JMIR Hum Factors 2022;9(2):e33960</w:t>
+              <w:t xml:space="preserve">Wong A, et al. JAMA Intern Med 2021;181(8):1065-1070</w:t>
             </w:r>
           </w:p>
         </w:tc>
@@ -4039,7 +4039,7 @@
                 <w:sz w:val="18"/>
                 <w:szCs w:val="18"/>
               </w:rPr>
-              <w:t xml:space="preserve">PMID 35550304. 17 clinicians: concordance between their impressions and system predictions influenced perceived accuracy.</w:t>
+              <w:t xml:space="preserve">Epic Sepsis Model; AUC 0.63; missed 67% of sepsis cases.</w:t>
             </w:r>
           </w:p>
         </w:tc>
@@ -4074,136 +4074,6 @@
                 <w:szCs w:val="18"/>
               </w:rPr>
               <w:t xml:space="preserve">12</w:t>
-            </w:r>
-          </w:p>
-        </w:tc>
-        <w:tc>
-          <w:tcPr>
-            <w:tcW w:type="dxa" w:w="2900"/>
-            <w:tcBorders>
-              <w:top w:val="single" w:color="999999" w:sz="4"/>
-              <w:left w:val="single" w:color="999999" w:sz="4"/>
-              <w:bottom w:val="single" w:color="999999" w:sz="4"/>
-              <w:right w:val="single" w:color="999999" w:sz="4"/>
-            </w:tcBorders>
-            <w:tcMar>
-              <w:top w:type="dxa" w:w="60"/>
-              <w:left w:type="dxa" w:w="100"/>
-              <w:bottom w:type="dxa" w:w="60"/>
-              <w:right w:type="dxa" w:w="100"/>
-            </w:tcMar>
-          </w:tcPr>
-          <w:p>
-            <w:pPr>
-              <w:spacing w:after="40" w:line="260"/>
-            </w:pPr>
-            <w:r>
-              <w:rPr>
-                <w:rFonts w:ascii="Times New Roman" w:cs="Times New Roman" w:eastAsia="Times New Roman" w:hAnsi="Times New Roman"/>
-                <w:b w:val="false"/>
-                <w:bCs w:val="false"/>
-                <w:sz w:val="18"/>
-                <w:szCs w:val="18"/>
-              </w:rPr>
-              <w:t xml:space="preserve">Wong A, et al. JAMA Intern Med 2021;181(8):1065-1070</w:t>
-            </w:r>
-          </w:p>
-        </w:tc>
-        <w:tc>
-          <w:tcPr>
-            <w:tcW w:type="dxa" w:w="1150"/>
-            <w:tcBorders>
-              <w:top w:val="single" w:color="999999" w:sz="4"/>
-              <w:left w:val="single" w:color="999999" w:sz="4"/>
-              <w:bottom w:val="single" w:color="999999" w:sz="4"/>
-              <w:right w:val="single" w:color="999999" w:sz="4"/>
-            </w:tcBorders>
-            <w:tcMar>
-              <w:top w:type="dxa" w:w="60"/>
-              <w:left w:type="dxa" w:w="100"/>
-              <w:bottom w:type="dxa" w:w="60"/>
-              <w:right w:type="dxa" w:w="100"/>
-            </w:tcMar>
-          </w:tcPr>
-          <w:p>
-            <w:pPr>
-              <w:spacing w:after="40" w:line="260"/>
-            </w:pPr>
-            <w:r>
-              <w:rPr>
-                <w:rFonts w:ascii="Times New Roman" w:cs="Times New Roman" w:eastAsia="Times New Roman" w:hAnsi="Times New Roman"/>
-                <w:b w:val="false"/>
-                <w:bCs w:val="false"/>
-                <w:sz w:val="18"/>
-                <w:szCs w:val="18"/>
-              </w:rPr>
-              <w:t xml:space="preserve">Verified</w:t>
-            </w:r>
-          </w:p>
-        </w:tc>
-        <w:tc>
-          <w:tcPr>
-            <w:tcW w:type="dxa" w:w="4526"/>
-            <w:tcBorders>
-              <w:top w:val="single" w:color="999999" w:sz="4"/>
-              <w:left w:val="single" w:color="999999" w:sz="4"/>
-              <w:bottom w:val="single" w:color="999999" w:sz="4"/>
-              <w:right w:val="single" w:color="999999" w:sz="4"/>
-            </w:tcBorders>
-            <w:tcMar>
-              <w:top w:type="dxa" w:w="60"/>
-              <w:left w:type="dxa" w:w="100"/>
-              <w:bottom w:type="dxa" w:w="60"/>
-              <w:right w:type="dxa" w:w="100"/>
-            </w:tcMar>
-          </w:tcPr>
-          <w:p>
-            <w:pPr>
-              <w:spacing w:after="40" w:line="260"/>
-            </w:pPr>
-            <w:r>
-              <w:rPr>
-                <w:rFonts w:ascii="Times New Roman" w:cs="Times New Roman" w:eastAsia="Times New Roman" w:hAnsi="Times New Roman"/>
-                <w:b w:val="false"/>
-                <w:bCs w:val="false"/>
-                <w:sz w:val="18"/>
-                <w:szCs w:val="18"/>
-              </w:rPr>
-              <w:t xml:space="preserve">Epic Sepsis Model; AUC 0.63; missed 67% of sepsis cases.</w:t>
-            </w:r>
-          </w:p>
-        </w:tc>
-      </w:tr>
-      <w:tr>
-        <w:tc>
-          <w:tcPr>
-            <w:tcW w:type="dxa" w:w="450"/>
-            <w:tcBorders>
-              <w:top w:val="single" w:color="999999" w:sz="4"/>
-              <w:left w:val="single" w:color="999999" w:sz="4"/>
-              <w:bottom w:val="single" w:color="999999" w:sz="4"/>
-              <w:right w:val="single" w:color="999999" w:sz="4"/>
-            </w:tcBorders>
-            <w:tcMar>
-              <w:top w:type="dxa" w:w="60"/>
-              <w:left w:type="dxa" w:w="100"/>
-              <w:bottom w:type="dxa" w:w="60"/>
-              <w:right w:type="dxa" w:w="100"/>
-            </w:tcMar>
-          </w:tcPr>
-          <w:p>
-            <w:pPr>
-              <w:spacing w:after="40" w:line="260"/>
-            </w:pPr>
-            <w:r>
-              <w:rPr>
-                <w:rFonts w:ascii="Times New Roman" w:cs="Times New Roman" w:eastAsia="Times New Roman" w:hAnsi="Times New Roman"/>
-                <w:b w:val="false"/>
-                <w:bCs w:val="false"/>
-                <w:sz w:val="18"/>
-                <w:szCs w:val="18"/>
-              </w:rPr>
-              <w:t xml:space="preserve">13</w:t>
             </w:r>
           </w:p>
         </w:tc>

--- a/nicc_commentary_response/04_Author_Briefing_CONFIDENTIAL.docx
+++ b/nicc_commentary_response/04_Author_Briefing_CONFIDENTIAL.docx
@@ -1202,7 +1202,7 @@
           <w:sz w:val="24"/>
           <w:szCs w:val="24"/>
         </w:rPr>
-        <w:t xml:space="preserve">Word count: 1,460 words of main text including headings (1,474 including the 14-word title), within the 1,500-word limit however it is counted.</w:t>
+        <w:t xml:space="preserve">Word count: 1,465 words of main text including headings (1,479 including the 14-word title), within the 1,500-word limit however it is counted.</w:t>
       </w:r>
     </w:p>
     <w:p>

--- a/nicc_commentary_response/04_Author_Briefing_CONFIDENTIAL.docx
+++ b/nicc_commentary_response/04_Author_Briefing_CONFIDENTIAL.docx
@@ -224,7 +224,7 @@
           <w:sz w:val="24"/>
           <w:szCs w:val="24"/>
         </w:rPr>
-        <w:t xml:space="preserve"> their alternative reading is, as they frame it, a hypothesis that interprets the same accounts as ours; feedback about correctness is incomplete in both directions; algorithm aversion was shown where people could freely choose, whereas our participants’ discretion was constrained; a log may show P17’s escalation without revealing whether it reflected trust, uncertainty or institutional pressure, while the account suggests compliance without trust; nurse and model share the same documented observations, so they are not fully independent; and the response proposes a concrete study that would decide between the two readings.</w:t>
+        <w:t xml:space="preserve"> their alternative reading, though grounded in research on learning from feedback, interprets the same interview accounts as ours, and neither reading can be settled by those interviews; feedback about correctness is incomplete in both directions; algorithm aversion was shown where people could freely choose, whereas our participants’ discretion was constrained; a log may show P17’s escalation without revealing whether it reflected trust, uncertainty or institutional pressure, while the account suggests compliance without trust; nurse and model share the same documented observations, so they are not fully independent; and the response proposes a concrete study that would decide between the two readings.</w:t>
       </w:r>
     </w:p>
     <w:p>
@@ -533,7 +533,7 @@
                 <w:sz w:val="18"/>
                 <w:szCs w:val="18"/>
               </w:rPr>
-              <w:t xml:space="preserve">Their reading, as they frame it, is a hypothesis; interviews cannot show how far each reading explains the trajectory</w:t>
+              <w:t xml:space="preserve">Their reading, like ours, interprets the same accounts; our interviews cannot show how far each explains the trajectory</w:t>
             </w:r>
           </w:p>
         </w:tc>
@@ -1160,7 +1160,7 @@
           <w:sz w:val="24"/>
           <w:szCs w:val="24"/>
         </w:rPr>
-        <w:t xml:space="preserve">All 32 quotations were checked by script, character for character: 22 against our published article, 7 against the commentary, and 3 against external sources (Blumer, Tanner).</w:t>
+        <w:t xml:space="preserve">All 33 quotations were checked by script, character for character: 22 against our published article, 8 against the commentary, and 3 against external sources (Blumer, Tanner).</w:t>
       </w:r>
     </w:p>
     <w:p>
@@ -1202,7 +1202,7 @@
           <w:sz w:val="24"/>
           <w:szCs w:val="24"/>
         </w:rPr>
-        <w:t xml:space="preserve">Word count: 1,465 words of main text including headings (1,479 including the 14-word title), within the 1,500-word limit however it is counted.</w:t>
+        <w:t xml:space="preserve">Word count: 1,469 words of main text including headings (1,483 including the 14-word title), within the 1,500-word limit however it is counted.</w:t>
       </w:r>
     </w:p>
     <w:p>
@@ -1893,7 +1893,7 @@
                 <w:sz w:val="18"/>
                 <w:szCs w:val="18"/>
               </w:rPr>
-              <w:t xml:space="preserve">Accepted as complementary; gap admitted. Their reading is, as they frame it, a hypothesis. Feedback is incomplete both ways; our data show perceived discordance, not verified misses; surveillance must be protected but is not enough; nurse-facing performance reports needed.</w:t>
+              <w:t xml:space="preserve">Accepted as complementary; gap admitted. Both readings interpret the same accounts. Feedback is incomplete both ways; our data show perceived discordance, not verified misses; surveillance must be protected but is not enough; nurse-facing performance reports needed.</w:t>
             </w:r>
           </w:p>
         </w:tc>
